--- a/과제개요서 및 과제결과보고서샘플/결과보고서.docx
+++ b/과제개요서 및 과제결과보고서샘플/결과보고서.docx
@@ -107,13 +107,34 @@
         <w:rPr>
           <w:lang w:val="en-US" w:eastAsia="ko-KR"/>
         </w:rPr>
-        <w:t xml:space="preserve"> 당시 38,915포인트를 기록한 후 장기 침체를 겪었으나, 최근 구조적 변화를 통해 새로운 국면에 진입하였다. 2023~2024년 일본 증시의 급등은 단순한 경기 회복이 아닌, 도쿄증권거래소(TSE)의 구조개편과 기업 지배구조 개혁에 기인한다. TSE는 2022년 기존 5개 시장을 프라임(Prime), 스탠</w:t>
+        <w:t xml:space="preserve"> 당시 38,915포인트를 기록한 후 장기 침체를 겪었으나, 최근 구조적 변화를 통해 새로운 국면에 진입하였다. 2023~2024년 일본 증시의 급등은 단순한 경기 회복이 아닌, 도쿄증권거래소(TSE)의 구조개편과 기업 지배구조 개혁</w:t>
       </w:r>
       <w:r>
         <w:rPr>
           <w:rFonts w:hint="eastAsia"/>
           <w:lang w:val="en-US" w:eastAsia="ko-KR"/>
         </w:rPr>
+        <w:t xml:space="preserve">이 </w:t>
+      </w:r>
+      <w:r>
+        <w:rPr>
+          <w:rFonts w:hint="eastAsia"/>
+          <w:color w:val="EE0000"/>
+          <w:lang w:val="en-US" w:eastAsia="ko-KR"/>
+        </w:rPr>
+        <w:t>주요 원인이다</w:t>
+      </w:r>
+      <w:r>
+        <w:rPr>
+          <w:lang w:val="en-US" w:eastAsia="ko-KR"/>
+        </w:rPr>
+        <w:t>. TSE는 2022년 기존 5개 시장을 프라임(Prime), 스탠</w:t>
+      </w:r>
+      <w:r>
+        <w:rPr>
+          <w:rFonts w:hint="eastAsia"/>
+          <w:lang w:val="en-US" w:eastAsia="ko-KR"/>
+        </w:rPr>
         <w:t>다</w:t>
       </w:r>
       <w:r>
@@ -233,21 +254,7 @@
         <w:rPr>
           <w:lang w:val="en-US" w:eastAsia="ko-KR"/>
         </w:rPr>
-        <w:t>전통적인 금융 이론에서 주가는 효율적 시장가설(Efficient Market Hypothesis)과 랜덤워크 이론(Random Walk Theory)</w:t>
-      </w:r>
-      <w:proofErr w:type="spellStart"/>
-      <w:r>
-        <w:rPr>
-          <w:lang w:val="en-US" w:eastAsia="ko-KR"/>
-        </w:rPr>
-        <w:t>에</w:t>
-      </w:r>
-      <w:proofErr w:type="spellEnd"/>
-      <w:r>
-        <w:rPr>
-          <w:lang w:val="en-US" w:eastAsia="ko-KR"/>
-        </w:rPr>
-        <w:t xml:space="preserve"> 따라 예측이 불가능하다고 여겨져 왔다. 이 관점에 따르면 현재 주가에는 이미 모든 공개 정보가 반영되어 있으므로, 과거 데이터를 분석하여 미래 주가를 예측하는 것은 본질적으로 한계가 있다. 그러나 최근 인공지능과 </w:t>
+        <w:t xml:space="preserve">전통적인 금융 이론에서 주가는 효율적 시장가설(Efficient Market Hypothesis)과 랜덤워크 이론(Random Walk Theory)에 따라 예측이 불가능하다고 여겨져 왔다. 이 관점에 따르면 현재 주가에는 이미 모든 공개 정보가 반영되어 있으므로, 과거 데이터를 분석하여 미래 주가를 예측하는 것은 본질적으로 한계가 있다. 그러나 최근 인공지능과 </w:t>
       </w:r>
       <w:proofErr w:type="spellStart"/>
       <w:r>
@@ -331,21 +338,28 @@
         <w:rPr>
           <w:lang w:val="en-US" w:eastAsia="ko-KR"/>
         </w:rPr>
-        <w:t xml:space="preserve"> 기반 투자 전략의 효과는 다양한 연구에서 실증되고 있다. Yang 외[6]의 연구에 따르면, 투자자 유형별 거래 정보(개인·외국인·기관)</w:t>
-      </w:r>
-      <w:proofErr w:type="spellStart"/>
-      <w:r>
-        <w:rPr>
-          <w:lang w:val="en-US" w:eastAsia="ko-KR"/>
-        </w:rPr>
-        <w:t>를</w:t>
-      </w:r>
-      <w:proofErr w:type="spellEnd"/>
-      <w:r>
-        <w:rPr>
-          <w:lang w:val="en-US" w:eastAsia="ko-KR"/>
-        </w:rPr>
-        <w:t xml:space="preserve"> 피처로 활용한 </w:t>
+        <w:t xml:space="preserve"> 기반 투자 전략의 효과는 다양한 연구에서 </w:t>
+      </w:r>
+      <w:r>
+        <w:rPr>
+          <w:rFonts w:hint="eastAsia"/>
+          <w:color w:val="EE0000"/>
+          <w:lang w:val="en-US" w:eastAsia="ko-KR"/>
+        </w:rPr>
+        <w:t>입증</w:t>
+      </w:r>
+      <w:r>
+        <w:rPr>
+          <w:color w:val="EE0000"/>
+          <w:lang w:val="en-US" w:eastAsia="ko-KR"/>
+        </w:rPr>
+        <w:t>되고 있다</w:t>
+      </w:r>
+      <w:r>
+        <w:rPr>
+          <w:lang w:val="en-US" w:eastAsia="ko-KR"/>
+        </w:rPr>
+        <w:t xml:space="preserve">. Yang 외[6]의 연구에 따르면, 투자자 유형별 거래 정보(개인·외국인·기관)를 피처로 활용한 </w:t>
       </w:r>
       <w:proofErr w:type="spellStart"/>
       <w:r>
@@ -431,21 +445,48 @@
         <w:rPr>
           <w:lang w:val="en-US" w:eastAsia="ko-KR"/>
         </w:rPr>
-        <w:t>주식시장은 독립적으로 움직이는 것이 아니라 다양한 거시경제 변수들과 밀접하게 연결되어 있다. 특히 일본 주식시장의 경우, 미국의 금리정책을 비롯한 글로벌 경제 변수의 영향을 직접적으로 받는 구조적 특성을 지닌다. 유태현[2]의 연구에 따르면, 미국의 금리정책은 글로벌 금융시장의 중심 변수로서 일본과 한국의 장기금리, 환율, 주가, 소비 및 투자 등 실물경제 전반에 파급효과를 미친다. 미국 금리가 1%p 상승할 경우 일본의 장기금리(10년물)는 유의미하게 상승하며, 이는 금융시장 전반에 연쇄적 영향을 초래한다. 특히 일본의 경우 미국 금리 충격이 환율을 통해 수출 및 주가로 연결되는 경로가 확인되었다[2]. 일본 주가와 환율의 관계는 특히 주목할 만하다. 미국 금리 상승은 일반적으로 엔화 약세를 유발하는데, 이는 일본 수출기업의 가격 경쟁력을 높여 수익 개선으로 이어지고, 결과적으로 주가에 양(+)의 영향을 미친다. 엔화 약세가 일본 수출기업의 이익 개선을 통해 주가에 긍정적 영향을 미친다는 연구 결과는 환율이 일본 주가 예측에서 핵심 변수임을 시사한다[2]. 이처럼 미국 금리의 변동은 한국과 일본의 금융·실물 변수를 동시에 변화시키는 글로벌 요인이라는 점에서[2], 일본 주가를 정확히 예측하기 위해서는 단순히 과거 주가 데이터만을 활용하는 것이 아니라 금리, 환율, GDP, 실업률, 원자재 가격 등 다양한 거시경제 지표를 통합적으로 고려해야 한다. 이러한 거시경제 변수들은 주가의 장기적 추세와 변동성에 구조적인 영향을 미치므로, 딥러닝 모델의 입력 피처로 포함시키는 것이 예측 성능 향상에 기여할 수 있다. 본 연구에서는 이러한 이론적 배경을 바탕으로 FRED API</w:t>
-      </w:r>
-      <w:proofErr w:type="spellStart"/>
-      <w:r>
-        <w:rPr>
-          <w:lang w:val="en-US" w:eastAsia="ko-KR"/>
-        </w:rPr>
-        <w:t>를</w:t>
-      </w:r>
-      <w:proofErr w:type="spellEnd"/>
-      <w:r>
-        <w:rPr>
-          <w:lang w:val="en-US" w:eastAsia="ko-KR"/>
-        </w:rPr>
-        <w:t xml:space="preserve"> 통해 18개 거시경제 지표(일본 8개, 미국 10개)</w:t>
+        <w:t>주식시장은 독립적으로 움직이는 것이 아니라 다양한 거시경제 변수들과 밀접하게 연결되어 있다. 특히 일본 주식시장의 경우, 미국의 금리정책을 비롯한 글로벌 경제 변수의 영향을 직접적으로 받는 구조적 특성을 지닌다. 유태현[2]의 연구에 따르면, 미국의 금리정책은 글로벌 금융시장의 중심 변수로서 일본과 한국의 장기금리, 환율, 주가, 소비 및 투자 등 실물경제 전반에 파급효과를 미친다. 미국 금리가 1%p 상승할 경우 일본의 장기금리(10년물)는 유의미하게 상승하며, 이는 금융시장 전반에 연쇄적 영향을 초래한다.</w:t>
+      </w:r>
+      <w:r>
+        <w:rPr>
+          <w:color w:val="EE0000"/>
+          <w:lang w:val="en-US" w:eastAsia="ko-KR"/>
+        </w:rPr>
+        <w:t xml:space="preserve"> 일본의 경우 </w:t>
+      </w:r>
+      <w:r>
+        <w:rPr>
+          <w:color w:val="EE0000"/>
+          <w:lang w:eastAsia="ko-KR"/>
+        </w:rPr>
+        <w:t>미국 금리 충격이 환율 변동을 유발하고, 이것이 일본의 수출과 주가로 연결되는 상관관계가 확인되었다</w:t>
+      </w:r>
+      <w:r>
+        <w:rPr>
+          <w:color w:val="EE0000"/>
+          <w:lang w:val="en-US" w:eastAsia="ko-KR"/>
+        </w:rPr>
+        <w:t>[2].</w:t>
+      </w:r>
+      <w:r>
+        <w:rPr>
+          <w:lang w:val="en-US" w:eastAsia="ko-KR"/>
+        </w:rPr>
+        <w:t xml:space="preserve"> 일본 주가와 환율의 관계는 특히 주목할 만하다. 미국 금리 상승은 일반적으로 엔화 약세를 유발하는데, 이는 일본 수출기업의 가격 경쟁력을 높여 수익 개선으로 이어지고, 결과적으로 주가에 양(+)의 영향을 미친다. 엔화 약세가 일본 수출기업의 이익 개선을 통해 주가에 긍정적 영향을 미친다는 연구 결과는 환율이 일본 주가 예측에서 핵심 변수임을 </w:t>
+      </w:r>
+      <w:r>
+        <w:rPr>
+          <w:rFonts w:hint="eastAsia"/>
+          <w:color w:val="EE0000"/>
+          <w:lang w:val="en-US" w:eastAsia="ko-KR"/>
+        </w:rPr>
+        <w:t>보여준다</w:t>
+      </w:r>
+      <w:r>
+        <w:rPr>
+          <w:lang w:val="en-US" w:eastAsia="ko-KR"/>
+        </w:rPr>
+        <w:t>[2]. 이처럼 미국 금리의 변동은 한국과 일본의 금융·실물 변수를 동시에 변화시키는 글로벌 요인이라는 점에서[2], 일본 주가를 정확히 예측하기 위해서는 단순히 과거 주가 데이터만을 활용하는 것이 아니라 금리, 환율, GDP, 실업률, 원자재 가격 등 다양한 거시경제 지표를 통합적으로 고려해야 한다. 이러한 거시경제 변수들은 주가의 장기적 추세와 변동성에 구조적인 영향을 미치므로, 딥러닝 모델의 입력 피처로 포함시키는 것이 예측 성능 향상에 기여할 수 있다. 본 연구에서는 이러한 이론적 배경을 바탕으로 FRED API를 통해 18개 거시경제 지표(일본 8개, 미국 10개)</w:t>
       </w:r>
       <w:proofErr w:type="spellStart"/>
       <w:r>
@@ -553,35 +594,7 @@
         <w:rPr>
           <w:lang w:val="en-US" w:eastAsia="ko-KR"/>
         </w:rPr>
-        <w:t xml:space="preserve"> 활용하여 진행하였다. FRED API</w:t>
-      </w:r>
-      <w:proofErr w:type="spellStart"/>
-      <w:r>
-        <w:rPr>
-          <w:lang w:val="en-US" w:eastAsia="ko-KR"/>
-        </w:rPr>
-        <w:t>를</w:t>
-      </w:r>
-      <w:proofErr w:type="spellEnd"/>
-      <w:r>
-        <w:rPr>
-          <w:lang w:val="en-US" w:eastAsia="ko-KR"/>
-        </w:rPr>
-        <w:t xml:space="preserve"> 통해 일본과 미국의 거시경제 지표 18개(일본 8개, 미국 10개)</w:t>
-      </w:r>
-      <w:proofErr w:type="spellStart"/>
-      <w:r>
-        <w:rPr>
-          <w:lang w:val="en-US" w:eastAsia="ko-KR"/>
-        </w:rPr>
-        <w:t>를</w:t>
-      </w:r>
-      <w:proofErr w:type="spellEnd"/>
-      <w:r>
-        <w:rPr>
-          <w:lang w:val="en-US" w:eastAsia="ko-KR"/>
-        </w:rPr>
-        <w:t xml:space="preserve"> 수집하고, </w:t>
+        <w:t xml:space="preserve"> 활용하여 진행하였다. FRED API를 통해 일본과 미국의 거시경제 지표 18개(일본 8개, 미국 10개)를 수집하고, </w:t>
       </w:r>
       <w:proofErr w:type="spellStart"/>
       <w:r>
@@ -628,21 +641,7 @@
           <w:lang w:val="en-US" w:eastAsia="ko-KR"/>
         </w:rPr>
         <w:lastRenderedPageBreak/>
-        <w:t>윈도우(lookback window)</w:t>
-      </w:r>
-      <w:proofErr w:type="spellStart"/>
-      <w:r>
-        <w:rPr>
-          <w:lang w:val="en-US" w:eastAsia="ko-KR"/>
-        </w:rPr>
-        <w:t>를</w:t>
-      </w:r>
-      <w:proofErr w:type="spellEnd"/>
-      <w:r>
-        <w:rPr>
-          <w:lang w:val="en-US" w:eastAsia="ko-KR"/>
-        </w:rPr>
-        <w:t xml:space="preserve"> 확보하기 위함이다. 본 연구의 목표는 다음과 같다. 첫째, 단순 가격 데이터가 아닌 27개 경제 지표를 포함한 통합 데이터셋을 구축하여 거시경제 지표 기반의 일본 주가 예측 모델을 개발한다. 둘째, LSTM, Transformer, Linear Regression 간 예측 성능 및 한계점을 비교 분석한다. 셋째, Bias-Variance 분석과 Hyperparameter Tuning을 통해 최적 모델을 도출한다. 넷째, 분석 결과를 시각화하고 접근성 높은 형태로 제공하는 웹 서비스를 구현한다.</w:t>
+        <w:t>윈도우(lookback window)를 확보하기 위함이다. 본 연구의 목표는 다음과 같다. 첫째, 단순 가격 데이터가 아닌 27개 경제 지표를 포함한 통합 데이터셋을 구축하여 거시경제 지표 기반의 일본 주가 예측 모델을 개발한다. 둘째, LSTM, Transformer, Linear Regression 간 예측 성능 및 한계점을 비교 분석한다. 셋째, Bias-Variance 분석과 Hyperparameter Tuning을 통해 최적 모델을 도출한다. 넷째, 분석 결과를 시각화하고 접근성 높은 형태로 제공하는 웹 서비스를 구현한다.</w:t>
       </w:r>
     </w:p>
     <w:p>
@@ -697,35 +696,7 @@
         <w:rPr>
           <w:lang w:val="en-US" w:eastAsia="ko-KR"/>
         </w:rPr>
-        <w:t>주가 예측 분야에서 딥러닝 모델의 적용은 지속적으로 확대되어 왔다. 특히 시계열 데이터의 장기 의존성(long-term dependency)을 학습할 수 있는 LSTM(Long Short-Term Memory)과 Transformer 모델이 금융 시계열 예측에서 주목받고 있다. Xiao 외[5]는 Tesla 주가 데이터(2015-2024)</w:t>
-      </w:r>
-      <w:proofErr w:type="spellStart"/>
-      <w:r>
-        <w:rPr>
-          <w:lang w:val="en-US" w:eastAsia="ko-KR"/>
-        </w:rPr>
-        <w:t>를</w:t>
-      </w:r>
-      <w:proofErr w:type="spellEnd"/>
-      <w:r>
-        <w:rPr>
-          <w:lang w:val="en-US" w:eastAsia="ko-KR"/>
-        </w:rPr>
-        <w:t xml:space="preserve"> 대상으로 LSTM, GRU, Transformer 세 모델의 예측 성능을 비교 분석하였다. 연구 결과, Transformer가 가장 낮은 예측 손실(Loss)을 기록하며 가장 안정적인 성능을 보였다. LSTM은 준수한 결과를 보였으나 Transformer</w:t>
-      </w:r>
-      <w:proofErr w:type="spellStart"/>
-      <w:r>
-        <w:rPr>
-          <w:lang w:val="en-US" w:eastAsia="ko-KR"/>
-        </w:rPr>
-        <w:t>에</w:t>
-      </w:r>
-      <w:proofErr w:type="spellEnd"/>
-      <w:r>
-        <w:rPr>
-          <w:lang w:val="en-US" w:eastAsia="ko-KR"/>
-        </w:rPr>
-        <w:t xml:space="preserve"> 비해 성능이 떨어졌으며, GRU는 변동성이 높은 주가 데이터에서 가장 높은 </w:t>
+        <w:t xml:space="preserve">주가 예측 분야에서 딥러닝 모델의 적용은 지속적으로 확대되어 왔다. 특히 시계열 데이터의 장기 의존성(long-term dependency)을 학습할 수 있는 LSTM(Long Short-Term Memory)과 Transformer 모델이 금융 시계열 예측에서 주목받고 있다. Xiao 외[5]는 Tesla 주가 데이터(2015-2024)를 대상으로 LSTM, GRU, Transformer 세 모델의 예측 성능을 비교 분석하였다. 연구 결과, Transformer가 가장 낮은 예측 손실(Loss)을 기록하며 가장 안정적인 성능을 보였다. LSTM은 준수한 결과를 보였으나 Transformer에 비해 성능이 떨어졌으며, GRU는 변동성이 높은 주가 데이터에서 가장 높은 </w:t>
       </w:r>
       <w:proofErr w:type="spellStart"/>
       <w:r>
@@ -739,7 +710,20 @@
         <w:rPr>
           <w:lang w:val="en-US" w:eastAsia="ko-KR"/>
         </w:rPr>
-        <w:t xml:space="preserve"> 기록하였다. 연구진은 Transformer 모델의 self-attention 메커니즘이 장기적 시간 의존성을 포착하는 데 효과적이라고 결론지었다[5]. 그러나 모든 금융 데이터에서 Transformer가 우수한 것은 아니다. </w:t>
+        <w:t xml:space="preserve"> 기록하였다. 연구진은 Transformer 모델의 self-attention 메커니즘이 장기적 시간 의존성을 포착하는 데 효과적이라고 결론지었다[5]. 그러나 모든 금융 데이터에서 Transformer가 우수</w:t>
+      </w:r>
+      <w:r>
+        <w:rPr>
+          <w:rFonts w:hint="eastAsia"/>
+          <w:lang w:val="en-US" w:eastAsia="ko-KR"/>
+        </w:rPr>
+        <w:t>하지는 않았다</w:t>
+      </w:r>
+      <w:r>
+        <w:rPr>
+          <w:lang w:val="en-US" w:eastAsia="ko-KR"/>
+        </w:rPr>
+        <w:t xml:space="preserve">. </w:t>
       </w:r>
       <w:proofErr w:type="spellStart"/>
       <w:r>
@@ -795,7 +779,20 @@
         <w:rPr>
           <w:lang w:val="en-US" w:eastAsia="ko-KR"/>
         </w:rPr>
-        <w:t xml:space="preserve"> 금융 시계열 예측에는 상대적으로 덜 적합할 수 있음을 시사한다. </w:t>
+        <w:t xml:space="preserve"> 금융 시계열 예측에는 상대적으로 덜 적합할 수 있음을 </w:t>
+      </w:r>
+      <w:r>
+        <w:rPr>
+          <w:rFonts w:hint="eastAsia"/>
+          <w:lang w:val="en-US" w:eastAsia="ko-KR"/>
+        </w:rPr>
+        <w:t>보여준다</w:t>
+      </w:r>
+      <w:r>
+        <w:rPr>
+          <w:lang w:val="en-US" w:eastAsia="ko-KR"/>
+        </w:rPr>
+        <w:t xml:space="preserve">. </w:t>
       </w:r>
     </w:p>
     <w:p>
@@ -1136,7 +1133,6 @@
               <w:bottom w:val="single" w:sz="6" w:space="0" w:color="454545"/>
               <w:right w:val="single" w:sz="6" w:space="0" w:color="454545"/>
             </w:tcBorders>
-            <w:shd w:val="clear" w:color="auto" w:fill="auto"/>
             <w:tcMar>
               <w:top w:w="30" w:type="dxa"/>
               <w:left w:w="30" w:type="dxa"/>
@@ -1173,7 +1169,6 @@
               <w:bottom w:val="single" w:sz="6" w:space="0" w:color="454545"/>
               <w:right w:val="single" w:sz="6" w:space="0" w:color="454545"/>
             </w:tcBorders>
-            <w:shd w:val="clear" w:color="auto" w:fill="auto"/>
             <w:tcMar>
               <w:top w:w="30" w:type="dxa"/>
               <w:left w:w="30" w:type="dxa"/>
@@ -1210,7 +1205,6 @@
               <w:bottom w:val="single" w:sz="6" w:space="0" w:color="454545"/>
               <w:right w:val="single" w:sz="6" w:space="0" w:color="454545"/>
             </w:tcBorders>
-            <w:shd w:val="clear" w:color="auto" w:fill="auto"/>
             <w:tcMar>
               <w:top w:w="30" w:type="dxa"/>
               <w:left w:w="30" w:type="dxa"/>
@@ -1247,7 +1241,6 @@
               <w:bottom w:val="single" w:sz="6" w:space="0" w:color="454545"/>
               <w:right w:val="single" w:sz="6" w:space="0" w:color="454545"/>
             </w:tcBorders>
-            <w:shd w:val="clear" w:color="auto" w:fill="auto"/>
             <w:tcMar>
               <w:top w:w="30" w:type="dxa"/>
               <w:left w:w="30" w:type="dxa"/>
@@ -1289,7 +1282,6 @@
               <w:bottom w:val="single" w:sz="6" w:space="0" w:color="454545"/>
               <w:right w:val="single" w:sz="6" w:space="0" w:color="454545"/>
             </w:tcBorders>
-            <w:shd w:val="clear" w:color="auto" w:fill="auto"/>
             <w:tcMar>
               <w:top w:w="30" w:type="dxa"/>
               <w:left w:w="30" w:type="dxa"/>
@@ -1326,7 +1318,6 @@
               <w:bottom w:val="single" w:sz="6" w:space="0" w:color="454545"/>
               <w:right w:val="single" w:sz="6" w:space="0" w:color="454545"/>
             </w:tcBorders>
-            <w:shd w:val="clear" w:color="auto" w:fill="auto"/>
             <w:tcMar>
               <w:top w:w="30" w:type="dxa"/>
               <w:left w:w="30" w:type="dxa"/>
@@ -1363,7 +1354,6 @@
               <w:bottom w:val="single" w:sz="6" w:space="0" w:color="454545"/>
               <w:right w:val="single" w:sz="6" w:space="0" w:color="454545"/>
             </w:tcBorders>
-            <w:shd w:val="clear" w:color="auto" w:fill="auto"/>
             <w:tcMar>
               <w:top w:w="30" w:type="dxa"/>
               <w:left w:w="30" w:type="dxa"/>
@@ -1400,7 +1390,6 @@
               <w:bottom w:val="single" w:sz="6" w:space="0" w:color="454545"/>
               <w:right w:val="single" w:sz="6" w:space="0" w:color="454545"/>
             </w:tcBorders>
-            <w:shd w:val="clear" w:color="auto" w:fill="auto"/>
             <w:tcMar>
               <w:top w:w="30" w:type="dxa"/>
               <w:left w:w="30" w:type="dxa"/>
@@ -1442,7 +1431,6 @@
               <w:bottom w:val="single" w:sz="6" w:space="0" w:color="454545"/>
               <w:right w:val="single" w:sz="6" w:space="0" w:color="454545"/>
             </w:tcBorders>
-            <w:shd w:val="clear" w:color="auto" w:fill="auto"/>
             <w:tcMar>
               <w:top w:w="30" w:type="dxa"/>
               <w:left w:w="30" w:type="dxa"/>
@@ -1480,7 +1468,6 @@
               <w:bottom w:val="single" w:sz="6" w:space="0" w:color="454545"/>
               <w:right w:val="single" w:sz="6" w:space="0" w:color="454545"/>
             </w:tcBorders>
-            <w:shd w:val="clear" w:color="auto" w:fill="auto"/>
             <w:tcMar>
               <w:top w:w="30" w:type="dxa"/>
               <w:left w:w="30" w:type="dxa"/>
@@ -1517,7 +1504,6 @@
               <w:bottom w:val="single" w:sz="6" w:space="0" w:color="454545"/>
               <w:right w:val="single" w:sz="6" w:space="0" w:color="454545"/>
             </w:tcBorders>
-            <w:shd w:val="clear" w:color="auto" w:fill="auto"/>
             <w:tcMar>
               <w:top w:w="30" w:type="dxa"/>
               <w:left w:w="30" w:type="dxa"/>
@@ -1554,7 +1540,6 @@
               <w:bottom w:val="single" w:sz="6" w:space="0" w:color="454545"/>
               <w:right w:val="single" w:sz="6" w:space="0" w:color="454545"/>
             </w:tcBorders>
-            <w:shd w:val="clear" w:color="auto" w:fill="auto"/>
             <w:tcMar>
               <w:top w:w="30" w:type="dxa"/>
               <w:left w:w="30" w:type="dxa"/>
@@ -1596,7 +1581,6 @@
               <w:bottom w:val="single" w:sz="6" w:space="0" w:color="454545"/>
               <w:right w:val="single" w:sz="6" w:space="0" w:color="454545"/>
             </w:tcBorders>
-            <w:shd w:val="clear" w:color="auto" w:fill="auto"/>
             <w:tcMar>
               <w:top w:w="30" w:type="dxa"/>
               <w:left w:w="30" w:type="dxa"/>
@@ -1642,7 +1626,6 @@
               <w:bottom w:val="single" w:sz="6" w:space="0" w:color="454545"/>
               <w:right w:val="single" w:sz="6" w:space="0" w:color="454545"/>
             </w:tcBorders>
-            <w:shd w:val="clear" w:color="auto" w:fill="auto"/>
             <w:tcMar>
               <w:top w:w="30" w:type="dxa"/>
               <w:left w:w="30" w:type="dxa"/>
@@ -1679,7 +1662,6 @@
               <w:bottom w:val="single" w:sz="6" w:space="0" w:color="454545"/>
               <w:right w:val="single" w:sz="6" w:space="0" w:color="454545"/>
             </w:tcBorders>
-            <w:shd w:val="clear" w:color="auto" w:fill="auto"/>
             <w:tcMar>
               <w:top w:w="30" w:type="dxa"/>
               <w:left w:w="30" w:type="dxa"/>
@@ -1716,7 +1698,6 @@
               <w:bottom w:val="single" w:sz="6" w:space="0" w:color="454545"/>
               <w:right w:val="single" w:sz="6" w:space="0" w:color="454545"/>
             </w:tcBorders>
-            <w:shd w:val="clear" w:color="auto" w:fill="auto"/>
             <w:tcMar>
               <w:top w:w="30" w:type="dxa"/>
               <w:left w:w="30" w:type="dxa"/>
@@ -1758,7 +1739,6 @@
               <w:bottom w:val="single" w:sz="6" w:space="0" w:color="454545"/>
               <w:right w:val="single" w:sz="6" w:space="0" w:color="454545"/>
             </w:tcBorders>
-            <w:shd w:val="clear" w:color="auto" w:fill="auto"/>
             <w:tcMar>
               <w:top w:w="30" w:type="dxa"/>
               <w:left w:w="30" w:type="dxa"/>
@@ -1804,7 +1784,6 @@
               <w:bottom w:val="single" w:sz="6" w:space="0" w:color="454545"/>
               <w:right w:val="single" w:sz="6" w:space="0" w:color="454545"/>
             </w:tcBorders>
-            <w:shd w:val="clear" w:color="auto" w:fill="auto"/>
             <w:tcMar>
               <w:top w:w="30" w:type="dxa"/>
               <w:left w:w="30" w:type="dxa"/>
@@ -1841,7 +1820,6 @@
               <w:bottom w:val="single" w:sz="6" w:space="0" w:color="454545"/>
               <w:right w:val="single" w:sz="6" w:space="0" w:color="454545"/>
             </w:tcBorders>
-            <w:shd w:val="clear" w:color="auto" w:fill="auto"/>
             <w:tcMar>
               <w:top w:w="30" w:type="dxa"/>
               <w:left w:w="30" w:type="dxa"/>
@@ -1878,7 +1856,6 @@
               <w:bottom w:val="single" w:sz="6" w:space="0" w:color="454545"/>
               <w:right w:val="single" w:sz="6" w:space="0" w:color="454545"/>
             </w:tcBorders>
-            <w:shd w:val="clear" w:color="auto" w:fill="auto"/>
             <w:tcMar>
               <w:top w:w="30" w:type="dxa"/>
               <w:left w:w="30" w:type="dxa"/>
@@ -1920,7 +1897,6 @@
               <w:bottom w:val="single" w:sz="6" w:space="0" w:color="454545"/>
               <w:right w:val="single" w:sz="6" w:space="0" w:color="454545"/>
             </w:tcBorders>
-            <w:shd w:val="clear" w:color="auto" w:fill="auto"/>
             <w:tcMar>
               <w:top w:w="30" w:type="dxa"/>
               <w:left w:w="30" w:type="dxa"/>
@@ -1957,7 +1933,6 @@
               <w:bottom w:val="single" w:sz="6" w:space="0" w:color="454545"/>
               <w:right w:val="single" w:sz="6" w:space="0" w:color="454545"/>
             </w:tcBorders>
-            <w:shd w:val="clear" w:color="auto" w:fill="auto"/>
             <w:tcMar>
               <w:top w:w="30" w:type="dxa"/>
               <w:left w:w="30" w:type="dxa"/>
@@ -1996,7 +1971,6 @@
               <w:bottom w:val="single" w:sz="6" w:space="0" w:color="454545"/>
               <w:right w:val="single" w:sz="6" w:space="0" w:color="454545"/>
             </w:tcBorders>
-            <w:shd w:val="clear" w:color="auto" w:fill="auto"/>
             <w:tcMar>
               <w:top w:w="30" w:type="dxa"/>
               <w:left w:w="30" w:type="dxa"/>
@@ -2033,7 +2007,6 @@
               <w:bottom w:val="single" w:sz="6" w:space="0" w:color="454545"/>
               <w:right w:val="single" w:sz="6" w:space="0" w:color="454545"/>
             </w:tcBorders>
-            <w:shd w:val="clear" w:color="auto" w:fill="auto"/>
             <w:tcMar>
               <w:top w:w="30" w:type="dxa"/>
               <w:left w:w="30" w:type="dxa"/>
@@ -2140,7 +2113,28 @@
         <w:rPr>
           <w:lang w:val="en-US" w:eastAsia="ko-KR"/>
         </w:rPr>
-        <w:t xml:space="preserve"> 위험이 있다. 둘째, 거시경제 지표의 통합이 부족하다. 대부분의 선행연구는 주가 데이터(OHLCV: 시가, 고가, 저가, 종가, 거래량) 또는 기술적 지표만을 입력 변수로 활용하였다. 그러나 유태현[2]이 밝힌 바와 같이 미국 금리, 환율 등 거시경제 변수는 일본 주가에 구조적인 영향을 미친다. 이러한 외부 요인을 배제한 예측 모델은 시장의 본질적 움직임을 포착하는 데 한계가 있다. 셋째, 일본 시장에 특화된 연구가 부족하다. 김태현[3]의 연구에서 확인된 바와 같이 Nikkei225는 KOSPI나 S&amp;P500 대비 예측 난이도가 높은 시장이다. 그러나 일본 시장의 특수성을 고려한 심층적 연구는 상대적으로 부족한 실정이다. 넷째, 실용적 서비스 관점의 연구가 부재하다. 기존 연구들은 학술적 모델 성능 비교에 초점을 맞추고 있으며, 실제 투자자가 활용할 수 있는 서비스 형태로의 구현은 고려되지 않았다. </w:t>
+        <w:t xml:space="preserve"> 위험이 있다. 둘째, 거시경제 지표의 통합이 부족하다. 대부분의 선행연구는 주가 데이터(OHLCV: 시가, 고가, 저가, 종가, 거래량) 또는 기술적 지표만을 입력 변수로 활용하였다. 그러나 유태현[2]이 밝힌 바와 같이 미국 금리, 환율 등 거시경제 변수는 일본 주가에 구조적인 영향을 미친다. 이러한 외부 요인을 배제한 예측 모델은 시장의 본질적 움직임을 포착하는 데 한계가 있다. 셋째, 일본 시장에 특화된 연구가 부족하다. 김태현[3]의 연구에서 확인된 바와 같이 Nikkei225는 KOSPI나 S&amp;P500 대비 예측 난이도가 높은 시장이다. 그러나 일본 시장의 특수성을 고려한 심층적 연구는 상대적으로 부족한 실정이다. 넷째, 실용적 서비스 관점의 연구가 </w:t>
+      </w:r>
+      <w:r>
+        <w:rPr>
+          <w:rFonts w:hint="eastAsia"/>
+          <w:color w:val="EE0000"/>
+          <w:lang w:val="en-US" w:eastAsia="ko-KR"/>
+        </w:rPr>
+        <w:t>부족</w:t>
+      </w:r>
+      <w:r>
+        <w:rPr>
+          <w:color w:val="EE0000"/>
+          <w:lang w:val="en-US" w:eastAsia="ko-KR"/>
+        </w:rPr>
+        <w:t>하다.</w:t>
+      </w:r>
+      <w:r>
+        <w:rPr>
+          <w:lang w:val="en-US" w:eastAsia="ko-KR"/>
+        </w:rPr>
+        <w:t xml:space="preserve"> 기존 연구들은 학술적 모델 성능 비교에 초점을 맞추고 있으며, 실제 투자자가 활용할 수 있는 서비스 형태로의 구현은 고려되지 않았다. </w:t>
       </w:r>
     </w:p>
     <w:p>
@@ -2222,21 +2216,7 @@
         <w:rPr>
           <w:lang w:val="en-US" w:eastAsia="ko-KR"/>
         </w:rPr>
-        <w:t xml:space="preserve"> 시계열 예측 문제로 접근하였다. 둘째, 거시경제 지표를 통합한 Dual Input Stream 구조를 설계하였다. 본 연구는 FRED API</w:t>
-      </w:r>
-      <w:proofErr w:type="spellStart"/>
-      <w:r>
-        <w:rPr>
-          <w:lang w:val="en-US" w:eastAsia="ko-KR"/>
-        </w:rPr>
-        <w:t>를</w:t>
-      </w:r>
-      <w:proofErr w:type="spellEnd"/>
-      <w:r>
-        <w:rPr>
-          <w:lang w:val="en-US" w:eastAsia="ko-KR"/>
-        </w:rPr>
-        <w:t xml:space="preserve"> 통해 18개 거시경제 지표(일본 8개, 미국 10개)</w:t>
+        <w:t xml:space="preserve"> 시계열 예측 문제로 접근하였다. 둘째, 거시경제 지표를 통합한 Dual Input Stream 구조를 설계하였다. 본 연구는 FRED API를 통해 18개 거시경제 지표(일본 8개, 미국 10개)</w:t>
       </w:r>
       <w:proofErr w:type="spellStart"/>
       <w:r>
@@ -2557,7 +2537,6 @@
               <w:bottom w:val="single" w:sz="6" w:space="0" w:color="454545"/>
               <w:right w:val="single" w:sz="6" w:space="0" w:color="454545"/>
             </w:tcBorders>
-            <w:shd w:val="clear" w:color="auto" w:fill="auto"/>
             <w:tcMar>
               <w:top w:w="30" w:type="dxa"/>
               <w:left w:w="30" w:type="dxa"/>
@@ -2594,7 +2573,6 @@
               <w:bottom w:val="single" w:sz="6" w:space="0" w:color="454545"/>
               <w:right w:val="single" w:sz="6" w:space="0" w:color="454545"/>
             </w:tcBorders>
-            <w:shd w:val="clear" w:color="auto" w:fill="auto"/>
             <w:tcMar>
               <w:top w:w="30" w:type="dxa"/>
               <w:left w:w="30" w:type="dxa"/>
@@ -2677,7 +2655,6 @@
               <w:bottom w:val="single" w:sz="6" w:space="0" w:color="454545"/>
               <w:right w:val="single" w:sz="6" w:space="0" w:color="454545"/>
             </w:tcBorders>
-            <w:shd w:val="clear" w:color="auto" w:fill="auto"/>
             <w:tcMar>
               <w:top w:w="30" w:type="dxa"/>
               <w:left w:w="30" w:type="dxa"/>
@@ -2714,7 +2691,6 @@
               <w:bottom w:val="single" w:sz="6" w:space="0" w:color="454545"/>
               <w:right w:val="single" w:sz="6" w:space="0" w:color="454545"/>
             </w:tcBorders>
-            <w:shd w:val="clear" w:color="auto" w:fill="auto"/>
             <w:tcMar>
               <w:top w:w="30" w:type="dxa"/>
               <w:left w:w="30" w:type="dxa"/>
@@ -2797,7 +2773,6 @@
               <w:bottom w:val="single" w:sz="6" w:space="0" w:color="454545"/>
               <w:right w:val="single" w:sz="6" w:space="0" w:color="454545"/>
             </w:tcBorders>
-            <w:shd w:val="clear" w:color="auto" w:fill="auto"/>
             <w:tcMar>
               <w:top w:w="30" w:type="dxa"/>
               <w:left w:w="30" w:type="dxa"/>
@@ -2834,7 +2809,6 @@
               <w:bottom w:val="single" w:sz="6" w:space="0" w:color="454545"/>
               <w:right w:val="single" w:sz="6" w:space="0" w:color="454545"/>
             </w:tcBorders>
-            <w:shd w:val="clear" w:color="auto" w:fill="auto"/>
             <w:tcMar>
               <w:top w:w="30" w:type="dxa"/>
               <w:left w:w="30" w:type="dxa"/>
@@ -2917,7 +2891,6 @@
               <w:bottom w:val="single" w:sz="6" w:space="0" w:color="454545"/>
               <w:right w:val="single" w:sz="6" w:space="0" w:color="454545"/>
             </w:tcBorders>
-            <w:shd w:val="clear" w:color="auto" w:fill="auto"/>
             <w:tcMar>
               <w:top w:w="30" w:type="dxa"/>
               <w:left w:w="30" w:type="dxa"/>
@@ -2954,7 +2927,6 @@
               <w:bottom w:val="single" w:sz="6" w:space="0" w:color="454545"/>
               <w:right w:val="single" w:sz="6" w:space="0" w:color="454545"/>
             </w:tcBorders>
-            <w:shd w:val="clear" w:color="auto" w:fill="auto"/>
             <w:tcMar>
               <w:top w:w="30" w:type="dxa"/>
               <w:left w:w="30" w:type="dxa"/>
@@ -3037,7 +3009,6 @@
               <w:bottom w:val="single" w:sz="6" w:space="0" w:color="454545"/>
               <w:right w:val="single" w:sz="6" w:space="0" w:color="454545"/>
             </w:tcBorders>
-            <w:shd w:val="clear" w:color="auto" w:fill="auto"/>
             <w:tcMar>
               <w:top w:w="30" w:type="dxa"/>
               <w:left w:w="30" w:type="dxa"/>
@@ -3074,7 +3045,6 @@
               <w:bottom w:val="single" w:sz="6" w:space="0" w:color="454545"/>
               <w:right w:val="single" w:sz="6" w:space="0" w:color="454545"/>
             </w:tcBorders>
-            <w:shd w:val="clear" w:color="auto" w:fill="auto"/>
             <w:tcMar>
               <w:top w:w="30" w:type="dxa"/>
               <w:left w:w="30" w:type="dxa"/>
@@ -3156,56 +3126,22 @@
           <w:bCs/>
           <w:lang w:val="en-US" w:eastAsia="ko-KR"/>
         </w:rPr>
-        <w:t>3.1.1 FRED API</w:t>
-      </w:r>
-      <w:proofErr w:type="spellStart"/>
-      <w:r>
-        <w:rPr>
-          <w:rFonts w:asciiTheme="minorEastAsia" w:eastAsiaTheme="minorEastAsia" w:hAnsiTheme="minorEastAsia"/>
-          <w:b/>
-          <w:bCs/>
-          <w:lang w:val="en-US" w:eastAsia="ko-KR"/>
-        </w:rPr>
-        <w:t>를</w:t>
-      </w:r>
-      <w:proofErr w:type="spellEnd"/>
-      <w:r>
-        <w:rPr>
-          <w:rFonts w:asciiTheme="minorEastAsia" w:eastAsiaTheme="minorEastAsia" w:hAnsiTheme="minorEastAsia"/>
-          <w:b/>
-          <w:bCs/>
-          <w:lang w:val="en-US" w:eastAsia="ko-KR"/>
-        </w:rPr>
-        <w:t xml:space="preserve"> 통한 거시경제 지표 </w:t>
-      </w:r>
-    </w:p>
-    <w:p>
-      <w:pPr>
-        <w:rPr>
-          <w:b/>
-          <w:bCs/>
-          <w:lang w:val="en-US" w:eastAsia="ko-KR"/>
-        </w:rPr>
-      </w:pPr>
-      <w:r>
-        <w:rPr>
-          <w:lang w:val="en-US" w:eastAsia="ko-KR"/>
-        </w:rPr>
-        <w:t>FRED(Federal Reserve Economic Data)는 미국 세인트루이스 연방준비은행에서 운영하는 경제 데이터베이스로, 전 세계 주요 경제 지표를 제공한다[8]. 본 연구에서는 FRED API</w:t>
-      </w:r>
-      <w:proofErr w:type="spellStart"/>
-      <w:r>
-        <w:rPr>
-          <w:lang w:val="en-US" w:eastAsia="ko-KR"/>
-        </w:rPr>
-        <w:t>를</w:t>
-      </w:r>
-      <w:proofErr w:type="spellEnd"/>
-      <w:r>
-        <w:rPr>
-          <w:lang w:val="en-US" w:eastAsia="ko-KR"/>
-        </w:rPr>
-        <w:t xml:space="preserve"> 통해 일본 경제 지표 8개와 미국 경제 지표 10개, 총 18개의 거시경제 지표를 수집하였다. 일본 경제 지표는 실질 GDP, 실업률, 10년 국채 수익률, 3개월 은행간 금리, 총산업생산, 무역수지, 소비자 신뢰지수, 일본은행 총자산으로 구성된다. 미국 경제 지표는 10년 기대 인플레이션율, 장단기 금리차, 기준금리, 2년 및 10년 국채 수익률, 미시간대 소비자 심리지수, 실업률, 소비자 물가지수, GDP 성장률, </w:t>
+        <w:t xml:space="preserve">3.1.1 FRED API를 통한 거시경제 지표 </w:t>
+      </w:r>
+    </w:p>
+    <w:p>
+      <w:pPr>
+        <w:rPr>
+          <w:b/>
+          <w:bCs/>
+          <w:lang w:val="en-US" w:eastAsia="ko-KR"/>
+        </w:rPr>
+      </w:pPr>
+      <w:r>
+        <w:rPr>
+          <w:lang w:val="en-US" w:eastAsia="ko-KR"/>
+        </w:rPr>
+        <w:t xml:space="preserve">FRED(Federal Reserve Economic Data)는 미국 세인트루이스 연방준비은행에서 운영하는 경제 데이터베이스로, 전 세계 주요 경제 지표를 제공한다[8]. 본 연구에서는 FRED API를 통해 일본 경제 지표 8개와 미국 경제 지표 10개, 총 18개의 거시경제 지표를 수집하였다. 일본 경제 지표는 실질 GDP, 실업률, 10년 국채 수익률, 3개월 은행간 금리, 총산업생산, 무역수지, 소비자 신뢰지수, 일본은행 총자산으로 구성된다. 미국 경제 지표는 10년 기대 인플레이션율, 장단기 금리차, 기준금리, 2년 및 10년 국채 수익률, 미시간대 소비자 심리지수, 실업률, 소비자 물가지수, GDP 성장률, </w:t>
       </w:r>
       <w:proofErr w:type="spellStart"/>
       <w:r>
@@ -3331,21 +3267,7 @@
         <w:rPr>
           <w:lang w:val="en-US" w:eastAsia="ko-KR"/>
         </w:rPr>
-        <w:t>300, TOPIX ETF</w:t>
-      </w:r>
-      <w:proofErr w:type="spellStart"/>
-      <w:r>
-        <w:rPr>
-          <w:lang w:val="en-US" w:eastAsia="ko-KR"/>
-        </w:rPr>
-        <w:t>를</w:t>
-      </w:r>
-      <w:proofErr w:type="spellEnd"/>
-      <w:r>
-        <w:rPr>
-          <w:lang w:val="en-US" w:eastAsia="ko-KR"/>
-        </w:rPr>
-        <w:t xml:space="preserve"> 포함하였고, 미국 시장 지표로는 S&amp;P500과 나스닥 종합지수를 포함하였다. 이 외에 시장 심리를 반영하는 VIX 지수, 안전자산인 금 가격, 그리고 달러 인덱스와 엔/달러 환율을 수집하였다. </w:t>
+        <w:t xml:space="preserve">300, TOPIX ETF를 포함하였고, 미국 시장 지표로는 S&amp;P500과 나스닥 종합지수를 포함하였다. 이 외에 시장 심리를 반영하는 VIX 지수, 안전자산인 금 가격, 그리고 달러 인덱스와 엔/달러 환율을 수집하였다. </w:t>
       </w:r>
     </w:p>
     <w:p>
@@ -4264,7 +4186,6 @@
               <w:bottom w:val="single" w:sz="6" w:space="0" w:color="454545"/>
               <w:right w:val="single" w:sz="6" w:space="0" w:color="454545"/>
             </w:tcBorders>
-            <w:shd w:val="clear" w:color="auto" w:fill="auto"/>
             <w:tcMar>
               <w:top w:w="30" w:type="dxa"/>
               <w:left w:w="30" w:type="dxa"/>
@@ -4301,7 +4222,6 @@
               <w:bottom w:val="single" w:sz="6" w:space="0" w:color="454545"/>
               <w:right w:val="single" w:sz="6" w:space="0" w:color="454545"/>
             </w:tcBorders>
-            <w:shd w:val="clear" w:color="auto" w:fill="auto"/>
             <w:tcMar>
               <w:top w:w="30" w:type="dxa"/>
               <w:left w:w="30" w:type="dxa"/>
@@ -4338,7 +4258,6 @@
               <w:bottom w:val="single" w:sz="6" w:space="0" w:color="454545"/>
               <w:right w:val="single" w:sz="6" w:space="0" w:color="454545"/>
             </w:tcBorders>
-            <w:shd w:val="clear" w:color="auto" w:fill="auto"/>
             <w:tcMar>
               <w:top w:w="30" w:type="dxa"/>
               <w:left w:w="30" w:type="dxa"/>
@@ -4428,7 +4347,6 @@
               <w:bottom w:val="single" w:sz="6" w:space="0" w:color="454545"/>
               <w:right w:val="single" w:sz="6" w:space="0" w:color="454545"/>
             </w:tcBorders>
-            <w:shd w:val="clear" w:color="auto" w:fill="auto"/>
             <w:tcMar>
               <w:top w:w="30" w:type="dxa"/>
               <w:left w:w="30" w:type="dxa"/>
@@ -4465,7 +4383,6 @@
               <w:bottom w:val="single" w:sz="6" w:space="0" w:color="454545"/>
               <w:right w:val="single" w:sz="6" w:space="0" w:color="454545"/>
             </w:tcBorders>
-            <w:shd w:val="clear" w:color="auto" w:fill="auto"/>
             <w:tcMar>
               <w:top w:w="30" w:type="dxa"/>
               <w:left w:w="30" w:type="dxa"/>
@@ -4502,7 +4419,6 @@
               <w:bottom w:val="single" w:sz="6" w:space="0" w:color="454545"/>
               <w:right w:val="single" w:sz="6" w:space="0" w:color="454545"/>
             </w:tcBorders>
-            <w:shd w:val="clear" w:color="auto" w:fill="auto"/>
             <w:tcMar>
               <w:top w:w="30" w:type="dxa"/>
               <w:left w:w="30" w:type="dxa"/>
@@ -4583,7 +4499,6 @@
               <w:bottom w:val="single" w:sz="6" w:space="0" w:color="454545"/>
               <w:right w:val="single" w:sz="6" w:space="0" w:color="454545"/>
             </w:tcBorders>
-            <w:shd w:val="clear" w:color="auto" w:fill="auto"/>
             <w:tcMar>
               <w:top w:w="30" w:type="dxa"/>
               <w:left w:w="30" w:type="dxa"/>
@@ -4620,7 +4535,6 @@
               <w:bottom w:val="single" w:sz="6" w:space="0" w:color="454545"/>
               <w:right w:val="single" w:sz="6" w:space="0" w:color="454545"/>
             </w:tcBorders>
-            <w:shd w:val="clear" w:color="auto" w:fill="auto"/>
             <w:tcMar>
               <w:top w:w="30" w:type="dxa"/>
               <w:left w:w="30" w:type="dxa"/>
@@ -4657,7 +4571,6 @@
               <w:bottom w:val="single" w:sz="6" w:space="0" w:color="454545"/>
               <w:right w:val="single" w:sz="6" w:space="0" w:color="454545"/>
             </w:tcBorders>
-            <w:shd w:val="clear" w:color="auto" w:fill="auto"/>
             <w:tcMar>
               <w:top w:w="30" w:type="dxa"/>
               <w:left w:w="30" w:type="dxa"/>
@@ -4738,7 +4651,6 @@
               <w:bottom w:val="single" w:sz="6" w:space="0" w:color="454545"/>
               <w:right w:val="single" w:sz="6" w:space="0" w:color="454545"/>
             </w:tcBorders>
-            <w:shd w:val="clear" w:color="auto" w:fill="auto"/>
             <w:tcMar>
               <w:top w:w="30" w:type="dxa"/>
               <w:left w:w="30" w:type="dxa"/>
@@ -4777,7 +4689,6 @@
               <w:bottom w:val="single" w:sz="6" w:space="0" w:color="454545"/>
               <w:right w:val="single" w:sz="6" w:space="0" w:color="454545"/>
             </w:tcBorders>
-            <w:shd w:val="clear" w:color="auto" w:fill="auto"/>
             <w:tcMar>
               <w:top w:w="30" w:type="dxa"/>
               <w:left w:w="30" w:type="dxa"/>
@@ -4816,7 +4727,6 @@
               <w:bottom w:val="single" w:sz="6" w:space="0" w:color="454545"/>
               <w:right w:val="single" w:sz="6" w:space="0" w:color="454545"/>
             </w:tcBorders>
-            <w:shd w:val="clear" w:color="auto" w:fill="auto"/>
             <w:tcMar>
               <w:top w:w="30" w:type="dxa"/>
               <w:left w:w="30" w:type="dxa"/>
@@ -5558,7 +5468,21 @@
           <w:rFonts w:asciiTheme="minorEastAsia" w:eastAsiaTheme="minorEastAsia" w:hAnsiTheme="minorEastAsia"/>
           <w:lang w:val="en-US" w:eastAsia="ko-KR"/>
         </w:rPr>
-        <w:t xml:space="preserve"> 상이한 상관관계 패턴이 존재하여, 경제 지표 정보가 주가 예측 정확도 향상에 기여할 수 있음을 시사한다.</w:t>
+        <w:t xml:space="preserve"> 상이한 상관관계 패턴이 존재하여, 경제 지표 정보가 주가 예측 정확도 향상에 기여할 수 있음을 </w:t>
+      </w:r>
+      <w:r>
+        <w:rPr>
+          <w:rFonts w:asciiTheme="minorEastAsia" w:eastAsiaTheme="minorEastAsia" w:hAnsiTheme="minorEastAsia" w:hint="eastAsia"/>
+          <w:lang w:val="en-US" w:eastAsia="ko-KR"/>
+        </w:rPr>
+        <w:t>보여준다</w:t>
+      </w:r>
+      <w:r>
+        <w:rPr>
+          <w:rFonts w:asciiTheme="minorEastAsia" w:eastAsiaTheme="minorEastAsia" w:hAnsiTheme="minorEastAsia"/>
+          <w:lang w:val="en-US" w:eastAsia="ko-KR"/>
+        </w:rPr>
+        <w:t>.</w:t>
       </w:r>
     </w:p>
     <w:p>
@@ -5858,21 +5782,7 @@
         <w:rPr>
           <w:lang w:val="en-US" w:eastAsia="ko-KR"/>
         </w:rPr>
-        <w:t xml:space="preserve"> 적용하였다. 주가 데이터는 Toyota의 경우 800엔에서 3,500엔, Fast Retailing의 경우 20,000엔에서 60,000엔까지 종목별로 스케일이 상이하다. 반면 경제지표는 실업률이 2%에서 6% 사이의 좁은 범위를 갖고, GDP는 500,000</w:t>
-      </w:r>
-      <w:proofErr w:type="spellStart"/>
-      <w:r>
-        <w:rPr>
-          <w:lang w:val="en-US" w:eastAsia="ko-KR"/>
-        </w:rPr>
-        <w:t>십억엔</w:t>
-      </w:r>
-      <w:proofErr w:type="spellEnd"/>
-      <w:r>
-        <w:rPr>
-          <w:lang w:val="en-US" w:eastAsia="ko-KR"/>
-        </w:rPr>
-        <w:t xml:space="preserve"> 이상의 큰 </w:t>
+        <w:t xml:space="preserve"> 적용하였다. 주가 데이터는 Toyota의 경우 800엔에서 3,500엔, Fast Retailing의 경우 20,000엔에서 60,000엔까지 종목별로 스케일이 상이하다. 반면 경제지표는 실업률이 2%에서 6% 사이의 좁은 범위를 갖고, GDP는 500,000십억엔 이상의 큰 </w:t>
       </w:r>
       <w:r>
         <w:rPr>
@@ -6145,23 +6055,7 @@
           <w:rFonts w:asciiTheme="minorEastAsia" w:eastAsiaTheme="minorEastAsia" w:hAnsiTheme="minorEastAsia"/>
           <w:lang w:val="en-US" w:eastAsia="ko-KR"/>
         </w:rPr>
-        <w:t>본 연구의 주 예측 모델(Transformer, LSTM, Linear Regression)은 미래 주가 예측을 목적으로 하므로, 전체 데이터를 학습에 활용하였다. 이는 가장 최신 시점까지의 패턴을 모델이 학습하여 실제 미래 예측 성능을 극대화하기 위함이다. 전체 데이터 기간은 2014년 10월 16일부터 2025년 11월 28일까지 총 4,062일(거래일 기준)이며, 90일의 lookback window</w:t>
-      </w:r>
-      <w:proofErr w:type="spellStart"/>
-      <w:r>
-        <w:rPr>
-          <w:rFonts w:asciiTheme="minorEastAsia" w:eastAsiaTheme="minorEastAsia" w:hAnsiTheme="minorEastAsia"/>
-          <w:lang w:val="en-US" w:eastAsia="ko-KR"/>
-        </w:rPr>
-        <w:t>를</w:t>
-      </w:r>
-      <w:proofErr w:type="spellEnd"/>
-      <w:r>
-        <w:rPr>
-          <w:rFonts w:asciiTheme="minorEastAsia" w:eastAsiaTheme="minorEastAsia" w:hAnsiTheme="minorEastAsia"/>
-          <w:lang w:val="en-US" w:eastAsia="ko-KR"/>
-        </w:rPr>
-        <w:t xml:space="preserve"> 적용하여 실제 학습에 사용된 시퀀스는 3,965개이다. 단, experiments 폴더의 Bias-Variance 분석 및 </w:t>
+        <w:t xml:space="preserve">본 연구의 주 예측 모델(Transformer, LSTM, Linear Regression)은 미래 주가 예측을 목적으로 하므로, 전체 데이터를 학습에 활용하였다. 이는 가장 최신 시점까지의 패턴을 모델이 학습하여 실제 미래 예측 성능을 극대화하기 위함이다. 전체 데이터 기간은 2014년 10월 16일부터 2025년 11월 28일까지 총 4,062일(거래일 기준)이며, 90일의 lookback window를 적용하여 실제 학습에 사용된 시퀀스는 3,965개이다. 단, experiments 폴더의 Bias-Variance 분석 및 </w:t>
       </w:r>
       <w:proofErr w:type="spellStart"/>
       <w:r>
@@ -6281,21 +6175,7 @@
         <w:rPr>
           <w:lang w:val="en-US" w:eastAsia="ko-KR"/>
         </w:rPr>
-        <w:t xml:space="preserve"> 차이의 절대값을 평균한 것으로, 원본 데이터와 동일한 단위(엔)</w:t>
-      </w:r>
-      <w:proofErr w:type="spellStart"/>
-      <w:r>
-        <w:rPr>
-          <w:lang w:val="en-US" w:eastAsia="ko-KR"/>
-        </w:rPr>
-        <w:t>를</w:t>
-      </w:r>
-      <w:proofErr w:type="spellEnd"/>
-      <w:r>
-        <w:rPr>
-          <w:lang w:val="en-US" w:eastAsia="ko-KR"/>
-        </w:rPr>
-        <w:t xml:space="preserve"> 가지므로 해석이 직관적이다. RMSE(Root Mean Squared Error)는 오차를 제곱한 후 평균의 제곱근을 취한 값으로, 큰 오차에 더 큰 페널티를 부여한다. MAPE(Mean Absolute Percentage Error)는 오차를 </w:t>
+        <w:t xml:space="preserve"> 차이의 절대값을 평균한 것으로, 원본 데이터와 동일한 단위(엔)를 가지므로 해석이 직관적이다. RMSE(Root Mean Squared Error)는 오차를 제곱한 후 평균의 제곱근을 취한 값으로, 큰 오차에 더 큰 페널티를 부여한다. MAPE(Mean Absolute Percentage Error)는 오차를 </w:t>
       </w:r>
       <w:proofErr w:type="spellStart"/>
       <w:r>
@@ -6309,21 +6189,7 @@
         <w:rPr>
           <w:lang w:val="en-US" w:eastAsia="ko-KR"/>
         </w:rPr>
-        <w:t xml:space="preserve"> 대비 백분율로 표현한 것으로, 주가 스케일이 다른 종목 간에도 비교가 가능하다는 장점이 있다. Accuracy는 100에서 MAPE</w:t>
-      </w:r>
-      <w:proofErr w:type="spellStart"/>
-      <w:r>
-        <w:rPr>
-          <w:lang w:val="en-US" w:eastAsia="ko-KR"/>
-        </w:rPr>
-        <w:t>를</w:t>
-      </w:r>
-      <w:proofErr w:type="spellEnd"/>
-      <w:r>
-        <w:rPr>
-          <w:lang w:val="en-US" w:eastAsia="ko-KR"/>
-        </w:rPr>
-        <w:t xml:space="preserve"> 뺀 값으로, 예측이 </w:t>
+        <w:t xml:space="preserve"> 대비 백분율로 표현한 것으로, 주가 스케일이 다른 종목 간에도 비교가 가능하다는 장점이 있다. Accuracy는 100에서 MAPE를 뺀 값으로, 예측이 </w:t>
       </w:r>
       <w:proofErr w:type="spellStart"/>
       <w:r>
@@ -6489,21 +6355,7 @@
         <w:rPr>
           <w:lang w:val="en-US" w:eastAsia="ko-KR"/>
         </w:rPr>
-        <w:t>Linear Regression의 결과는 예상 밖이었다. 대부분의 종목에서 Accuracy가 99.99%</w:t>
-      </w:r>
-      <w:proofErr w:type="spellStart"/>
-      <w:r>
-        <w:rPr>
-          <w:lang w:val="en-US" w:eastAsia="ko-KR"/>
-        </w:rPr>
-        <w:t>에</w:t>
-      </w:r>
-      <w:proofErr w:type="spellEnd"/>
-      <w:r>
-        <w:rPr>
-          <w:lang w:val="en-US" w:eastAsia="ko-KR"/>
-        </w:rPr>
-        <w:t xml:space="preserve"> 달하는 수치를 보였다. 예를 들어 NTT의 7일 후 MAPE는 0.0000000000014%로, 사실상 오차가 없는 것처럼 나타났다. Toyota와 Keyence 등 다른 종목들도 유사한 패턴을 보였다.</w:t>
+        <w:t>Linear Regression의 결과는 예상 밖이었다. 대부분의 종목에서 Accuracy가 99.99%에 달하는 수치를 보였다. 예를 들어 NTT의 7일 후 MAPE는 0.0000000000014%로, 사실상 오차가 없는 것처럼 나타났다. Toyota와 Keyence 등 다른 종목들도 유사한 패턴을 보였다.</w:t>
       </w:r>
       <w:r>
         <w:rPr>
@@ -6643,7 +6495,20 @@
         <w:rPr>
           <w:lang w:val="en-US" w:eastAsia="ko-KR"/>
         </w:rPr>
-        <w:t xml:space="preserve">(overfitting)이 발생하였음을 의미한다. Linear Regression은 4,230개의 입력 피처에서 140개의 출력을 예측하면서 훈련 데이터의 패턴을 거의 완벽하게 암기한 것이다. 실제로 </w:t>
+        <w:t>(overfitting)이 발생하였음을 의미한다. Linear Regression은 4,230개의 입력 피처에서 140개의 출력을 예측하면서 훈련 데이터의 패턴을 거의 완벽하게 암기한 것이다.</w:t>
+      </w:r>
+      <w:r>
+        <w:rPr>
+          <w:rFonts w:hint="eastAsia"/>
+          <w:lang w:val="en-US" w:eastAsia="ko-KR"/>
+        </w:rPr>
+        <w:t xml:space="preserve"> </w:t>
+      </w:r>
+      <w:r>
+        <w:rPr>
+          <w:lang w:val="en-US" w:eastAsia="ko-KR"/>
+        </w:rPr>
+        <w:t xml:space="preserve">실제로 </w:t>
       </w:r>
       <w:proofErr w:type="spellStart"/>
       <w:r>
@@ -6795,21 +6660,20 @@
         <w:rPr>
           <w:lang w:val="en-US" w:eastAsia="ko-KR"/>
         </w:rPr>
-        <w:t>본 연구에서는 주가 데이터와 경제지표 데이터를 별도의 스트림으로 처리하는 Dual Input Stream 구조를 설계하였다. 이 구조를 채택한 이유는 EDA 단계에서 확인한 상관관계 분석 결과에 기반한다. 경제지표와 주가 간에 평균 0.611의 상관계수가 확인되었으나, 두 데이터의 특성이 서로 다르기 때문에 각각을 독립적으로 처리한 후 결합하는 것이 효과적이라고 판단하였다. Stock Stream은 20개 종목의 90일간 주가 데이터를 처리하며, 64개 유닛의 LSTM 레이어 2개와 20% Dropout</w:t>
-      </w:r>
-      <w:proofErr w:type="spellStart"/>
-      <w:r>
-        <w:rPr>
-          <w:lang w:val="en-US" w:eastAsia="ko-KR"/>
-        </w:rPr>
-        <w:t>으로</w:t>
-      </w:r>
-      <w:proofErr w:type="spellEnd"/>
-      <w:r>
-        <w:rPr>
-          <w:lang w:val="en-US" w:eastAsia="ko-KR"/>
-        </w:rPr>
-        <w:t xml:space="preserve"> 구성하였다. Economic Stream은 27개 경제지표의 90일간 데이터를 처리하며, 동일한 구조를 적용하였다. 두 스트림의 출력은 Concatenate 레이어에서 결합되고, 128개 유닛의 Dense 레이어를 거쳐 최종적으로 140개의 </w:t>
+        <w:t xml:space="preserve">본 연구에서는 주가 데이터와 경제지표 데이터를 별도의 스트림으로 처리하는 Dual Input Stream 구조를 설계하였다. 이 구조를 채택한 이유는 EDA 단계에서 확인한 상관관계 분석 결과에 기반한다. 경제지표와 주가 간에 평균 0.611의 상관계수가 확인되었으나, 두 데이터의 특성이 서로 다르기 때문에 각각을 독립적으로 처리한 후 결합하는 것이 효과적이라고 판단하였다. Stock Stream은 20개 종목의 90일간 주가 데이터를 처리하며, </w:t>
+      </w:r>
+      <w:r>
+        <w:rPr>
+          <w:rFonts w:hint="eastAsia"/>
+          <w:lang w:val="en-US" w:eastAsia="ko-KR"/>
+        </w:rPr>
+        <w:t>128</w:t>
+      </w:r>
+      <w:r>
+        <w:rPr>
+          <w:lang w:val="en-US" w:eastAsia="ko-KR"/>
+        </w:rPr>
+        <w:t xml:space="preserve">개 유닛의 LSTM 레이어 2개와 20% Dropout으로 구성하였다. Economic Stream은 27개 경제지표의 90일간 데이터를 처리하며, 동일한 구조를 적용하였다. 두 스트림의 출력은 Concatenate 레이어에서 결합되고, 128개 유닛의 Dense 레이어를 거쳐 최종적으로 140개의 </w:t>
       </w:r>
       <w:proofErr w:type="spellStart"/>
       <w:r>
@@ -7016,7 +6880,22 @@
         <w:rPr>
           <w:lang w:val="en-US" w:eastAsia="ko-KR"/>
         </w:rPr>
-        <w:t>모델은 Linear Regression과 달리 현실적인 예측 성능을 보였다. 전체 20개 종목의 7일 후 예측 기준 평균 Accuracy는 94.01%였으며, Day1부터 Day7까지의 평균 Accuracy는 94.12%였다. 종목별로 살펴보면, NTT가 96.50%로 가장 높은 정확도를 기록하였고, Toyota 96.25%, SMFG 96.08% 순으로 높은 성능을 보였다. 반면 Advantest는 83.13%로 상대적으로 낮은 정확도를 기록하였는데, 이는 반도체 종목 특유의 높은 변동성에 기인한 것으로 분석된다.</w:t>
+        <w:t>모델은 Linear Regression과 달리 현실적인 예측 성능을 보였다. 전체 20개 종목의 7일 후 예측 기준 평균 Accuracy는 94.01%였으며, Day1부터 Day7까지의 평균 Accuracy는 94.12%였다. 종목별로 살펴보면, NTT가 96.50%로 가장 높은 정확도를 기록하였고, Toyota 96.25%, SMFG 96.08% 순으로 높은 성능을 보였다. 반면 Advantest는 83.13%로 상대적으로 낮은 정확도를 기록하였는데, 이는 반도체 종목 특유의 높은 변동성</w:t>
+      </w:r>
+      <w:r>
+        <w:rPr>
+          <w:rFonts w:hint="eastAsia"/>
+          <w:lang w:val="en-US" w:eastAsia="ko-KR"/>
+        </w:rPr>
+        <w:t xml:space="preserve">이 </w:t>
+      </w:r>
+      <w:r>
+        <w:rPr>
+          <w:rFonts w:hint="eastAsia"/>
+          <w:color w:val="EE0000"/>
+          <w:lang w:val="en-US" w:eastAsia="ko-KR"/>
+        </w:rPr>
+        <w:t>정확도에 영향을 미친 것으로 판단된다.</w:t>
       </w:r>
     </w:p>
     <w:p>
@@ -7065,7 +6944,20 @@
         <w:rPr>
           <w:lang w:val="en-US" w:eastAsia="ko-KR"/>
         </w:rPr>
-        <w:t xml:space="preserve"> 급변하지 않고 일관된 추세를 보였다. 이는 Linear Regression에서 나타난 비현실적인 급변 패턴과 대조적이었다.</w:t>
+        <w:t xml:space="preserve"> 급변하지 않고 일관된 추세를 보였다. 이는 Linear Regression에서 나타난 비현실적인 급변 패턴과 대조적</w:t>
+      </w:r>
+      <w:r>
+        <w:rPr>
+          <w:rFonts w:hint="eastAsia"/>
+          <w:lang w:val="en-US" w:eastAsia="ko-KR"/>
+        </w:rPr>
+        <w:t>이</w:t>
+      </w:r>
+      <w:r>
+        <w:rPr>
+          <w:lang w:val="en-US" w:eastAsia="ko-KR"/>
+        </w:rPr>
+        <w:t>다.</w:t>
       </w:r>
     </w:p>
     <w:p>
@@ -7128,7 +7020,20 @@
         <w:rPr>
           <w:lang w:val="en-US" w:eastAsia="ko-KR"/>
         </w:rPr>
-        <w:t xml:space="preserve">둘째, 종목별 성능 차이가 해당 종목의 특성을 반영하였다. NTT, Toyota 등 상대적으로 안정적인 대형주는 96% 이상의 높은 정확도를 보인 반면, Advantest 같은 반도체 종목은 높은 변동성으로 인해 예측이 어려웠다. </w:t>
+        <w:t xml:space="preserve">둘째, 종목별 성능 차이가 </w:t>
+      </w:r>
+      <w:r>
+        <w:rPr>
+          <w:color w:val="EE0000"/>
+          <w:lang w:eastAsia="ko-KR"/>
+        </w:rPr>
+        <w:t>각 종목의 변동성 특성과 연관되어 나타났다.</w:t>
+      </w:r>
+      <w:r>
+        <w:rPr>
+          <w:lang w:val="en-US" w:eastAsia="ko-KR"/>
+        </w:rPr>
+        <w:t xml:space="preserve"> NTT, Toyota 등 상대적으로 안정적인 대형주는 96% 이상의 높은 정확도를 보인 반면, Advantest 같은 반도체 종목은 높은 변동성으로 인해 예측이 어려웠다. </w:t>
       </w:r>
       <w:r>
         <w:rPr>
@@ -7218,42 +7123,41 @@
         <w:rPr>
           <w:b/>
           <w:bCs/>
-          <w:lang w:val="en-US" w:eastAsia="ko-KR"/>
-        </w:rPr>
-      </w:pPr>
-      <w:r>
-        <w:rPr>
-          <w:lang w:val="en-US" w:eastAsia="ko-KR"/>
-        </w:rPr>
-        <w:t>LSTM과 동일하게 Dual Input Stream 구조를 적용하였다. Stock Stream과 Economic Stream 각각에 4개의 Transformer Encoder Layer</w:t>
-      </w:r>
-      <w:proofErr w:type="spellStart"/>
-      <w:r>
-        <w:rPr>
-          <w:lang w:val="en-US" w:eastAsia="ko-KR"/>
-        </w:rPr>
-        <w:t>를</w:t>
-      </w:r>
-      <w:proofErr w:type="spellEnd"/>
-      <w:r>
-        <w:rPr>
-          <w:lang w:val="en-US" w:eastAsia="ko-KR"/>
-        </w:rPr>
-        <w:t xml:space="preserve"> 적용한 후, Add 연산으로 결합하였다. Multi-Head Attention은 8개의 head</w:t>
-      </w:r>
-      <w:proofErr w:type="spellStart"/>
-      <w:r>
-        <w:rPr>
-          <w:lang w:val="en-US" w:eastAsia="ko-KR"/>
-        </w:rPr>
-        <w:t>를</w:t>
-      </w:r>
-      <w:proofErr w:type="spellEnd"/>
-      <w:r>
-        <w:rPr>
-          <w:lang w:val="en-US" w:eastAsia="ko-KR"/>
-        </w:rPr>
-        <w:t xml:space="preserve"> 사용하였고, Feed-Forward 차원은 256으로 설정하였다. 결합된 출력은 </w:t>
+          <w:color w:val="EE0000"/>
+          <w:lang w:val="en-US" w:eastAsia="ko-KR"/>
+        </w:rPr>
+      </w:pPr>
+      <w:r>
+        <w:rPr>
+          <w:lang w:val="en-US" w:eastAsia="ko-KR"/>
+        </w:rPr>
+        <w:t>LSTM과 동일하게 Dual Input Stream 구조를 적용하였다. Stock Stream과 Economic Stream 각각에</w:t>
+      </w:r>
+      <w:r>
+        <w:rPr>
+          <w:rFonts w:hint="eastAsia"/>
+          <w:lang w:val="en-US" w:eastAsia="ko-KR"/>
+        </w:rPr>
+        <w:t xml:space="preserve"> </w:t>
+      </w:r>
+      <w:r>
+        <w:rPr>
+          <w:lang w:val="en-US" w:eastAsia="ko-KR"/>
+        </w:rPr>
+        <w:t>Transformer Encoder Layer</w:t>
+      </w:r>
+      <w:r>
+        <w:rPr>
+          <w:rFonts w:hint="eastAsia"/>
+          <w:lang w:val="en-US" w:eastAsia="ko-KR"/>
+        </w:rPr>
+        <w:t xml:space="preserve"> 4개를 </w:t>
+      </w:r>
+      <w:r>
+        <w:rPr>
+          <w:lang w:val="en-US" w:eastAsia="ko-KR"/>
+        </w:rPr>
+        <w:t xml:space="preserve">적용한 후, Add 연산으로 결합하였다. Multi-Head Attention은 8개의 head를 사용하였고, Feed-Forward 차원은 256으로 설정하였다. 결합된 출력은 </w:t>
       </w:r>
       <w:proofErr w:type="spellStart"/>
       <w:r>
@@ -7281,57 +7185,62 @@
         <w:rPr>
           <w:lang w:val="en-US" w:eastAsia="ko-KR"/>
         </w:rPr>
-        <w:t xml:space="preserve"> 출력한다. 학습 조건은 LSTM과 동일하게 </w:t>
-      </w:r>
-      <w:proofErr w:type="spellStart"/>
-      <w:r>
-        <w:rPr>
-          <w:lang w:val="en-US" w:eastAsia="ko-KR"/>
+        <w:t xml:space="preserve"> 출력한다. </w:t>
+      </w:r>
+      <w:r>
+        <w:rPr>
+          <w:color w:val="EE0000"/>
+          <w:lang w:eastAsia="ko-KR"/>
+        </w:rPr>
+        <w:t xml:space="preserve">또한 공정한 비교를 위해 </w:t>
+      </w:r>
+      <w:proofErr w:type="spellStart"/>
+      <w:r>
+        <w:rPr>
+          <w:color w:val="EE0000"/>
+          <w:lang w:eastAsia="ko-KR"/>
         </w:rPr>
         <w:t>학습률</w:t>
       </w:r>
       <w:proofErr w:type="spellEnd"/>
       <w:r>
         <w:rPr>
-          <w:lang w:val="en-US" w:eastAsia="ko-KR"/>
+          <w:color w:val="EE0000"/>
+          <w:lang w:eastAsia="ko-KR"/>
         </w:rPr>
         <w:t xml:space="preserve"> 0.0001, 배치 크기 32, </w:t>
       </w:r>
       <w:proofErr w:type="spellStart"/>
       <w:r>
         <w:rPr>
-          <w:lang w:val="en-US" w:eastAsia="ko-KR"/>
+          <w:color w:val="EE0000"/>
+          <w:lang w:eastAsia="ko-KR"/>
         </w:rPr>
         <w:t>에포크</w:t>
       </w:r>
       <w:proofErr w:type="spellEnd"/>
       <w:r>
         <w:rPr>
-          <w:lang w:val="en-US" w:eastAsia="ko-KR"/>
+          <w:color w:val="EE0000"/>
+          <w:lang w:eastAsia="ko-KR"/>
         </w:rPr>
         <w:t xml:space="preserve"> 50</w:t>
       </w:r>
       <w:proofErr w:type="spellStart"/>
       <w:r>
         <w:rPr>
-          <w:lang w:val="en-US" w:eastAsia="ko-KR"/>
+          <w:color w:val="EE0000"/>
+          <w:lang w:eastAsia="ko-KR"/>
         </w:rPr>
         <w:t>으로</w:t>
       </w:r>
       <w:proofErr w:type="spellEnd"/>
       <w:r>
         <w:rPr>
-          <w:lang w:val="en-US" w:eastAsia="ko-KR"/>
-        </w:rPr>
-        <w:t xml:space="preserve"> 설정하여 공정한 비교가 가능하도록 하였다.</w:t>
-      </w:r>
-      <w:r>
-        <w:rPr>
-          <w:b/>
-          <w:bCs/>
-          <w:lang w:val="en-US" w:eastAsia="ko-KR"/>
-        </w:rPr>
-        <w:t xml:space="preserve"> </w:t>
+          <w:color w:val="EE0000"/>
+          <w:lang w:eastAsia="ko-KR"/>
+        </w:rPr>
+        <w:t xml:space="preserve"> 학습 조건을 LSTM과 동일하게 설정하였다.</w:t>
       </w:r>
     </w:p>
     <w:p>
@@ -7461,14 +7370,43 @@
         <w:rPr>
           <w:b/>
           <w:bCs/>
-          <w:lang w:val="en-US" w:eastAsia="ko-KR"/>
-        </w:rPr>
-      </w:pPr>
-      <w:r>
-        <w:rPr>
-          <w:lang w:val="en-US" w:eastAsia="ko-KR"/>
-        </w:rPr>
-        <w:t xml:space="preserve">Transformer 모델의 전체 20개 종목 7일 후 예측 기준 평균 Accuracy는 91.36%였으며, Day1부터 Day7까지의 평균 Accuracy는 91.73%였다. 종목별로 살펴보면, NTT가 96.83%로 가장 높은 정확도를 기록하였고, Toyota 95.41%, Tokio Marine 95.30% 순이었다. 반면 Advantest는 58.88%로 매우 낮은 정확도를 기록하였으며, Mitsubishi Heavy Industries도 85.49%로 상대적으로 낮았다. </w:t>
+          <w:color w:val="EE0000"/>
+          <w:lang w:val="en-US" w:eastAsia="ko-KR"/>
+        </w:rPr>
+      </w:pPr>
+      <w:r>
+        <w:rPr>
+          <w:lang w:val="en-US" w:eastAsia="ko-KR"/>
+        </w:rPr>
+        <w:t xml:space="preserve">Transformer 모델의 전체 20개 종목 7일 후 예측 기준 평균 Accuracy는 91.36%였으며, Day1부터 Day7까지의 평균 Accuracy는 91.73%였다. 종목별로 살펴보면, NTT가 96.83%로 가장 높은 정확도를 기록하였고, Toyota 95.41%, Tokio Marine 95.30% </w:t>
+      </w:r>
+      <w:r>
+        <w:rPr>
+          <w:rFonts w:hint="eastAsia"/>
+          <w:lang w:val="en-US" w:eastAsia="ko-KR"/>
+        </w:rPr>
+        <w:t>순으로 나타났다</w:t>
+      </w:r>
+      <w:r>
+        <w:rPr>
+          <w:lang w:val="en-US" w:eastAsia="ko-KR"/>
+        </w:rPr>
+        <w:t xml:space="preserve">. 반면 Advantest는 58.88%로 매우 낮은 정확도를 기록하였으며, Mitsubishi Heavy Industries도 85.49%로 </w:t>
+      </w:r>
+      <w:r>
+        <w:rPr>
+          <w:color w:val="EE0000"/>
+          <w:lang w:val="en-US" w:eastAsia="ko-KR"/>
+        </w:rPr>
+        <w:t xml:space="preserve">상대적으로 </w:t>
+      </w:r>
+      <w:r>
+        <w:rPr>
+          <w:rFonts w:hint="eastAsia"/>
+          <w:color w:val="EE0000"/>
+          <w:lang w:val="en-US" w:eastAsia="ko-KR"/>
+        </w:rPr>
+        <w:t>낮은 정확도를 보였다.</w:t>
       </w:r>
     </w:p>
     <w:p>
@@ -7502,7 +7440,33 @@
         <w:rPr>
           <w:lang w:val="en-US" w:eastAsia="ko-KR"/>
         </w:rPr>
-        <w:t xml:space="preserve">Transformer는 Self-Attention을 통해 시퀀스 내 모든 시점 간 관계를 직접 모델링할 수 있어 이론적으로 장기 패턴 학습에 유리하다. 그러나 본 연구 결과, LSTM이 94.12%로 Transformer의 91.73%보다 약 2.4%p 높은 정확도를 기록하였다. 이러한 결과에는 몇 가지 원인이 있을 수 있다. 첫째, Transformer는 대규모 데이터에서 성능이 극대화되는데, 약 4,000개의 학습 샘플은 상대적으로 적은 규모이다. 둘째, 금융 시계열은 순차적 의존성이 강해 LSTM의 게이트 메커니즘이 더 적합할 수 있다. 셋째, Attention 메커니즘이 주가 데이터의 노이즈에 민감하게 반응하였을 가능성이 있다. 특히 Advantest의 경우 LSTM에서는 83.13%였으나 Transformer에서는 58.88%로 크게 하락하였다. 이는 높은 변동성을 가진 종목에서 Transformer가 노이즈에 더 취약함을 보여준다. 아래 그래프는 Toyota 종목에 대한 Transformer의 예측 결과로, LSTM과 유사하게 전반적인 추세를 따라가지만 smoothing이 더 강하게 적용된 것을 확인할 수 있다. </w:t>
+        <w:t>Transformer는 Self-Attention을 통해 시퀀스 내 모든 시점 간 관계를 직접 모델링할 수 있어 이론적으로 장기 패턴 학습에 유리하다. 그러나 본 연구 결과, LSTM이 94.12%로 Transformer의 91.73%보다 약 2.4%p 높은 정확도를 기록하였다. 이러한 결과에는 몇 가지 원인이 있을 수 있다. 첫째, Transformer는 대규모 데이터에서 성능이 극대화되는데,</w:t>
+      </w:r>
+      <w:r>
+        <w:rPr>
+          <w:rFonts w:hint="eastAsia"/>
+          <w:lang w:val="en-US" w:eastAsia="ko-KR"/>
+        </w:rPr>
+        <w:t xml:space="preserve"> 본 연구의 학습 샘플 수(</w:t>
+      </w:r>
+      <w:r>
+        <w:rPr>
+          <w:lang w:val="en-US" w:eastAsia="ko-KR"/>
+        </w:rPr>
+        <w:t>약 4,000개</w:t>
+      </w:r>
+      <w:r>
+        <w:rPr>
+          <w:rFonts w:hint="eastAsia"/>
+          <w:lang w:val="en-US" w:eastAsia="ko-KR"/>
+        </w:rPr>
+        <w:t xml:space="preserve">)는 </w:t>
+      </w:r>
+      <w:r>
+        <w:rPr>
+          <w:lang w:val="en-US" w:eastAsia="ko-KR"/>
+        </w:rPr>
+        <w:t xml:space="preserve">상대적으로 적은 규모이다. 둘째, 금융 시계열은 순차적 의존성이 강해 LSTM의 게이트 메커니즘이 더 적합할 수 있다. 셋째, Attention 메커니즘이 주가 데이터의 노이즈에 민감하게 반응하였을 가능성이 있다. 특히 Advantest의 경우 LSTM에서는 83.13%였으나 Transformer에서는 58.88%로 크게 하락하였다. 이는 높은 변동성을 가진 종목에서 Transformer가 노이즈에 더 취약함을 보여준다. 아래 그래프는 Toyota 종목에 대한 Transformer의 예측 결과로, LSTM과 유사하게 전반적인 추세를 따라가지만 smoothing이 더 강하게 적용된 것을 확인할 수 있다. </w:t>
       </w:r>
     </w:p>
     <w:p>
@@ -7650,35 +7614,46 @@
         <w:rPr>
           <w:lang w:val="en-US" w:eastAsia="ko-KR"/>
         </w:rPr>
-        <w:t>앞선 실험에서 이상한 결과가 나타났다. Linear Regression이 99.9%의 정확도를 기록한 것이다. 단순한 선형 모델이 LSTM(94.12%)이나 Transformer(91.73%)보다 훨씬 뛰어나다는 결과는 직관적으로 이해되지 않았다. 이 결과를 그대로 받아들일 수 없어 Bias-Variance 분석을 진행하였다. Bias-Variance Tradeoff는 모델의 오차를 이해하는 핵심 개념이다. Bias(편향)는 모델이 너무 단순해서 데이터의 패턴을 학습하지 못하는 문제로, Underfitting</w:t>
-      </w:r>
-      <w:proofErr w:type="spellStart"/>
-      <w:r>
-        <w:rPr>
-          <w:lang w:val="en-US" w:eastAsia="ko-KR"/>
-        </w:rPr>
-        <w:t>에</w:t>
-      </w:r>
-      <w:proofErr w:type="spellEnd"/>
-      <w:r>
-        <w:rPr>
-          <w:lang w:val="en-US" w:eastAsia="ko-KR"/>
-        </w:rPr>
-        <w:t xml:space="preserve"> 해당한다. Variance(분산)는 모델이 너무 복잡해서 훈련 데이터에만 맞춰지는 문제로, Overfitting</w:t>
-      </w:r>
-      <w:proofErr w:type="spellStart"/>
-      <w:r>
-        <w:rPr>
-          <w:lang w:val="en-US" w:eastAsia="ko-KR"/>
-        </w:rPr>
-        <w:t>에</w:t>
-      </w:r>
-      <w:proofErr w:type="spellEnd"/>
-      <w:r>
-        <w:rPr>
-          <w:lang w:val="en-US" w:eastAsia="ko-KR"/>
-        </w:rPr>
-        <w:t xml:space="preserve"> 해당한다. 좋은 모델은 이 둘 사이에서 균형을 찾아야 하며, 정확도가 높다고 무조건 좋은 것이 아니다.</w:t>
+        <w:t xml:space="preserve">앞선 실험에서 이상한 결과가 나타났다. Linear Regression이 99.9%의 정확도를 기록한 것이다. 단순한 선형 모델이 LSTM(94.12%)이나 Transformer(91.73%)보다 훨씬 뛰어나다는 결과는 직관적으로 이해되지 않았다. 이 결과를 그대로 받아들일 수 없어 Bias-Variance 분석을 진행하였다. Bias-Variance Tradeoff는 모델의 오차를 이해하는 핵심 개념이다. Bias(편향)는 모델이 너무 단순해서 데이터의 패턴을 학습하지 못하는 문제로, Underfitting에 해당한다. Variance(분산)는 모델이 너무 복잡해서 훈련 데이터에만 맞춰지는 문제로, Overfitting에 해당한다. </w:t>
+      </w:r>
+      <w:r>
+        <w:rPr>
+          <w:lang w:eastAsia="ko-KR"/>
+        </w:rPr>
+        <w:t xml:space="preserve">따라서 높은 정확도가 항상 우수한 </w:t>
+      </w:r>
+      <w:r>
+        <w:rPr>
+          <w:rFonts w:hint="eastAsia"/>
+          <w:lang w:eastAsia="ko-KR"/>
+        </w:rPr>
+        <w:t>모델</w:t>
+      </w:r>
+      <w:r>
+        <w:rPr>
+          <w:lang w:eastAsia="ko-KR"/>
+        </w:rPr>
+        <w:t>을 의미하지는 않으며, 두 요소 간 균형</w:t>
+      </w:r>
+      <w:r>
+        <w:rPr>
+          <w:rFonts w:hint="eastAsia"/>
+          <w:lang w:eastAsia="ko-KR"/>
+        </w:rPr>
+        <w:t>을 찾는 것이</w:t>
+      </w:r>
+      <w:r>
+        <w:rPr>
+          <w:rFonts w:hint="eastAsia"/>
+          <w:lang w:eastAsia="ko-KR"/>
+        </w:rPr>
+        <w:t xml:space="preserve"> 중요하다</w:t>
+      </w:r>
+      <w:r>
+        <w:rPr>
+          <w:lang w:eastAsia="ko-KR"/>
+        </w:rPr>
+        <w:t>.</w:t>
       </w:r>
     </w:p>
     <w:p>
@@ -7714,7 +7689,59 @@
         <w:rPr>
           <w:lang w:val="en-US" w:eastAsia="ko-KR"/>
         </w:rPr>
-        <w:t>먼저 LSTM의 학습 곡선을 분석하였다. 훈련 데이터 크기를 20%에서 100%까지 늘려가며 Training Loss와 Validation Loss의 변화를 관찰하였다. 결과를 살펴보면, 훈련 데이터가 20%(약 640개 샘플)일 때 Validation Loss는 0.191이었으나, 100%(약 3,200개 샘플)일 때는 0.042로 크게 감소하였다. Training Loss는 모든 구간에서 0.001 수준으로 거의 0에 수렴하였다. 이는 모델이 훈련 데이터를 잘 학습하고 있음을 의미한다. 또한 데이터가 증가함에 따라 Training Loss와 Validation Loss 사이의 Gap이 0.190에서 0.041로 줄어들었는데, 이는 데이터가 많아질수록 과적합이 감소함을 보여준다. 이 결과는 두 가지를 시사하였다. 첫째, LSTM이 현재 데이터 규모에서 적절한 Bias-Variance 균형을 이루고 있다. 둘째, 더 많은 데이터가 있으면 성능이 추가로 향상될 가능성이 있다.</w:t>
+        <w:t xml:space="preserve">먼저 LSTM의 학습 곡선을 분석하였다. 훈련 데이터 크기를 20%에서 100%까지 </w:t>
+      </w:r>
+      <w:r>
+        <w:rPr>
+          <w:rFonts w:hint="eastAsia"/>
+          <w:lang w:val="en-US" w:eastAsia="ko-KR"/>
+        </w:rPr>
+        <w:t>순차적으로 증가시키</w:t>
+      </w:r>
+      <w:r>
+        <w:rPr>
+          <w:lang w:val="en-US" w:eastAsia="ko-KR"/>
+        </w:rPr>
+        <w:t xml:space="preserve">며 Training Loss와 Validation Loss의 변화를 관찰하였다. 결과를 살펴보면, 훈련 데이터가 20%(약 640개 샘플)일 때 Validation Loss는 0.191이었으나, 100%(약 3,200개 샘플)일 때는 0.042로 크게 감소하였다. Training Loss는 모든 구간에서 0.001 수준으로 </w:t>
+      </w:r>
+      <w:r>
+        <w:rPr>
+          <w:lang w:eastAsia="ko-KR"/>
+        </w:rPr>
+        <w:t>매우 낮게 유지되어 모델이 훈련 데이터를 충분히 학습하고 있음을</w:t>
+      </w:r>
+      <w:r>
+        <w:rPr>
+          <w:rFonts w:hint="eastAsia"/>
+          <w:lang w:eastAsia="ko-KR"/>
+        </w:rPr>
+        <w:t xml:space="preserve"> 나타낸다</w:t>
+      </w:r>
+      <w:r>
+        <w:rPr>
+          <w:rFonts w:hint="eastAsia"/>
+          <w:lang w:eastAsia="ko-KR"/>
+        </w:rPr>
+        <w:t xml:space="preserve">. </w:t>
+      </w:r>
+      <w:r>
+        <w:rPr>
+          <w:lang w:val="en-US" w:eastAsia="ko-KR"/>
+        </w:rPr>
+        <w:t xml:space="preserve">또한 데이터가 증가함에 따라 Training Loss와 Validation Loss 사이의 Gap이 0.190에서 0.041로 줄어들었는데, 이는 데이터가 많아질수록 과적합이 감소함을 보여준다. 이 결과는 두 가지를 </w:t>
+      </w:r>
+      <w:r>
+        <w:rPr>
+          <w:rFonts w:hint="eastAsia"/>
+          <w:lang w:val="en-US" w:eastAsia="ko-KR"/>
+        </w:rPr>
+        <w:t>의미한다</w:t>
+      </w:r>
+      <w:r>
+        <w:rPr>
+          <w:lang w:val="en-US" w:eastAsia="ko-KR"/>
+        </w:rPr>
+        <w:t>. 첫째, LSTM이 현재 데이터 규모에서 적절한 Bias-Variance 균형을 이루고 있다. 둘째, 더 많은 데이터가 있으면 성능이 추가로 향상될 가능성이 있다.</w:t>
       </w:r>
       <w:r>
         <w:rPr>
@@ -7745,7 +7772,7 @@
           <w:lang w:val="en-US" w:eastAsia="ko-KR"/>
         </w:rPr>
         <w:drawing>
-          <wp:inline distT="0" distB="0" distL="0" distR="0" wp14:anchorId="36E07E71" wp14:editId="6BB63EB0">
+          <wp:inline distT="0" distB="0" distL="0" distR="0" wp14:anchorId="36E07E71" wp14:editId="12B9E833">
             <wp:extent cx="5796280" cy="2860675"/>
             <wp:effectExtent l="0" t="0" r="0" b="0"/>
             <wp:docPr id="904053362" name="그림 3" descr="그래프, 텍스트, 라인, 스크린샷이(가) 표시된 사진&#10;&#10;자동 생성된 설명"/>
@@ -7818,14 +7845,72 @@
         <w:rPr>
           <w:lang w:val="en-US" w:eastAsia="ko-KR"/>
         </w:rPr>
-        <w:t xml:space="preserve">다음으로 LSTM의 유닛 수를 16에서 256까지 변경하면서 Bias와 Variance가 어떻게 변하는지 측정하였다. 16개 유닛에서는 Validation Loss가 0.052로, Underfitting 경향을 보였다. 32개 유닛에서는 오히려 Validation Loss가 0.068로 증가하여 불안정한 모습을 보였다. 64개 유닛에서 </w:t>
+        <w:t xml:space="preserve">다음으로 LSTM의 유닛 수를 16에서 256까지 변경하면서 Bias와 Variance가 어떻게 변하는지 측정하였다. 16개 유닛에서는 Validation Loss가 0.052로, Underfitting 경향을 보였다. 32개 유닛에서는 오히려 Validation Loss가 0.068로 증가하여 불안정한 모습을 보였다. </w:t>
+      </w:r>
+      <w:r>
+        <w:rPr>
+          <w:rFonts w:hint="eastAsia"/>
+          <w:lang w:val="en-US" w:eastAsia="ko-KR"/>
+        </w:rPr>
+        <w:t>128</w:t>
+      </w:r>
+      <w:r>
+        <w:rPr>
+          <w:lang w:val="en-US" w:eastAsia="ko-KR"/>
+        </w:rPr>
+        <w:t xml:space="preserve">개 유닛에서 </w:t>
       </w:r>
       <w:r>
         <w:rPr>
           <w:lang w:val="en-US" w:eastAsia="ko-KR"/>
         </w:rPr>
         <w:lastRenderedPageBreak/>
-        <w:t>Validation Loss가 0.042로 최적의 균형점에 도달하였다. 128개와 256개 유닛에서는 각각 0.036, 0.035로 미미한 개선만 있었으며, 복잡도 증가 대비 효율이 낮았다. 이 결과를 바탕으로 64개 유닛이 현재 데이터 규모에서 최적이라는 결론을 내렸다. 128이나 256으로 늘려도 성능 향상은 미미하고 학습 시간만 증가하기 때문이다.</w:t>
+        <w:t>Validation Loss가 0.0</w:t>
+      </w:r>
+      <w:r>
+        <w:rPr>
+          <w:rFonts w:hint="eastAsia"/>
+          <w:lang w:val="en-US" w:eastAsia="ko-KR"/>
+        </w:rPr>
+        <w:t>36</w:t>
+      </w:r>
+      <w:r>
+        <w:rPr>
+          <w:lang w:eastAsia="ko-KR"/>
+        </w:rPr>
+        <w:t>로 감소하며 가장 균형적인 결과를 보였다</w:t>
+      </w:r>
+      <w:r>
+        <w:rPr>
+          <w:lang w:val="en-US" w:eastAsia="ko-KR"/>
+        </w:rPr>
+        <w:t xml:space="preserve">. 256개 유닛에서는 0.035로 미미한 개선만 있었으며, 복잡도 증가 대비 </w:t>
+      </w:r>
+      <w:r>
+        <w:rPr>
+          <w:rFonts w:hint="eastAsia"/>
+          <w:lang w:val="en-US" w:eastAsia="ko-KR"/>
+        </w:rPr>
+        <w:t>성능 개선이</w:t>
+      </w:r>
+      <w:r>
+        <w:rPr>
+          <w:lang w:val="en-US" w:eastAsia="ko-KR"/>
+        </w:rPr>
+        <w:t xml:space="preserve"> 낮았다. 이 결과를 바탕으로 </w:t>
+      </w:r>
+      <w:r>
+        <w:rPr>
+          <w:rFonts w:hint="eastAsia"/>
+          <w:lang w:val="en-US" w:eastAsia="ko-KR"/>
+        </w:rPr>
+        <w:t>128</w:t>
+      </w:r>
+      <w:r>
+        <w:rPr>
+          <w:lang w:val="en-US" w:eastAsia="ko-KR"/>
+        </w:rPr>
+        <w:t>개 유닛이 현재 데이터 규모에서 최적이라는 결론을 내렸다. 256으로 늘려도 성능 향상은 미미하고 학습 시간만 증가하기 때문이다.</w:t>
       </w:r>
     </w:p>
     <w:p>
@@ -7844,7 +7929,7 @@
           <w:lang w:val="en-US" w:eastAsia="ko-KR"/>
         </w:rPr>
         <w:drawing>
-          <wp:inline distT="0" distB="0" distL="0" distR="0" wp14:anchorId="68CA07CC" wp14:editId="5A8998C2">
+          <wp:inline distT="0" distB="0" distL="0" distR="0" wp14:anchorId="68CA07CC" wp14:editId="46645147">
             <wp:extent cx="5796280" cy="2030730"/>
             <wp:effectExtent l="0" t="0" r="0" b="1270"/>
             <wp:docPr id="1215715762" name="그림 4" descr="라인, 그래프, 텍스트, 스크린샷이(가) 표시된 사진&#10;&#10;자동 생성된 설명"/>
@@ -7924,36 +8009,60 @@
           <w:bCs/>
           <w:lang w:val="en-US" w:eastAsia="ko-KR"/>
         </w:rPr>
-        <w:t xml:space="preserve"> 증명 </w:t>
-      </w:r>
-    </w:p>
-    <w:p>
-      <w:pPr>
-        <w:rPr>
-          <w:b/>
-          <w:bCs/>
-          <w:lang w:val="en-US" w:eastAsia="ko-KR"/>
-        </w:rPr>
-      </w:pPr>
-      <w:r>
-        <w:rPr>
-          <w:lang w:val="en-US" w:eastAsia="ko-KR"/>
-        </w:rPr>
-        <w:t>이제 핵심 질문으로 돌아왔다. Linear Regression의 99.9%는 진짜인가? 입력 데이터의 구조를 다시 살펴보았다. 90일간의 데이터에 47개 변수(20개 주가 + 27개 경제지표)</w:t>
-      </w:r>
-      <w:proofErr w:type="spellStart"/>
-      <w:r>
-        <w:rPr>
-          <w:lang w:val="en-US" w:eastAsia="ko-KR"/>
-        </w:rPr>
-        <w:t>를</w:t>
-      </w:r>
-      <w:proofErr w:type="spellEnd"/>
-      <w:r>
-        <w:rPr>
-          <w:lang w:val="en-US" w:eastAsia="ko-KR"/>
-        </w:rPr>
-        <w:t xml:space="preserve"> 곱하면 총 4,230개의 피처가 생성된다. 그런데 학습에 사용할 수 있는 샘플 수는 약 3,200개이다. 피처 수가 샘플 수보다 많은 상황에서 Linear Regression은 훈련 데이터를 거의 완벽하게 암기할 수 있다. 하지만 이는 새로운 데이터에 대한 일반화 능력이 없다는 의미이기도 하다. </w:t>
+        <w:t xml:space="preserve"> </w:t>
+      </w:r>
+      <w:r>
+        <w:rPr>
+          <w:rFonts w:asciiTheme="minorEastAsia" w:eastAsiaTheme="minorEastAsia" w:hAnsiTheme="minorEastAsia" w:hint="eastAsia"/>
+          <w:b/>
+          <w:bCs/>
+          <w:lang w:val="en-US" w:eastAsia="ko-KR"/>
+        </w:rPr>
+        <w:t>검증</w:t>
+      </w:r>
+    </w:p>
+    <w:p>
+      <w:pPr>
+        <w:rPr>
+          <w:b/>
+          <w:bCs/>
+          <w:color w:val="EE0000"/>
+          <w:lang w:val="en-US" w:eastAsia="ko-KR"/>
+        </w:rPr>
+      </w:pPr>
+      <w:r>
+        <w:rPr>
+          <w:lang w:val="en-US" w:eastAsia="ko-KR"/>
+        </w:rPr>
+        <w:t xml:space="preserve">이제 핵심 질문으로 돌아왔다. </w:t>
+      </w:r>
+      <w:r>
+        <w:rPr>
+          <w:color w:val="EE0000"/>
+          <w:lang w:eastAsia="ko-KR"/>
+        </w:rPr>
+        <w:t>Linear Regression의 99.9% 정확도가 일반화 성능을 반영하는지 확인하기 위</w:t>
+      </w:r>
+      <w:r>
+        <w:rPr>
+          <w:rFonts w:hint="eastAsia"/>
+          <w:color w:val="EE0000"/>
+          <w:lang w:eastAsia="ko-KR"/>
+        </w:rPr>
+        <w:t xml:space="preserve">해 </w:t>
+      </w:r>
+      <w:r>
+        <w:rPr>
+          <w:color w:val="EE0000"/>
+          <w:lang w:val="en-US" w:eastAsia="ko-KR"/>
+        </w:rPr>
+        <w:t>입력 데이터의 구조를 다시 살펴보았다</w:t>
+      </w:r>
+      <w:r>
+        <w:rPr>
+          <w:lang w:val="en-US" w:eastAsia="ko-KR"/>
+        </w:rPr>
+        <w:t xml:space="preserve">. 90일간의 데이터에 47개 변수(20개 주가 + 27개 경제지표)를 곱하면 총 4,230개의 피처가 생성된다. 그런데 학습에 사용할 수 있는 샘플 수는 약 3,200개이다. 피처 수가 샘플 수보다 많은 상황에서 Linear Regression은 훈련 데이터를 거의 완벽하게 암기할 수 있다. 하지만 이는 새로운 데이터에 대한 일반화 능력이 없다는 의미이기도 하다. </w:t>
       </w:r>
       <w:proofErr w:type="spellStart"/>
       <w:r>
@@ -7981,15 +8090,30 @@
         <w:rPr>
           <w:lang w:val="en-US" w:eastAsia="ko-KR"/>
         </w:rPr>
-        <w:t xml:space="preserve"> 함수를 사용하여 이를 시각화한 결과, Training MSE는 거의 0에 수렴하였으나 Validation MSE는 Training MSE보다 훨씬 높았다. Training Loss와 Validation Loss 사이의 Gap이 극도로 커서 심각한 High Variance 상태임이 확인되었다. 결론적으로 99.9%의 정확도는 과적합의 결과였다. 훈련 데이터를 외운 것이지 실제 예측 능력이 있는 것이 아니었다.</w:t>
-      </w:r>
-      <w:r>
-        <w:rPr>
-          <w:b/>
-          <w:bCs/>
-          <w:lang w:val="en-US" w:eastAsia="ko-KR"/>
-        </w:rPr>
-        <w:t xml:space="preserve"> </w:t>
+        <w:t xml:space="preserve"> 함수를 사용하여 이를 시각화한 결과, Training MSE는 거의 0에 수렴하였으나 Validation MSE는 Training MSE보다 훨씬 높았다. Training Loss와 Validation Loss 사이의 Gap이 극도로 커서 심각한 High Variance 상태임이 확인되었다. </w:t>
+      </w:r>
+      <w:r>
+        <w:rPr>
+          <w:rFonts w:hint="eastAsia"/>
+          <w:color w:val="EE0000"/>
+          <w:lang w:val="en-US" w:eastAsia="ko-KR"/>
+        </w:rPr>
+        <w:t>결과적으로</w:t>
+      </w:r>
+      <w:r>
+        <w:rPr>
+          <w:color w:val="EE0000"/>
+          <w:lang w:val="en-US" w:eastAsia="ko-KR"/>
+        </w:rPr>
+        <w:t xml:space="preserve"> 99.9%의 정확도는 일반화 성능이 아니라 과적합으로 인해 발생한</w:t>
+      </w:r>
+      <w:r>
+        <w:rPr>
+          <w:rFonts w:hint="eastAsia"/>
+          <w:color w:val="EE0000"/>
+          <w:lang w:val="en-US" w:eastAsia="ko-KR"/>
+        </w:rPr>
+        <w:t xml:space="preserve"> 값으로 해석된다.</w:t>
       </w:r>
     </w:p>
     <w:p>
@@ -8013,7 +8137,7 @@
           <w:lang w:val="en-US" w:eastAsia="ko-KR"/>
         </w:rPr>
         <w:drawing>
-          <wp:inline distT="0" distB="0" distL="0" distR="0" wp14:anchorId="3360AD29" wp14:editId="43457440">
+          <wp:inline distT="0" distB="0" distL="0" distR="0" wp14:anchorId="3360AD29" wp14:editId="3F6EA4ED">
             <wp:extent cx="5459523" cy="2688492"/>
             <wp:effectExtent l="0" t="0" r="1905" b="4445"/>
             <wp:docPr id="1827256067" name="그림 5" descr="그래프, 스크린샷, 라인, 텍스트이(가) 표시된 사진&#10;&#10;자동 생성된 설명"/>
@@ -8078,16 +8202,70 @@
     </w:p>
     <w:p>
       <w:pPr>
-        <w:rPr>
-          <w:lang w:val="en-US" w:eastAsia="ko-KR"/>
-        </w:rPr>
-      </w:pPr>
+        <w:spacing w:after="4" w:line="249" w:lineRule="auto"/>
+        <w:ind w:right="80"/>
+        <w:rPr>
+          <w:lang w:val="en-US" w:eastAsia="ko-KR"/>
+        </w:rPr>
+      </w:pPr>
+      <w:r>
+        <w:rPr>
+          <w:rFonts w:hint="eastAsia"/>
+          <w:lang w:val="en-US" w:eastAsia="ko-KR"/>
+        </w:rPr>
+        <w:t>세</w:t>
+      </w:r>
+      <w:r>
+        <w:rPr>
+          <w:lang w:val="en-US" w:eastAsia="ko-KR"/>
+        </w:rPr>
+        <w:t xml:space="preserve"> 가지 모델의 Bias-Variance 특성을</w:t>
+      </w:r>
+      <w:r>
+        <w:rPr>
+          <w:rFonts w:hint="eastAsia"/>
+          <w:lang w:val="en-US" w:eastAsia="ko-KR"/>
+        </w:rPr>
+        <w:t xml:space="preserve"> 종합하여 비교하였다.</w:t>
+      </w:r>
+      <w:r>
+        <w:rPr>
+          <w:lang w:val="en-US" w:eastAsia="ko-KR"/>
+        </w:rPr>
+        <w:t xml:space="preserve"> Linear Regression은 bias는</w:t>
+      </w:r>
+      <w:r>
+        <w:rPr>
+          <w:rFonts w:hint="eastAsia"/>
+          <w:lang w:val="en-US" w:eastAsia="ko-KR"/>
+        </w:rPr>
+        <w:t xml:space="preserve"> </w:t>
+      </w:r>
+      <w:r>
+        <w:rPr>
+          <w:lang w:val="en-US" w:eastAsia="ko-KR"/>
+        </w:rPr>
+        <w:t xml:space="preserve">낮지만 variance가 매우 높아 일반화 신뢰도가 낮았다. LSTM은 bias와 variance가 비교적 균형을 이루어 </w:t>
+      </w:r>
       <w:r>
         <w:rPr>
           <w:lang w:val="en-US" w:eastAsia="ko-KR"/>
         </w:rPr>
         <w:lastRenderedPageBreak/>
-        <w:t xml:space="preserve">세 가지 모델의 Bias-Variance 특성을 종합 비교하였다. Linear Regression은 Bias가 매우 낮지만 Variance가 극도로 높아 신뢰도가 낮았다. LSTM은 Bias와 Variance 모두 적절한 수준으로 신뢰도가 가장 높았다. Transformer는 Bias는 낮으나 Variance가 LSTM보다 높아 중간 수준의 신뢰도를 보였다. </w:t>
+        <w:t xml:space="preserve">가장 안정적인 성능을 보였다. Transformer는 bias는 낮으나 variance가 LSTM보다 높아 </w:t>
+      </w:r>
+      <w:r>
+        <w:rPr>
+          <w:rFonts w:hint="eastAsia"/>
+          <w:lang w:val="en-US" w:eastAsia="ko-KR"/>
+        </w:rPr>
+        <w:t>중간</w:t>
+      </w:r>
+      <w:r>
+        <w:rPr>
+          <w:lang w:val="en-US" w:eastAsia="ko-KR"/>
+        </w:rPr>
+        <w:t xml:space="preserve"> 수준의 신뢰도를 보였다.</w:t>
       </w:r>
     </w:p>
     <w:p>
@@ -8179,21 +8357,39 @@
         <w:rPr>
           <w:lang w:val="en-US" w:eastAsia="ko-KR"/>
         </w:rPr>
-        <w:t>이 분석을 통해 다음과 같은 결론을 도출하였다. 첫째, Linear Regression의 99.9% 정확도는 고차원 입력으로 인한 과적합의 결과이므로 실제 예측에 사용할 수 없다. 둘째, 현재 데이터 규모(약 3,200개 샘플)에서는 LSTM이 Transformer보다 안정적인 성능을 보인다. 셋째, LSTM 64개 유닛이 Bias-Variance 균형 측면에서 최적의 설정이다. 이러한 분석 결과를 바탕으로 본 프로젝트의 최종 모델을 LSTM(64 units, Dropout 0.2)</w:t>
-      </w:r>
-      <w:proofErr w:type="spellStart"/>
-      <w:r>
-        <w:rPr>
-          <w:lang w:val="en-US" w:eastAsia="ko-KR"/>
-        </w:rPr>
-        <w:t>으로</w:t>
-      </w:r>
-      <w:proofErr w:type="spellEnd"/>
-      <w:r>
-        <w:rPr>
-          <w:lang w:val="en-US" w:eastAsia="ko-KR"/>
-        </w:rPr>
-        <w:t xml:space="preserve"> 확정하였다.</w:t>
+        <w:t xml:space="preserve">이 </w:t>
+      </w:r>
+      <w:r>
+        <w:rPr>
+          <w:lang w:eastAsia="ko-KR"/>
+        </w:rPr>
+        <w:t xml:space="preserve">분석을 통해 다음과 같은 결론을 도출하였다. 첫째, Linear Regression의 99.9% 정확도는 고차원 입력 구조에서 발생한 과적합의 결과로, 실제 예측에 활용하기 어렵다. 둘째, 현재 데이터 규모(약 3,200개 샘플)에서는 LSTM이 Transformer보다 안정적인 성능을 보였다. 셋째, LSTM에서 </w:t>
+      </w:r>
+      <w:r>
+        <w:rPr>
+          <w:rFonts w:hint="eastAsia"/>
+          <w:lang w:eastAsia="ko-KR"/>
+        </w:rPr>
+        <w:t>128</w:t>
+      </w:r>
+      <w:r>
+        <w:rPr>
+          <w:lang w:eastAsia="ko-KR"/>
+        </w:rPr>
+        <w:t>개 유닛이 Bias-Variance 균형 측면에서 가장 효율적인 설정으로 판단된다. 이에 따라 본 프로젝트의 최종 모델은 LSTM(</w:t>
+      </w:r>
+      <w:r>
+        <w:rPr>
+          <w:rFonts w:hint="eastAsia"/>
+          <w:lang w:eastAsia="ko-KR"/>
+        </w:rPr>
+        <w:t>128</w:t>
+      </w:r>
+      <w:r>
+        <w:rPr>
+          <w:lang w:eastAsia="ko-KR"/>
+        </w:rPr>
+        <w:t xml:space="preserve"> units, Dropout 0.2)으로 확정하였다.</w:t>
       </w:r>
     </w:p>
     <w:p>
@@ -8240,181 +8436,94 @@
     </w:p>
     <w:p>
       <w:pPr>
-        <w:rPr>
-          <w:lang w:val="en-US" w:eastAsia="ko-KR"/>
-        </w:rPr>
-      </w:pPr>
-      <w:r>
-        <w:rPr>
-          <w:lang w:val="en-US" w:eastAsia="ko-KR"/>
-        </w:rPr>
-        <w:t xml:space="preserve">Bias-Variance 분석을 마치고 LSTM 64 units가 적절하다는 결론을 내렸다. 그러나 한 가지 의문이 남았다. 나머지 </w:t>
-      </w:r>
-      <w:proofErr w:type="spellStart"/>
-      <w:r>
-        <w:rPr>
-          <w:lang w:val="en-US" w:eastAsia="ko-KR"/>
-        </w:rPr>
-        <w:t>하이퍼파라미터들은</w:t>
-      </w:r>
-      <w:proofErr w:type="spellEnd"/>
-      <w:r>
-        <w:rPr>
-          <w:lang w:val="en-US" w:eastAsia="ko-KR"/>
-        </w:rPr>
-        <w:t xml:space="preserve"> </w:t>
-      </w:r>
-      <w:proofErr w:type="spellStart"/>
-      <w:r>
-        <w:rPr>
-          <w:lang w:val="en-US" w:eastAsia="ko-KR"/>
-        </w:rPr>
-        <w:t>어떠한가</w:t>
-      </w:r>
-      <w:proofErr w:type="spellEnd"/>
-      <w:r>
-        <w:rPr>
-          <w:lang w:val="en-US" w:eastAsia="ko-KR"/>
-        </w:rPr>
-        <w:t xml:space="preserve">? 모델을 처음 설계할 때 대부분의 값은 경험적으로 설정하였다. lookback 90일, dropout 0.2, learning rate 0.0001 등 논문이나 다른 프로젝트에서 흔히 사용하는 값들이었다. 그런데 이 값들이 본 프로젝트의 데이터에서도 최적인지는 검증하지 않았다. 체계적인 탐색이 필요하였다. </w:t>
-      </w:r>
-    </w:p>
-    <w:p>
-      <w:pPr>
         <w:spacing w:after="4" w:line="249" w:lineRule="auto"/>
         <w:ind w:right="80"/>
         <w:rPr>
           <w:rFonts w:asciiTheme="minorEastAsia" w:eastAsiaTheme="minorEastAsia" w:hAnsiTheme="minorEastAsia"/>
-          <w:b/>
-          <w:bCs/>
-          <w:lang w:val="en-US" w:eastAsia="ko-KR"/>
-        </w:rPr>
-      </w:pPr>
-      <w:r>
-        <w:rPr>
-          <w:rFonts w:asciiTheme="minorEastAsia" w:eastAsiaTheme="minorEastAsia" w:hAnsiTheme="minorEastAsia"/>
-          <w:b/>
-          <w:bCs/>
-          <w:lang w:val="en-US" w:eastAsia="ko-KR"/>
-        </w:rPr>
-        <w:t xml:space="preserve">5.7.2 탐색 전략 </w:t>
-      </w:r>
-    </w:p>
-    <w:p>
-      <w:pPr>
-        <w:rPr>
-          <w:lang w:val="en-US" w:eastAsia="ko-KR"/>
-        </w:rPr>
-      </w:pPr>
-      <w:r>
-        <w:rPr>
-          <w:lang w:val="en-US" w:eastAsia="ko-KR"/>
-        </w:rPr>
-        <w:t xml:space="preserve">두 가지 방법을 병행하였다. Grid Search는 미리 정한 값들의 모든 조합을 체계적으로 탐색하는 방법이다. 빠뜨림 없이 모든 조합을 확인할 수 있지만 조합이 많아지면 시간이 오래 걸린다. 본 실험에서는 8개 조합을 선택하여 실험하였다. Random Search는 넓은 범위에서 무작위로 조합을 뽑아 실험하는 방법이다. 효율적이지만 운에 의존하는 면이 있다. 6개 조합을 실험하였다. 탐색 대상 </w:t>
-      </w:r>
-      <w:proofErr w:type="spellStart"/>
-      <w:r>
-        <w:rPr>
-          <w:lang w:val="en-US" w:eastAsia="ko-KR"/>
+          <w:lang w:val="en-US" w:eastAsia="ko-KR"/>
+        </w:rPr>
+      </w:pPr>
+      <w:r>
+        <w:rPr>
+          <w:rFonts w:asciiTheme="minorEastAsia" w:eastAsiaTheme="minorEastAsia" w:hAnsiTheme="minorEastAsia"/>
+          <w:lang w:eastAsia="ko-KR"/>
+        </w:rPr>
+        <w:t xml:space="preserve">Bias-Variance 분석을 통해 LSTM의 유닛 수는 </w:t>
+      </w:r>
+      <w:r>
+        <w:rPr>
+          <w:rFonts w:asciiTheme="minorEastAsia" w:eastAsiaTheme="minorEastAsia" w:hAnsiTheme="minorEastAsia" w:hint="eastAsia"/>
+          <w:lang w:eastAsia="ko-KR"/>
+        </w:rPr>
+        <w:t>128</w:t>
+      </w:r>
+      <w:r>
+        <w:rPr>
+          <w:rFonts w:asciiTheme="minorEastAsia" w:eastAsiaTheme="minorEastAsia" w:hAnsiTheme="minorEastAsia"/>
+          <w:lang w:eastAsia="ko-KR"/>
+        </w:rPr>
+        <w:t xml:space="preserve">가 적절하다는 결론을 도출하였다. 다만 lookback, dropout, learning rate 등 다른 </w:t>
+      </w:r>
+      <w:proofErr w:type="spellStart"/>
+      <w:r>
+        <w:rPr>
+          <w:rFonts w:asciiTheme="minorEastAsia" w:eastAsiaTheme="minorEastAsia" w:hAnsiTheme="minorEastAsia"/>
+          <w:lang w:eastAsia="ko-KR"/>
         </w:rPr>
         <w:t>하이퍼파라미터는</w:t>
       </w:r>
       <w:proofErr w:type="spellEnd"/>
       <w:r>
         <w:rPr>
-          <w:lang w:val="en-US" w:eastAsia="ko-KR"/>
-        </w:rPr>
-        <w:t xml:space="preserve">lookback(30일에서 120일), </w:t>
-      </w:r>
-      <w:proofErr w:type="spellStart"/>
-      <w:r>
-        <w:rPr>
-          <w:lang w:val="en-US" w:eastAsia="ko-KR"/>
-        </w:rPr>
-        <w:t>lstm_units</w:t>
-      </w:r>
-      <w:proofErr w:type="spellEnd"/>
-      <w:r>
-        <w:rPr>
-          <w:lang w:val="en-US" w:eastAsia="ko-KR"/>
-        </w:rPr>
-        <w:t xml:space="preserve">(16에서 128), </w:t>
-      </w:r>
-      <w:proofErr w:type="spellStart"/>
-      <w:r>
-        <w:rPr>
-          <w:lang w:val="en-US" w:eastAsia="ko-KR"/>
-        </w:rPr>
-        <w:t>dropout_rate</w:t>
-      </w:r>
-      <w:proofErr w:type="spellEnd"/>
-      <w:r>
-        <w:rPr>
-          <w:lang w:val="en-US" w:eastAsia="ko-KR"/>
-        </w:rPr>
-        <w:t xml:space="preserve">(0.1에서 0.3), </w:t>
-      </w:r>
-      <w:proofErr w:type="spellStart"/>
-      <w:r>
-        <w:rPr>
-          <w:lang w:val="en-US" w:eastAsia="ko-KR"/>
-        </w:rPr>
-        <w:t>learning_rate</w:t>
-      </w:r>
-      <w:proofErr w:type="spellEnd"/>
-      <w:r>
-        <w:rPr>
-          <w:lang w:val="en-US" w:eastAsia="ko-KR"/>
-        </w:rPr>
-        <w:t xml:space="preserve">(0.00005에서 0.001), </w:t>
-      </w:r>
-      <w:proofErr w:type="spellStart"/>
-      <w:r>
-        <w:rPr>
-          <w:lang w:val="en-US" w:eastAsia="ko-KR"/>
-        </w:rPr>
-        <w:t>batch_size</w:t>
-      </w:r>
-      <w:proofErr w:type="spellEnd"/>
-      <w:r>
-        <w:rPr>
-          <w:lang w:val="en-US" w:eastAsia="ko-KR"/>
-        </w:rPr>
-        <w:t>(16에서 64)</w:t>
-      </w:r>
-      <w:r>
-        <w:rPr>
-          <w:lang w:val="en-US" w:eastAsia="ko-KR"/>
-        </w:rPr>
-        <w:t>였다. 총 14개의 실험을 수행하였으며, 각 실험마다 모델을 새로 생성하고 Early Stopping(patience=5)</w:t>
-      </w:r>
-      <w:proofErr w:type="spellStart"/>
-      <w:r>
-        <w:rPr>
-          <w:lang w:val="en-US" w:eastAsia="ko-KR"/>
-        </w:rPr>
-        <w:t>으로</w:t>
-      </w:r>
-      <w:proofErr w:type="spellEnd"/>
-      <w:r>
-        <w:rPr>
-          <w:lang w:val="en-US" w:eastAsia="ko-KR"/>
-        </w:rPr>
-        <w:t xml:space="preserve"> 학습시킨 뒤 Validation Loss</w:t>
-      </w:r>
-      <w:proofErr w:type="spellStart"/>
-      <w:r>
-        <w:rPr>
-          <w:lang w:val="en-US" w:eastAsia="ko-KR"/>
-        </w:rPr>
-        <w:t>를</w:t>
-      </w:r>
-      <w:proofErr w:type="spellEnd"/>
-      <w:r>
-        <w:rPr>
-          <w:lang w:val="en-US" w:eastAsia="ko-KR"/>
-        </w:rPr>
-        <w:t xml:space="preserve"> 기록하였다. </w:t>
+          <w:rFonts w:asciiTheme="minorEastAsia" w:eastAsiaTheme="minorEastAsia" w:hAnsiTheme="minorEastAsia"/>
+          <w:lang w:eastAsia="ko-KR"/>
+        </w:rPr>
+        <w:t xml:space="preserve"> 초기 설계 단계에서 </w:t>
+      </w:r>
+      <w:r>
+        <w:rPr>
+          <w:lang w:val="en-US" w:eastAsia="ko-KR"/>
+        </w:rPr>
+        <w:t xml:space="preserve">논문이나 다른 프로젝트에서 </w:t>
+      </w:r>
+      <w:r>
+        <w:rPr>
+          <w:rFonts w:asciiTheme="minorEastAsia" w:eastAsiaTheme="minorEastAsia" w:hAnsiTheme="minorEastAsia"/>
+          <w:lang w:eastAsia="ko-KR"/>
+        </w:rPr>
+        <w:t xml:space="preserve"> 설정한 값이었으며, 본 프로젝트 데이터에서 최적이라고 단정하기는 어려웠다. 따라서 </w:t>
+      </w:r>
+      <w:proofErr w:type="spellStart"/>
+      <w:r>
+        <w:rPr>
+          <w:rFonts w:asciiTheme="minorEastAsia" w:eastAsiaTheme="minorEastAsia" w:hAnsiTheme="minorEastAsia"/>
+          <w:lang w:eastAsia="ko-KR"/>
+        </w:rPr>
+        <w:t>설정값의</w:t>
+      </w:r>
+      <w:proofErr w:type="spellEnd"/>
+      <w:r>
+        <w:rPr>
+          <w:rFonts w:asciiTheme="minorEastAsia" w:eastAsiaTheme="minorEastAsia" w:hAnsiTheme="minorEastAsia"/>
+          <w:lang w:eastAsia="ko-KR"/>
+        </w:rPr>
+        <w:t xml:space="preserve"> 타당성을 확인하기 위해 체계적인 </w:t>
+      </w:r>
+      <w:proofErr w:type="spellStart"/>
+      <w:r>
+        <w:rPr>
+          <w:rFonts w:asciiTheme="minorEastAsia" w:eastAsiaTheme="minorEastAsia" w:hAnsiTheme="minorEastAsia"/>
+          <w:lang w:eastAsia="ko-KR"/>
+        </w:rPr>
+        <w:t>하이퍼파라미터</w:t>
+      </w:r>
+      <w:proofErr w:type="spellEnd"/>
+      <w:r>
+        <w:rPr>
+          <w:rFonts w:asciiTheme="minorEastAsia" w:eastAsiaTheme="minorEastAsia" w:hAnsiTheme="minorEastAsia"/>
+          <w:lang w:eastAsia="ko-KR"/>
+        </w:rPr>
+        <w:t xml:space="preserve"> 탐색을 수행하였다.</w:t>
       </w:r>
     </w:p>
     <w:p>
@@ -8435,20 +8544,7 @@
           <w:bCs/>
           <w:lang w:val="en-US" w:eastAsia="ko-KR"/>
         </w:rPr>
-        <w:t xml:space="preserve">5.7.3 실험 결과 </w:t>
-      </w:r>
-    </w:p>
-    <w:p>
-      <w:pPr>
-        <w:rPr>
-          <w:lang w:val="en-US" w:eastAsia="ko-KR"/>
-        </w:rPr>
-      </w:pPr>
-      <w:r>
-        <w:rPr>
-          <w:lang w:val="en-US" w:eastAsia="ko-KR"/>
-        </w:rPr>
-        <w:t xml:space="preserve">14개 실험 결과를 분석한 결과, 현재 설정이 거의 최적에 가까웠다. </w:t>
+        <w:t>5.7.2 탐색 전략</w:t>
       </w:r>
     </w:p>
     <w:p>
@@ -8456,21 +8552,260 @@
         <w:spacing w:after="4" w:line="249" w:lineRule="auto"/>
         <w:ind w:right="80"/>
         <w:rPr>
+          <w:rFonts w:asciiTheme="minorEastAsia" w:eastAsiaTheme="minorEastAsia" w:hAnsiTheme="minorEastAsia"/>
+          <w:lang w:val="en-US" w:eastAsia="ko-KR"/>
+        </w:rPr>
+      </w:pPr>
+      <w:r>
+        <w:rPr>
+          <w:rFonts w:asciiTheme="minorEastAsia" w:eastAsiaTheme="minorEastAsia" w:hAnsiTheme="minorEastAsia"/>
+          <w:lang w:val="en-US" w:eastAsia="ko-KR"/>
+        </w:rPr>
+        <w:t xml:space="preserve">탐색은 Sensitivity Analysis 방식으로 수행하였다. Sensitivity Analysis는 기존 설정(Baseline)을 정해두고, 각 </w:t>
+      </w:r>
+      <w:proofErr w:type="spellStart"/>
+      <w:r>
+        <w:rPr>
+          <w:rFonts w:asciiTheme="minorEastAsia" w:eastAsiaTheme="minorEastAsia" w:hAnsiTheme="minorEastAsia"/>
+          <w:lang w:val="en-US" w:eastAsia="ko-KR"/>
+        </w:rPr>
+        <w:t>하이퍼파라미터를</w:t>
+      </w:r>
+      <w:proofErr w:type="spellEnd"/>
+      <w:r>
+        <w:rPr>
+          <w:rFonts w:asciiTheme="minorEastAsia" w:eastAsiaTheme="minorEastAsia" w:hAnsiTheme="minorEastAsia"/>
+          <w:lang w:val="en-US" w:eastAsia="ko-KR"/>
+        </w:rPr>
+        <w:t xml:space="preserve"> 하나씩 변경하면서 성능 변화를 관찰하는 방법이다. 이 방식은 개별 </w:t>
+      </w:r>
+      <w:proofErr w:type="spellStart"/>
+      <w:r>
+        <w:rPr>
+          <w:rFonts w:asciiTheme="minorEastAsia" w:eastAsiaTheme="minorEastAsia" w:hAnsiTheme="minorEastAsia"/>
+          <w:lang w:val="en-US" w:eastAsia="ko-KR"/>
+        </w:rPr>
+        <w:t>하이퍼파라미터가</w:t>
+      </w:r>
+      <w:proofErr w:type="spellEnd"/>
+      <w:r>
+        <w:rPr>
+          <w:rFonts w:asciiTheme="minorEastAsia" w:eastAsiaTheme="minorEastAsia" w:hAnsiTheme="minorEastAsia"/>
+          <w:lang w:val="en-US" w:eastAsia="ko-KR"/>
+        </w:rPr>
+        <w:t xml:space="preserve"> 모델 성능에 미치는 영향을 명확히 파악할 수 있다는 장점이 있다. 본 실험에서는 총 8개 조합을 실험하였다. 탐색 대상 </w:t>
+      </w:r>
+      <w:proofErr w:type="spellStart"/>
+      <w:r>
+        <w:rPr>
+          <w:rFonts w:asciiTheme="minorEastAsia" w:eastAsiaTheme="minorEastAsia" w:hAnsiTheme="minorEastAsia"/>
+          <w:lang w:val="en-US" w:eastAsia="ko-KR"/>
+        </w:rPr>
+        <w:t>하이퍼파라미터는</w:t>
+      </w:r>
+      <w:proofErr w:type="spellEnd"/>
+      <w:r>
+        <w:rPr>
+          <w:rFonts w:asciiTheme="minorEastAsia" w:eastAsiaTheme="minorEastAsia" w:hAnsiTheme="minorEastAsia"/>
+          <w:lang w:val="en-US" w:eastAsia="ko-KR"/>
+        </w:rPr>
+        <w:t xml:space="preserve"> </w:t>
+      </w:r>
+      <w:proofErr w:type="spellStart"/>
+      <w:r>
+        <w:rPr>
+          <w:rFonts w:asciiTheme="minorEastAsia" w:eastAsiaTheme="minorEastAsia" w:hAnsiTheme="minorEastAsia"/>
+          <w:lang w:val="en-US" w:eastAsia="ko-KR"/>
+        </w:rPr>
+        <w:t>lstm_units</w:t>
+      </w:r>
+      <w:proofErr w:type="spellEnd"/>
+      <w:r>
+        <w:rPr>
+          <w:rFonts w:asciiTheme="minorEastAsia" w:eastAsiaTheme="minorEastAsia" w:hAnsiTheme="minorEastAsia"/>
+          <w:lang w:val="en-US" w:eastAsia="ko-KR"/>
+        </w:rPr>
+        <w:t xml:space="preserve">(64에서 256), </w:t>
+      </w:r>
+      <w:proofErr w:type="spellStart"/>
+      <w:r>
+        <w:rPr>
+          <w:rFonts w:asciiTheme="minorEastAsia" w:eastAsiaTheme="minorEastAsia" w:hAnsiTheme="minorEastAsia"/>
+          <w:lang w:val="en-US" w:eastAsia="ko-KR"/>
+        </w:rPr>
+        <w:t>dense_units</w:t>
+      </w:r>
+      <w:proofErr w:type="spellEnd"/>
+      <w:r>
+        <w:rPr>
+          <w:rFonts w:asciiTheme="minorEastAsia" w:eastAsiaTheme="minorEastAsia" w:hAnsiTheme="minorEastAsia"/>
+          <w:lang w:val="en-US" w:eastAsia="ko-KR"/>
+        </w:rPr>
+        <w:t xml:space="preserve">(64에서 256), </w:t>
+      </w:r>
+      <w:proofErr w:type="spellStart"/>
+      <w:r>
+        <w:rPr>
+          <w:rFonts w:asciiTheme="minorEastAsia" w:eastAsiaTheme="minorEastAsia" w:hAnsiTheme="minorEastAsia"/>
+          <w:lang w:val="en-US" w:eastAsia="ko-KR"/>
+        </w:rPr>
+        <w:t>dropout_rate</w:t>
+      </w:r>
+      <w:proofErr w:type="spellEnd"/>
+      <w:r>
+        <w:rPr>
+          <w:rFonts w:asciiTheme="minorEastAsia" w:eastAsiaTheme="minorEastAsia" w:hAnsiTheme="minorEastAsia"/>
+          <w:lang w:val="en-US" w:eastAsia="ko-KR"/>
+        </w:rPr>
+        <w:t xml:space="preserve">(0.1에서 0.3), </w:t>
+      </w:r>
+      <w:proofErr w:type="spellStart"/>
+      <w:r>
+        <w:rPr>
+          <w:rFonts w:asciiTheme="minorEastAsia" w:eastAsiaTheme="minorEastAsia" w:hAnsiTheme="minorEastAsia"/>
+          <w:lang w:val="en-US" w:eastAsia="ko-KR"/>
+        </w:rPr>
+        <w:t>learning_rate</w:t>
+      </w:r>
+      <w:proofErr w:type="spellEnd"/>
+      <w:r>
+        <w:rPr>
+          <w:rFonts w:asciiTheme="minorEastAsia" w:eastAsiaTheme="minorEastAsia" w:hAnsiTheme="minorEastAsia"/>
+          <w:lang w:val="en-US" w:eastAsia="ko-KR"/>
+        </w:rPr>
+        <w:t xml:space="preserve">(0.00005에서 0.001), </w:t>
+      </w:r>
+      <w:proofErr w:type="spellStart"/>
+      <w:r>
+        <w:rPr>
+          <w:rFonts w:asciiTheme="minorEastAsia" w:eastAsiaTheme="minorEastAsia" w:hAnsiTheme="minorEastAsia"/>
+          <w:lang w:val="en-US" w:eastAsia="ko-KR"/>
+        </w:rPr>
+        <w:t>batch_size</w:t>
+      </w:r>
+      <w:proofErr w:type="spellEnd"/>
+      <w:r>
+        <w:rPr>
+          <w:rFonts w:asciiTheme="minorEastAsia" w:eastAsiaTheme="minorEastAsia" w:hAnsiTheme="minorEastAsia"/>
+          <w:lang w:val="en-US" w:eastAsia="ko-KR"/>
+        </w:rPr>
+        <w:t>(16에서 64)였다. 각 실험마다 모델을 새로 생성하고 Early Stopping(patience=5)</w:t>
+      </w:r>
+      <w:proofErr w:type="spellStart"/>
+      <w:r>
+        <w:rPr>
+          <w:rFonts w:asciiTheme="minorEastAsia" w:eastAsiaTheme="minorEastAsia" w:hAnsiTheme="minorEastAsia"/>
+          <w:lang w:val="en-US" w:eastAsia="ko-KR"/>
+        </w:rPr>
+        <w:t>으로</w:t>
+      </w:r>
+      <w:proofErr w:type="spellEnd"/>
+      <w:r>
+        <w:rPr>
+          <w:rFonts w:asciiTheme="minorEastAsia" w:eastAsiaTheme="minorEastAsia" w:hAnsiTheme="minorEastAsia"/>
+          <w:lang w:val="en-US" w:eastAsia="ko-KR"/>
+        </w:rPr>
+        <w:t xml:space="preserve"> 학습시킨 뒤 Validation Loss</w:t>
+      </w:r>
+      <w:proofErr w:type="spellStart"/>
+      <w:r>
+        <w:rPr>
+          <w:rFonts w:asciiTheme="minorEastAsia" w:eastAsiaTheme="minorEastAsia" w:hAnsiTheme="minorEastAsia"/>
+          <w:lang w:val="en-US" w:eastAsia="ko-KR"/>
+        </w:rPr>
+        <w:t>를</w:t>
+      </w:r>
+      <w:proofErr w:type="spellEnd"/>
+      <w:r>
+        <w:rPr>
+          <w:rFonts w:asciiTheme="minorEastAsia" w:eastAsiaTheme="minorEastAsia" w:hAnsiTheme="minorEastAsia"/>
+          <w:lang w:val="en-US" w:eastAsia="ko-KR"/>
+        </w:rPr>
+        <w:t xml:space="preserve"> 기록하였다.</w:t>
+      </w:r>
+    </w:p>
+    <w:p>
+      <w:pPr>
+        <w:spacing w:after="4" w:line="249" w:lineRule="auto"/>
+        <w:ind w:right="80"/>
+        <w:rPr>
+          <w:rFonts w:asciiTheme="minorEastAsia" w:eastAsiaTheme="minorEastAsia" w:hAnsiTheme="minorEastAsia"/>
+          <w:b/>
+          <w:bCs/>
+          <w:lang w:val="en-US" w:eastAsia="ko-KR"/>
+        </w:rPr>
+      </w:pPr>
+      <w:r>
+        <w:rPr>
+          <w:rFonts w:asciiTheme="minorEastAsia" w:eastAsiaTheme="minorEastAsia" w:hAnsiTheme="minorEastAsia"/>
+          <w:b/>
+          <w:bCs/>
+          <w:lang w:val="en-US" w:eastAsia="ko-KR"/>
+        </w:rPr>
+        <w:t xml:space="preserve">5.7.3 실험 결과 </w:t>
+      </w:r>
+    </w:p>
+    <w:p>
+      <w:pPr>
+        <w:spacing w:after="4" w:line="249" w:lineRule="auto"/>
+        <w:ind w:left="500" w:right="80" w:hangingChars="250" w:hanging="500"/>
+        <w:rPr>
+          <w:rFonts w:hint="eastAsia"/>
           <w:lang w:eastAsia="ko-KR"/>
         </w:rPr>
       </w:pPr>
       <w:r>
         <w:rPr>
-          <w:rFonts w:asciiTheme="minorEastAsia" w:eastAsiaTheme="minorEastAsia" w:hAnsiTheme="minorEastAsia"/>
+          <w:lang w:eastAsia="ko-KR"/>
+        </w:rPr>
+        <w:t xml:space="preserve">8개 실험 결과를 분석한 결과, </w:t>
+      </w:r>
+      <w:r>
+        <w:rPr>
+          <w:rFonts w:hint="eastAsia"/>
+          <w:lang w:eastAsia="ko-KR"/>
+        </w:rPr>
+        <w:t>현재</w:t>
+      </w:r>
+      <w:r>
+        <w:rPr>
+          <w:lang w:val="en-US" w:eastAsia="ko-KR"/>
+        </w:rPr>
+        <w:t>Baseline</w:t>
+      </w:r>
+      <w:r>
+        <w:rPr>
+          <w:lang w:eastAsia="ko-KR"/>
+        </w:rPr>
+        <w:t xml:space="preserve"> </w:t>
+      </w:r>
+      <w:r>
+        <w:rPr>
+          <w:rFonts w:hint="eastAsia"/>
+          <w:lang w:eastAsia="ko-KR"/>
+        </w:rPr>
+        <w:t>설정이 최적임이 확인되었다.</w:t>
+      </w:r>
+    </w:p>
+    <w:p>
+      <w:pPr>
+        <w:spacing w:after="4" w:line="249" w:lineRule="auto"/>
+        <w:ind w:left="500" w:right="80" w:hangingChars="250" w:hanging="500"/>
+        <w:rPr>
+          <w:lang w:val="en-US" w:eastAsia="ko-KR"/>
+        </w:rPr>
+      </w:pPr>
+      <w:r>
+        <w:rPr>
           <w:noProof/>
-          <w:lang w:val="ko-KR" w:eastAsia="ko-KR"/>
+          <w:lang w:val="en-US" w:eastAsia="ko-KR"/>
         </w:rPr>
         <w:lastRenderedPageBreak/>
         <w:drawing>
-          <wp:inline distT="0" distB="0" distL="0" distR="0" wp14:anchorId="5B21CEBF" wp14:editId="50A41EFB">
-            <wp:extent cx="5796280" cy="2867660"/>
-            <wp:effectExtent l="0" t="0" r="0" b="2540"/>
-            <wp:docPr id="1625766603" name="그림 7" descr="텍스트, 스크린샷, 그래프, 라인이(가) 표시된 사진&#10;&#10;자동 생성된 설명"/>
+          <wp:inline distT="0" distB="0" distL="0" distR="0" wp14:anchorId="6FCFC55A" wp14:editId="553B735C">
+            <wp:extent cx="5796280" cy="2454275"/>
+            <wp:effectExtent l="0" t="0" r="0" b="0"/>
+            <wp:docPr id="1717154270" name="그림 1" descr="텍스트, 스크린샷, 라인, 그래프이(가) 표시된 사진&#10;&#10;자동 생성된 설명"/>
             <wp:cNvGraphicFramePr>
               <a:graphicFrameLocks xmlns:a="http://schemas.openxmlformats.org/drawingml/2006/main" noChangeAspect="1"/>
             </wp:cNvGraphicFramePr>
@@ -8478,7 +8813,7 @@
               <a:graphicData uri="http://schemas.openxmlformats.org/drawingml/2006/picture">
                 <pic:pic xmlns:pic="http://schemas.openxmlformats.org/drawingml/2006/picture">
                   <pic:nvPicPr>
-                    <pic:cNvPr id="1625766603" name="그림 7" descr="텍스트, 스크린샷, 그래프, 라인이(가) 표시된 사진&#10;&#10;자동 생성된 설명"/>
+                    <pic:cNvPr id="1717154270" name="그림 1" descr="텍스트, 스크린샷, 라인, 그래프이(가) 표시된 사진&#10;&#10;자동 생성된 설명"/>
                     <pic:cNvPicPr/>
                   </pic:nvPicPr>
                   <pic:blipFill>
@@ -8496,7 +8831,7 @@
                   <pic:spPr>
                     <a:xfrm>
                       <a:off x="0" y="0"/>
-                      <a:ext cx="5796280" cy="2867660"/>
+                      <a:ext cx="5796280" cy="2454275"/>
                     </a:xfrm>
                     <a:prstGeom prst="rect">
                       <a:avLst/>
@@ -8508,93 +8843,100 @@
           </wp:inline>
         </w:drawing>
       </w:r>
-      <w:r>
-        <w:rPr>
-          <w:lang w:val="en-US" w:eastAsia="ko-KR"/>
-        </w:rPr>
-        <w:t xml:space="preserve">가장 좋은 성능을 보인 조합은 Random Search에서 나왔다. lookback 120일, </w:t>
-      </w:r>
-      <w:proofErr w:type="spellStart"/>
-      <w:r>
-        <w:rPr>
-          <w:lang w:val="en-US" w:eastAsia="ko-KR"/>
+    </w:p>
+    <w:p>
+      <w:pPr>
+        <w:rPr>
+          <w:lang w:eastAsia="ko-KR"/>
+        </w:rPr>
+      </w:pPr>
+      <w:r>
+        <w:rPr>
+          <w:lang w:val="en-US" w:eastAsia="ko-KR"/>
+        </w:rPr>
+        <w:t>Baseline</w:t>
+      </w:r>
+      <w:r>
+        <w:rPr>
+          <w:lang w:eastAsia="ko-KR"/>
+        </w:rPr>
+        <w:t>(</w:t>
+      </w:r>
+      <w:proofErr w:type="spellStart"/>
+      <w:r>
+        <w:rPr>
+          <w:lang w:eastAsia="ko-KR"/>
         </w:rPr>
         <w:t>lstm_units</w:t>
       </w:r>
       <w:proofErr w:type="spellEnd"/>
       <w:r>
         <w:rPr>
-          <w:lang w:val="en-US" w:eastAsia="ko-KR"/>
-        </w:rPr>
-        <w:t xml:space="preserve"> 128, dropout 0.3, </w:t>
-      </w:r>
-      <w:proofErr w:type="spellStart"/>
-      <w:r>
-        <w:rPr>
-          <w:lang w:val="en-US" w:eastAsia="ko-KR"/>
-        </w:rPr>
-        <w:t>learning_rate</w:t>
-      </w:r>
-      <w:proofErr w:type="spellEnd"/>
-      <w:r>
-        <w:rPr>
-          <w:lang w:val="en-US" w:eastAsia="ko-KR"/>
-        </w:rPr>
-        <w:t xml:space="preserve"> 0.001, </w:t>
-      </w:r>
-      <w:proofErr w:type="spellStart"/>
-      <w:r>
-        <w:rPr>
-          <w:lang w:val="en-US" w:eastAsia="ko-KR"/>
+          <w:lang w:eastAsia="ko-KR"/>
+        </w:rPr>
+        <w:t xml:space="preserve">=128, </w:t>
+      </w:r>
+      <w:proofErr w:type="spellStart"/>
+      <w:r>
+        <w:rPr>
+          <w:lang w:eastAsia="ko-KR"/>
+        </w:rPr>
+        <w:t>dense_units</w:t>
+      </w:r>
+      <w:proofErr w:type="spellEnd"/>
+      <w:r>
+        <w:rPr>
+          <w:lang w:eastAsia="ko-KR"/>
+        </w:rPr>
+        <w:t xml:space="preserve">=128, dropout=0.2, </w:t>
+      </w:r>
+      <w:proofErr w:type="spellStart"/>
+      <w:r>
+        <w:rPr>
+          <w:lang w:eastAsia="ko-KR"/>
         </w:rPr>
         <w:t>batch_size</w:t>
       </w:r>
       <w:proofErr w:type="spellEnd"/>
       <w:r>
         <w:rPr>
-          <w:lang w:val="en-US" w:eastAsia="ko-KR"/>
-        </w:rPr>
-        <w:t xml:space="preserve"> 64의 조합에서 Validation Loss 0.0297을 기록하였다. 현재 설정(Validation Loss 약 0.04)보다 약간 나은 수치였다. 두 번째로 좋은 조합은 Grid Search에서 나온 lookback 60일, </w:t>
-      </w:r>
-      <w:proofErr w:type="spellStart"/>
-      <w:r>
-        <w:rPr>
-          <w:lang w:val="en-US" w:eastAsia="ko-KR"/>
-        </w:rPr>
-        <w:t>lstm_units</w:t>
-      </w:r>
-      <w:proofErr w:type="spellEnd"/>
-      <w:r>
-        <w:rPr>
-          <w:lang w:val="en-US" w:eastAsia="ko-KR"/>
-        </w:rPr>
-        <w:t xml:space="preserve"> 64, dropout 0.1, </w:t>
-      </w:r>
-      <w:proofErr w:type="spellStart"/>
-      <w:r>
-        <w:rPr>
-          <w:lang w:val="en-US" w:eastAsia="ko-KR"/>
-        </w:rPr>
-        <w:t>learning_rate</w:t>
-      </w:r>
-      <w:proofErr w:type="spellEnd"/>
-      <w:r>
-        <w:rPr>
-          <w:lang w:val="en-US" w:eastAsia="ko-KR"/>
-        </w:rPr>
-        <w:t xml:space="preserve"> 0.001으로, Validation Loss 0.0309를 기록하였다. </w:t>
-      </w:r>
-      <w:r>
-        <w:rPr>
-          <w:rFonts w:asciiTheme="minorEastAsia" w:eastAsiaTheme="minorEastAsia" w:hAnsiTheme="minorEastAsia"/>
+          <w:lang w:eastAsia="ko-KR"/>
+        </w:rPr>
+        <w:t xml:space="preserve">=32, </w:t>
+      </w:r>
+      <w:proofErr w:type="spellStart"/>
+      <w:r>
+        <w:rPr>
+          <w:lang w:eastAsia="ko-KR"/>
+        </w:rPr>
+        <w:t>lr</w:t>
+      </w:r>
+      <w:proofErr w:type="spellEnd"/>
+      <w:r>
+        <w:rPr>
+          <w:lang w:eastAsia="ko-KR"/>
+        </w:rPr>
+        <w:t xml:space="preserve">=0.0001)이 Validation Loss 0.0358로 1 순위를 기록하였다. </w:t>
+      </w:r>
+    </w:p>
+    <w:p>
+      <w:pPr>
+        <w:spacing w:after="4" w:line="249" w:lineRule="auto"/>
+        <w:ind w:left="500" w:right="80" w:hangingChars="250" w:hanging="500"/>
+        <w:rPr>
+          <w:lang w:val="en-US" w:eastAsia="ko-KR"/>
+        </w:rPr>
+      </w:pPr>
+      <w:r>
+        <w:rPr>
           <w:noProof/>
-          <w:lang w:val="ko-KR" w:eastAsia="ko-KR"/>
+          <w:lang w:val="en-US" w:eastAsia="ko-KR"/>
         </w:rPr>
         <w:drawing>
-          <wp:inline distT="0" distB="0" distL="0" distR="0" wp14:anchorId="3B4303F5" wp14:editId="5EBE9698">
+          <wp:inline distT="0" distB="0" distL="0" distR="0" wp14:anchorId="3A9140C1" wp14:editId="34EF23C1">
             <wp:extent cx="5796280" cy="3844290"/>
             <wp:effectExtent l="0" t="0" r="0" b="3810"/>
-            <wp:docPr id="52300535" name="그림 8" descr="도표, 텍스트, 라인, 그래프이(가) 표시된 사진&#10;&#10;자동 생성된 설명"/>
+            <wp:docPr id="1665788641" name="그림 2" descr="텍스트, 도표, 번호, 그래프이(가) 표시된 사진&#10;&#10;자동 생성된 설명"/>
             <wp:cNvGraphicFramePr>
               <a:graphicFrameLocks xmlns:a="http://schemas.openxmlformats.org/drawingml/2006/main" noChangeAspect="1"/>
             </wp:cNvGraphicFramePr>
@@ -8602,7 +8944,7 @@
               <a:graphicData uri="http://schemas.openxmlformats.org/drawingml/2006/picture">
                 <pic:pic xmlns:pic="http://schemas.openxmlformats.org/drawingml/2006/picture">
                   <pic:nvPicPr>
-                    <pic:cNvPr id="52300535" name="그림 8" descr="도표, 텍스트, 라인, 그래프이(가) 표시된 사진&#10;&#10;자동 생성된 설명"/>
+                    <pic:cNvPr id="1665788641" name="그림 2" descr="텍스트, 도표, 번호, 그래프이(가) 표시된 사진&#10;&#10;자동 생성된 설명"/>
                     <pic:cNvPicPr/>
                   </pic:nvPicPr>
                   <pic:blipFill>
@@ -8632,140 +8974,56 @@
           </wp:inline>
         </w:drawing>
       </w:r>
-      <w:proofErr w:type="spellStart"/>
-      <w:r>
-        <w:rPr>
-          <w:lang w:val="en-US" w:eastAsia="ko-KR"/>
-        </w:rPr>
-        <w:t>하이퍼파라미터별로</w:t>
-      </w:r>
-      <w:proofErr w:type="spellEnd"/>
-      <w:r>
-        <w:rPr>
-          <w:lang w:val="en-US" w:eastAsia="ko-KR"/>
-        </w:rPr>
-        <w:t xml:space="preserve"> 분석하면 다음과 같다. </w:t>
-      </w:r>
-      <w:proofErr w:type="spellStart"/>
-      <w:r>
-        <w:rPr>
-          <w:lang w:val="en-US" w:eastAsia="ko-KR"/>
-        </w:rPr>
-        <w:t>lstm_units</w:t>
-      </w:r>
-      <w:proofErr w:type="spellEnd"/>
-      <w:r>
-        <w:rPr>
-          <w:lang w:val="en-US" w:eastAsia="ko-KR"/>
-        </w:rPr>
-        <w:t xml:space="preserve">의 경우 64가 최적의 균형점으로 확인되었으며, 128로 늘려도 성능 향상은 미미하였다. </w:t>
-      </w:r>
-      <w:proofErr w:type="spellStart"/>
-      <w:r>
-        <w:rPr>
-          <w:lang w:val="en-US" w:eastAsia="ko-KR"/>
-        </w:rPr>
-        <w:t>dropout_rate</w:t>
-      </w:r>
-      <w:proofErr w:type="spellEnd"/>
-      <w:r>
-        <w:rPr>
-          <w:lang w:val="en-US" w:eastAsia="ko-KR"/>
-        </w:rPr>
-        <w:t xml:space="preserve">는 0.2에서 0.3 사이가 좋은 성능을 보였다. </w:t>
-      </w:r>
-      <w:proofErr w:type="spellStart"/>
-      <w:r>
-        <w:rPr>
-          <w:lang w:val="en-US" w:eastAsia="ko-KR"/>
-        </w:rPr>
-        <w:lastRenderedPageBreak/>
-        <w:t>learning_rate</w:t>
-      </w:r>
-      <w:proofErr w:type="spellEnd"/>
-      <w:r>
-        <w:rPr>
-          <w:lang w:val="en-US" w:eastAsia="ko-KR"/>
-        </w:rPr>
-        <w:t xml:space="preserve">는 0.001이 0.0001보다 빠른 수렴을 보였으나 불안정할 수 있다. lookback은 120일이 90일보다 약간 더 좋은 성능을 보였다. </w:t>
-      </w:r>
-      <w:proofErr w:type="spellStart"/>
-      <w:r>
-        <w:rPr>
-          <w:lang w:val="en-US" w:eastAsia="ko-KR"/>
-        </w:rPr>
-        <w:t>batch_size</w:t>
-      </w:r>
-      <w:proofErr w:type="spellEnd"/>
-      <w:r>
-        <w:rPr>
-          <w:lang w:val="en-US" w:eastAsia="ko-KR"/>
-        </w:rPr>
-        <w:t xml:space="preserve">는 32와 64 모두 안정적인 결과를 보였다. </w:t>
-      </w:r>
     </w:p>
     <w:p>
       <w:pPr>
         <w:spacing w:after="4" w:line="249" w:lineRule="auto"/>
         <w:ind w:right="80"/>
         <w:rPr>
-          <w:rFonts w:asciiTheme="minorEastAsia" w:eastAsiaTheme="minorEastAsia" w:hAnsiTheme="minorEastAsia"/>
-          <w:b/>
-          <w:bCs/>
-          <w:lang w:val="en-US" w:eastAsia="ko-KR"/>
-        </w:rPr>
-      </w:pPr>
-      <w:r>
-        <w:rPr>
-          <w:rFonts w:asciiTheme="minorEastAsia" w:eastAsiaTheme="minorEastAsia" w:hAnsiTheme="minorEastAsia"/>
-          <w:b/>
-          <w:bCs/>
-          <w:lang w:val="en-US" w:eastAsia="ko-KR"/>
-        </w:rPr>
-        <w:t xml:space="preserve">5.7.4 결론: 현재 설정 유지 </w:t>
-      </w:r>
-    </w:p>
-    <w:p>
-      <w:pPr>
-        <w:rPr>
-          <w:b/>
-          <w:bCs/>
-          <w:lang w:val="en-US" w:eastAsia="ko-KR"/>
-        </w:rPr>
-      </w:pPr>
-      <w:r>
-        <w:rPr>
-          <w:lang w:val="en-US" w:eastAsia="ko-KR"/>
-        </w:rPr>
-        <w:t>실험 결과 더 나은 조합이 존재하였으나, 현재 설정을 유지하기로 결정하였다. 그 이유는 다음과 같다. 첫째, 이미 94.12%의 정확도를 달성한 검증된 모델이 있다. Validation Loss</w:t>
-      </w:r>
-      <w:proofErr w:type="spellStart"/>
-      <w:r>
-        <w:rPr>
-          <w:lang w:val="en-US" w:eastAsia="ko-KR"/>
-        </w:rPr>
-        <w:t>를</w:t>
-      </w:r>
-      <w:proofErr w:type="spellEnd"/>
-      <w:r>
-        <w:rPr>
-          <w:lang w:val="en-US" w:eastAsia="ko-KR"/>
-        </w:rPr>
-        <w:t xml:space="preserve"> 0.04에서 0.03으로 줄이기 위해 재학습하고 </w:t>
-      </w:r>
-      <w:proofErr w:type="spellStart"/>
-      <w:r>
-        <w:rPr>
-          <w:lang w:val="en-US" w:eastAsia="ko-KR"/>
-        </w:rPr>
-        <w:t>재검증하는</w:t>
-      </w:r>
-      <w:proofErr w:type="spellEnd"/>
-      <w:r>
-        <w:rPr>
-          <w:lang w:val="en-US" w:eastAsia="ko-KR"/>
-        </w:rPr>
-        <w:t xml:space="preserve"> 비용이 그 개선 폭에 비해 크다고 판단하였다. 둘째, </w:t>
+          <w:lang w:val="en-US" w:eastAsia="ko-KR"/>
+        </w:rPr>
+      </w:pPr>
+      <w:proofErr w:type="spellStart"/>
+      <w:r>
+        <w:rPr>
+          <w:lang w:val="en-US" w:eastAsia="ko-KR"/>
+        </w:rPr>
+        <w:t>하이퍼파라미터별로</w:t>
+      </w:r>
+      <w:proofErr w:type="spellEnd"/>
+      <w:r>
+        <w:rPr>
+          <w:lang w:val="en-US" w:eastAsia="ko-KR"/>
+        </w:rPr>
+        <w:t xml:space="preserve"> 분석하면 다음과 같다. </w:t>
+      </w:r>
+      <w:proofErr w:type="spellStart"/>
+      <w:r>
+        <w:rPr>
+          <w:lang w:val="en-US" w:eastAsia="ko-KR"/>
+        </w:rPr>
+        <w:t>lstm_units</w:t>
+      </w:r>
+      <w:proofErr w:type="spellEnd"/>
+      <w:r>
+        <w:rPr>
+          <w:lang w:val="en-US" w:eastAsia="ko-KR"/>
+        </w:rPr>
+        <w:t xml:space="preserve">의 경우 128이 최적의 균형점으로 확인되었으며, 64나 다른 값으로 변경 시 Val Loss가 증가하였다. </w:t>
+      </w:r>
+      <w:proofErr w:type="spellStart"/>
+      <w:r>
+        <w:rPr>
+          <w:lang w:val="en-US" w:eastAsia="ko-KR"/>
+        </w:rPr>
+        <w:t>dropout_rate</w:t>
+      </w:r>
+      <w:proofErr w:type="spellEnd"/>
+      <w:r>
+        <w:rPr>
+          <w:lang w:val="en-US" w:eastAsia="ko-KR"/>
+        </w:rPr>
+        <w:t xml:space="preserve">는 0.2가 가장 좋은 성능을 보였다. </w:t>
       </w:r>
       <w:proofErr w:type="spellStart"/>
       <w:r>
@@ -8779,21 +9037,21 @@
         <w:rPr>
           <w:lang w:val="en-US" w:eastAsia="ko-KR"/>
         </w:rPr>
-        <w:t xml:space="preserve"> 0.001은 빠르지만 불안정할 수 있어 안정성을 우선시하였다. 결론적으로 이 실험은 현재 설정이 충분히 좋다는 것을 확인하는 데 의미가 있었다. 무작정 선택한 것이 아니라 체계적인 탐색을 통해 검증된 값이라는 근거를 확보한 것이다. 추가로 Grid Search와 Random Search</w:t>
-      </w:r>
-      <w:proofErr w:type="spellStart"/>
-      <w:r>
-        <w:rPr>
-          <w:lang w:val="en-US" w:eastAsia="ko-KR"/>
-        </w:rPr>
-        <w:t>를</w:t>
-      </w:r>
-      <w:proofErr w:type="spellEnd"/>
-      <w:r>
-        <w:rPr>
-          <w:lang w:val="en-US" w:eastAsia="ko-KR"/>
-        </w:rPr>
-        <w:t xml:space="preserve"> 비교하면, Random Search가 더 효율적으로 좋은 조합을 찾았다. Grid Search의 최적 Validation Loss는 0.0309였으나 Random Search는 0.0297로 더 낮은 값을 기록하였다.</w:t>
+        <w:t xml:space="preserve">는 0.0001이 안정적인 수렴을 보였다. lookback은 90일이 최적이었으며, 120일로 늘리면 오히려 Val Loss가 증가하였다. </w:t>
+      </w:r>
+      <w:proofErr w:type="spellStart"/>
+      <w:r>
+        <w:rPr>
+          <w:lang w:val="en-US" w:eastAsia="ko-KR"/>
+        </w:rPr>
+        <w:t>batch_size</w:t>
+      </w:r>
+      <w:proofErr w:type="spellEnd"/>
+      <w:r>
+        <w:rPr>
+          <w:lang w:val="en-US" w:eastAsia="ko-KR"/>
+        </w:rPr>
+        <w:t>는 32가 최적의 결과를 보였다.</w:t>
       </w:r>
     </w:p>
     <w:p>
@@ -8814,7 +9072,7 @@
           <w:bCs/>
           <w:lang w:val="en-US" w:eastAsia="ko-KR"/>
         </w:rPr>
-        <w:t xml:space="preserve">5-8. 모델 성능 비교 </w:t>
+        <w:t xml:space="preserve">5.7.4 결론: 현재 설정 유지 </w:t>
       </w:r>
     </w:p>
     <w:p>
@@ -8822,47 +9080,119 @@
         <w:spacing w:after="4" w:line="249" w:lineRule="auto"/>
         <w:ind w:right="80"/>
         <w:rPr>
-          <w:rFonts w:asciiTheme="minorEastAsia" w:eastAsiaTheme="minorEastAsia" w:hAnsiTheme="minorEastAsia"/>
-          <w:b/>
-          <w:bCs/>
-          <w:lang w:val="en-US" w:eastAsia="ko-KR"/>
-        </w:rPr>
-      </w:pPr>
-      <w:r>
-        <w:rPr>
-          <w:rFonts w:asciiTheme="minorEastAsia" w:eastAsiaTheme="minorEastAsia" w:hAnsiTheme="minorEastAsia"/>
-          <w:b/>
-          <w:bCs/>
-          <w:lang w:val="en-US" w:eastAsia="ko-KR"/>
-        </w:rPr>
-        <w:t xml:space="preserve">5.8.1 세 모델의 최종 비교 </w:t>
-      </w:r>
-    </w:p>
-    <w:p>
-      <w:pPr>
-        <w:rPr>
-          <w:lang w:val="en-US" w:eastAsia="ko-KR"/>
-        </w:rPr>
-      </w:pPr>
-      <w:r>
-        <w:rPr>
-          <w:lang w:val="en-US" w:eastAsia="ko-KR"/>
-        </w:rPr>
-        <w:t xml:space="preserve">지금까지의 실험 결과를 정리하면 다음과 같다. Linear Regression은 베이스라인으로 시작하였다. 그런데 100%에 가까운 정확도가 나타났다. Bias-Variance 분석 결과, 이는 4,230개의 피처가 3,200개의 샘플을 암기한 </w:t>
-      </w:r>
-      <w:proofErr w:type="spellStart"/>
-      <w:r>
-        <w:rPr>
-          <w:lang w:val="en-US" w:eastAsia="ko-KR"/>
-        </w:rPr>
-        <w:t>과적합이었다</w:t>
-      </w:r>
-      <w:proofErr w:type="spellEnd"/>
-      <w:r>
-        <w:rPr>
-          <w:lang w:val="en-US" w:eastAsia="ko-KR"/>
-        </w:rPr>
-        <w:t xml:space="preserve">. LSTM은 시계열 데이터의 순차적 패턴을 학습하기 위해 적용하였다. 94.01%의 정확도로 안정적이고 신뢰할 수 있는 결과를 보였다. Transformer는 최근 자연어 처리와 시계열 분야에서 주목받는 아키텍처로 시도하였다. 91.36%의 정확도로 LSTM보다 낮았는데, 이는 데이터 규모가 약 3,200개로 상대적으로 작기 때문으로 분석된다. </w:t>
+          <w:lang w:eastAsia="ko-KR"/>
+        </w:rPr>
+      </w:pPr>
+      <w:r>
+        <w:rPr>
+          <w:lang w:eastAsia="ko-KR"/>
+        </w:rPr>
+        <w:t xml:space="preserve">실험 결과 현재 Baseline 설정이 최적임이 확인되었다. </w:t>
+      </w:r>
+      <w:proofErr w:type="spellStart"/>
+      <w:r>
+        <w:rPr>
+          <w:lang w:eastAsia="ko-KR"/>
+        </w:rPr>
+        <w:t>lstm_units</w:t>
+      </w:r>
+      <w:proofErr w:type="spellEnd"/>
+      <w:r>
+        <w:rPr>
+          <w:lang w:eastAsia="ko-KR"/>
+        </w:rPr>
+        <w:t xml:space="preserve">=128, </w:t>
+      </w:r>
+      <w:proofErr w:type="spellStart"/>
+      <w:r>
+        <w:rPr>
+          <w:lang w:eastAsia="ko-KR"/>
+        </w:rPr>
+        <w:t>dense_units</w:t>
+      </w:r>
+      <w:proofErr w:type="spellEnd"/>
+      <w:r>
+        <w:rPr>
+          <w:lang w:eastAsia="ko-KR"/>
+        </w:rPr>
+        <w:t xml:space="preserve">=128, dropout=0.2, </w:t>
+      </w:r>
+      <w:proofErr w:type="spellStart"/>
+      <w:r>
+        <w:rPr>
+          <w:lang w:eastAsia="ko-KR"/>
+        </w:rPr>
+        <w:t>batch_size</w:t>
+      </w:r>
+      <w:proofErr w:type="spellEnd"/>
+      <w:r>
+        <w:rPr>
+          <w:lang w:eastAsia="ko-KR"/>
+        </w:rPr>
+        <w:t xml:space="preserve">=32, </w:t>
+      </w:r>
+      <w:proofErr w:type="spellStart"/>
+      <w:r>
+        <w:rPr>
+          <w:lang w:eastAsia="ko-KR"/>
+        </w:rPr>
+        <w:t>lr</w:t>
+      </w:r>
+      <w:proofErr w:type="spellEnd"/>
+      <w:r>
+        <w:rPr>
+          <w:lang w:eastAsia="ko-KR"/>
+        </w:rPr>
+        <w:t>=0.0001 조합이 Val Loss 0.0358로 가장 좋은 성능을 기록하였다. 이미 94.12%의 정확도를 달성한 검증된 모델이며, Sensitivity Analysis</w:t>
+      </w:r>
+      <w:proofErr w:type="spellStart"/>
+      <w:r>
+        <w:rPr>
+          <w:lang w:eastAsia="ko-KR"/>
+        </w:rPr>
+        <w:t>를</w:t>
+      </w:r>
+      <w:proofErr w:type="spellEnd"/>
+      <w:r>
+        <w:rPr>
+          <w:lang w:eastAsia="ko-KR"/>
+        </w:rPr>
+        <w:t xml:space="preserve"> 통해 각 </w:t>
+      </w:r>
+      <w:proofErr w:type="spellStart"/>
+      <w:r>
+        <w:rPr>
+          <w:lang w:eastAsia="ko-KR"/>
+        </w:rPr>
+        <w:t>하이퍼파라미터</w:t>
+      </w:r>
+      <w:proofErr w:type="spellEnd"/>
+      <w:r>
+        <w:rPr>
+          <w:lang w:eastAsia="ko-KR"/>
+        </w:rPr>
+        <w:t xml:space="preserve"> 변경 시 성능이 </w:t>
+      </w:r>
+      <w:r>
+        <w:rPr>
+          <w:lang w:eastAsia="ko-KR"/>
+        </w:rPr>
+        <w:lastRenderedPageBreak/>
+        <w:t>오히려 하락하거나 미미한 차이만 있음을 확인하였다. 결론적으로 이 실험은 현재 설정이 최적이라는 것을 확인하는 데 의미가 있었다. 무작정 선택한 것이 아니라 Sensitivity Analysis</w:t>
+      </w:r>
+      <w:proofErr w:type="spellStart"/>
+      <w:r>
+        <w:rPr>
+          <w:lang w:eastAsia="ko-KR"/>
+        </w:rPr>
+        <w:t>를</w:t>
+      </w:r>
+      <w:proofErr w:type="spellEnd"/>
+      <w:r>
+        <w:rPr>
+          <w:lang w:eastAsia="ko-KR"/>
+        </w:rPr>
+        <w:t xml:space="preserve"> 통해 검증된 값이라는 근거를 확보한 것이다.</w:t>
       </w:r>
     </w:p>
     <w:p>
@@ -8883,34 +9213,7 @@
           <w:bCs/>
           <w:lang w:val="en-US" w:eastAsia="ko-KR"/>
         </w:rPr>
-        <w:t xml:space="preserve">5.8.2 종합 성능 비교 </w:t>
-      </w:r>
-    </w:p>
-    <w:p>
-      <w:pPr>
-        <w:rPr>
-          <w:lang w:val="en-US" w:eastAsia="ko-KR"/>
-        </w:rPr>
-      </w:pPr>
-      <w:r>
-        <w:rPr>
-          <w:lang w:val="en-US" w:eastAsia="ko-KR"/>
-        </w:rPr>
-        <w:t>세 모델의 Day7 예측 기준 성능을 비교하면, Linear Regression은 평균 Accuracy 100%, MAPE 0%를 기록하였으나 이는 과적합으로 인한 신뢰할 수 없는 수치이다. LSTM은 평균 Accuracy 94.01%, MAPE 5.99%, 표준편차 2.85를 기록하였다. Transformer는 평균 Accuracy 91.36%, MAPE 8.64%, 표준편차 8.08을 기록하였다. 숫자만 보면 Linear Regression이 압도적이나, 그 100%는 신뢰할 수 없다. 실질적인 비교는 LSTM과 Transformer 사이에서 이루어진다. LSTM이 2.65%p 더 높은 정확도를 보였고, 표준편차는 2.85로 Transformer의 8.08</w:t>
-      </w:r>
-      <w:proofErr w:type="spellStart"/>
-      <w:r>
-        <w:rPr>
-          <w:lang w:val="en-US" w:eastAsia="ko-KR"/>
-        </w:rPr>
-        <w:t>에</w:t>
-      </w:r>
-      <w:proofErr w:type="spellEnd"/>
-      <w:r>
-        <w:rPr>
-          <w:lang w:val="en-US" w:eastAsia="ko-KR"/>
-        </w:rPr>
-        <w:t xml:space="preserve"> 비해 훨씬 낮았다. 이는 LSTM이 더 안정적인 예측을 한다는 의미이다. </w:t>
+        <w:t xml:space="preserve">5-8. 모델 성능 비교 </w:t>
       </w:r>
     </w:p>
     <w:p>
@@ -8919,6 +9222,88 @@
         <w:ind w:right="80"/>
         <w:rPr>
           <w:rFonts w:asciiTheme="minorEastAsia" w:eastAsiaTheme="minorEastAsia" w:hAnsiTheme="minorEastAsia"/>
+          <w:b/>
+          <w:bCs/>
+          <w:lang w:val="en-US" w:eastAsia="ko-KR"/>
+        </w:rPr>
+      </w:pPr>
+      <w:r>
+        <w:rPr>
+          <w:rFonts w:asciiTheme="minorEastAsia" w:eastAsiaTheme="minorEastAsia" w:hAnsiTheme="minorEastAsia"/>
+          <w:b/>
+          <w:bCs/>
+          <w:lang w:val="en-US" w:eastAsia="ko-KR"/>
+        </w:rPr>
+        <w:t xml:space="preserve">5.8.1 세 모델의 최종 비교 </w:t>
+      </w:r>
+    </w:p>
+    <w:p>
+      <w:pPr>
+        <w:rPr>
+          <w:lang w:val="en-US" w:eastAsia="ko-KR"/>
+        </w:rPr>
+      </w:pPr>
+      <w:r>
+        <w:rPr>
+          <w:lang w:val="en-US" w:eastAsia="ko-KR"/>
+        </w:rPr>
+        <w:t xml:space="preserve">지금까지의 실험 결과를 정리하면 다음과 같다. Linear Regression은 베이스라인으로 시작하였다. 그런데 100%에 가까운 정확도가 나타났다. Bias-Variance 분석 결과, 이는 4,230개의 피처가 3,200개의 샘플을 암기한 </w:t>
+      </w:r>
+      <w:proofErr w:type="spellStart"/>
+      <w:r>
+        <w:rPr>
+          <w:lang w:val="en-US" w:eastAsia="ko-KR"/>
+        </w:rPr>
+        <w:t>과적합이었다</w:t>
+      </w:r>
+      <w:proofErr w:type="spellEnd"/>
+      <w:r>
+        <w:rPr>
+          <w:lang w:val="en-US" w:eastAsia="ko-KR"/>
+        </w:rPr>
+        <w:t xml:space="preserve">. LSTM은 시계열 데이터의 순차적 패턴을 학습하기 위해 적용하였다. 94.01%의 정확도로 안정적이고 신뢰할 수 있는 결과를 보였다. Transformer는 최근 자연어 처리와 시계열 분야에서 주목받는 아키텍처로 시도하였다. 91.36%의 정확도로 LSTM보다 낮았는데, 이는 데이터 규모가 약 3,200개로 상대적으로 작기 때문으로 분석된다. </w:t>
+      </w:r>
+    </w:p>
+    <w:p>
+      <w:pPr>
+        <w:spacing w:after="4" w:line="249" w:lineRule="auto"/>
+        <w:ind w:right="80"/>
+        <w:rPr>
+          <w:rFonts w:asciiTheme="minorEastAsia" w:eastAsiaTheme="minorEastAsia" w:hAnsiTheme="minorEastAsia"/>
+          <w:b/>
+          <w:bCs/>
+          <w:lang w:val="en-US" w:eastAsia="ko-KR"/>
+        </w:rPr>
+      </w:pPr>
+      <w:r>
+        <w:rPr>
+          <w:rFonts w:asciiTheme="minorEastAsia" w:eastAsiaTheme="minorEastAsia" w:hAnsiTheme="minorEastAsia"/>
+          <w:b/>
+          <w:bCs/>
+          <w:lang w:val="en-US" w:eastAsia="ko-KR"/>
+        </w:rPr>
+        <w:t xml:space="preserve">5.8.2 종합 성능 비교 </w:t>
+      </w:r>
+    </w:p>
+    <w:p>
+      <w:pPr>
+        <w:rPr>
+          <w:lang w:val="en-US" w:eastAsia="ko-KR"/>
+        </w:rPr>
+      </w:pPr>
+      <w:r>
+        <w:rPr>
+          <w:lang w:val="en-US" w:eastAsia="ko-KR"/>
+        </w:rPr>
+        <w:t xml:space="preserve">세 모델의 Day7 예측 기준 성능을 비교하면, Linear Regression은 평균 Accuracy 100%, MAPE 0%를 기록하였으나 이는 과적합으로 인한 신뢰할 수 없는 수치이다. LSTM은 평균 Accuracy 94.01%, MAPE 5.99%, 표준편차 2.85를 기록하였다. Transformer는 평균 Accuracy 91.36%, MAPE 8.64%, 표준편차 8.08을 기록하였다. 숫자만 보면 Linear Regression이 압도적이나, 그 100%는 신뢰할 수 없다. 실질적인 비교는 LSTM과 Transformer 사이에서 이루어진다. LSTM이 2.65%p 더 높은 정확도를 보였고, 표준편차는 2.85로 Transformer의 8.08에 비해 훨씬 낮았다. 이는 LSTM이 더 안정적인 예측을 한다는 의미이다. </w:t>
+      </w:r>
+    </w:p>
+    <w:p>
+      <w:pPr>
+        <w:spacing w:after="4" w:line="249" w:lineRule="auto"/>
+        <w:ind w:right="80"/>
+        <w:rPr>
+          <w:rFonts w:asciiTheme="minorEastAsia" w:eastAsiaTheme="minorEastAsia" w:hAnsiTheme="minorEastAsia"/>
           <w:lang w:val="en-US" w:eastAsia="ko-KR"/>
         </w:rPr>
       </w:pPr>
@@ -8928,7 +9313,6 @@
           <w:noProof/>
           <w:lang w:val="en-US" w:eastAsia="ko-KR"/>
         </w:rPr>
-        <w:lastRenderedPageBreak/>
         <w:drawing>
           <wp:inline distT="0" distB="0" distL="0" distR="0" wp14:anchorId="67F782C6" wp14:editId="12233FEF">
             <wp:extent cx="5796280" cy="3604260"/>
@@ -9003,35 +9387,14 @@
         <w:rPr>
           <w:lang w:val="en-US" w:eastAsia="ko-KR"/>
         </w:rPr>
-        <w:t>LSTM 모델에서 가장 높은 정확도를 보인 종목은 NTT로 96.50%</w:t>
-      </w:r>
-      <w:proofErr w:type="spellStart"/>
-      <w:r>
-        <w:rPr>
-          <w:lang w:val="en-US" w:eastAsia="ko-KR"/>
-        </w:rPr>
-        <w:t>를</w:t>
-      </w:r>
-      <w:proofErr w:type="spellEnd"/>
-      <w:r>
-        <w:rPr>
-          <w:lang w:val="en-US" w:eastAsia="ko-KR"/>
-        </w:rPr>
-        <w:t xml:space="preserve"> 기록하였다. 이어서 Toyota 96.25%, SMFG 96.08%, Mizuho Financial 95.94%, Mitsubishi UFJ Financial 95.48% 순이었다. 상위 종목들의 공통점은 통신, 자동차, 금융 등 상대적으로 안정적인 대형주라는 점이다. 반면 가장 낮은 정확도를 보인 종목은 Advantest로 83.13%</w:t>
-      </w:r>
-      <w:proofErr w:type="spellStart"/>
-      <w:r>
-        <w:rPr>
-          <w:lang w:val="en-US" w:eastAsia="ko-KR"/>
-        </w:rPr>
-        <w:t>를</w:t>
-      </w:r>
-      <w:proofErr w:type="spellEnd"/>
-      <w:r>
-        <w:rPr>
-          <w:lang w:val="en-US" w:eastAsia="ko-KR"/>
-        </w:rPr>
-        <w:t xml:space="preserve"> 기록하였다. 이어서 Mitsubishi Heavy Industries 92.07%, Nintendo 92.39%, SoftBank Group 92.79%, Tokyo Electron 93.33% 순이었다. Advantest와 Tokyo Electron은 반도체 장비 업체로 변동성이 크기 때문에 예측이 어려웠던 것으로 분석된다. </w:t>
+        <w:t xml:space="preserve">LSTM 모델에서 가장 높은 정확도를 보인 종목은 NTT로 96.50%를 기록하였다. 이어서 Toyota 96.25%, SMFG 96.08%, Mizuho Financial 95.94%, Mitsubishi UFJ Financial 95.48% 순이었다. 상위 종목들의 </w:t>
+      </w:r>
+      <w:r>
+        <w:rPr>
+          <w:lang w:val="en-US" w:eastAsia="ko-KR"/>
+        </w:rPr>
+        <w:lastRenderedPageBreak/>
+        <w:t xml:space="preserve">공통점은 통신, 자동차, 금융 등 상대적으로 안정적인 대형주라는 점이다. 반면 가장 낮은 정확도를 보인 종목은 Advantest로 83.13%를 기록하였다. 이어서 Mitsubishi Heavy Industries 92.07%, Nintendo 92.39%, SoftBank Group 92.79%, Tokyo Electron 93.33% 순이었다. Advantest와 Tokyo Electron은 반도체 장비 업체로 변동성이 크기 때문에 예측이 어려웠던 것으로 분석된다. </w:t>
       </w:r>
     </w:p>
     <w:p>
@@ -9143,14 +9506,7 @@
         <w:rPr>
           <w:lang w:val="en-US" w:eastAsia="ko-KR"/>
         </w:rPr>
-        <w:t xml:space="preserve">최근 몇 년간 전 세계적으로 개인 투자자의 수가 급격히 늘어나면서 다양한 주식 분석 및 예측 서비스가 활성화되었다. 그러나 일본 주식시장에 대한 정보는 상대적으로 접근성이 낮았다. 일본은 Sony, Toyota, SoftBank 등 세계적으로 잘 알려진 기업들이 상장되어 있으며, 미국과 한국을 제외한 주요 자유시장 경제권 가운데 투자 매력도가 높은 국가임에도 불구하고 한국어로 제공되는 예측 서비스가 부족하였다. 본 프로젝트는 이러한 배경에서 출발하여 Nikkei 225 시가총액 상위 20개 종목의 1일에서 7일 후 주가를 예측하는 딥러닝 모델을 개발하였다. 단순히 과거 주가만 활용하는 것이 아니라 일본 GDP, 미국 </w:t>
-      </w:r>
-      <w:r>
-        <w:rPr>
-          <w:lang w:val="en-US" w:eastAsia="ko-KR"/>
-        </w:rPr>
-        <w:lastRenderedPageBreak/>
-        <w:t xml:space="preserve">기준금리, </w:t>
+        <w:t xml:space="preserve">최근 몇 년간 전 세계적으로 개인 투자자의 수가 급격히 늘어나면서 다양한 주식 분석 및 예측 서비스가 활성화되었다. 그러나 일본 주식시장에 대한 정보는 상대적으로 접근성이 낮았다. 일본은 Sony, Toyota, SoftBank 등 세계적으로 잘 알려진 기업들이 상장되어 있으며, 미국과 한국을 제외한 주요 자유시장 경제권 가운데 투자 매력도가 높은 국가임에도 불구하고 한국어로 제공되는 예측 서비스가 부족하였다. 본 프로젝트는 이러한 배경에서 출발하여 Nikkei 225 시가총액 상위 20개 종목의 1일에서 7일 후 주가를 예측하는 딥러닝 모델을 개발하였다. 단순히 과거 주가만 활용하는 것이 아니라 일본 GDP, 미국 기준금리, </w:t>
       </w:r>
       <w:proofErr w:type="spellStart"/>
       <w:r>
@@ -9200,21 +9556,7 @@
         <w:rPr>
           <w:lang w:val="en-US" w:eastAsia="ko-KR"/>
         </w:rPr>
-        <w:t>데이터 수집 단계에서는 2014년 10월 16일부터 2025년 11월 28일까지 약 11년간, 총 4,062일의 일별 데이터를 확보하였다. FRED API</w:t>
-      </w:r>
-      <w:proofErr w:type="spellStart"/>
-      <w:r>
-        <w:rPr>
-          <w:lang w:val="en-US" w:eastAsia="ko-KR"/>
-        </w:rPr>
-        <w:t>를</w:t>
-      </w:r>
-      <w:proofErr w:type="spellEnd"/>
-      <w:r>
-        <w:rPr>
-          <w:lang w:val="en-US" w:eastAsia="ko-KR"/>
-        </w:rPr>
-        <w:t xml:space="preserve"> 통해 일본 경제 지표 8개와 미국 경제 지표 10개를 수집하였고, </w:t>
+        <w:t xml:space="preserve">데이터 수집 단계에서는 2014년 10월 16일부터 2025년 11월 28일까지 약 11년간, 총 4,062일의 일별 데이터를 확보하였다. FRED API를 통해 일본 경제 지표 8개와 미국 경제 지표 10개를 수집하였고, </w:t>
       </w:r>
       <w:proofErr w:type="spellStart"/>
       <w:r>
@@ -9228,29 +9570,13 @@
         <w:rPr>
           <w:lang w:val="en-US" w:eastAsia="ko-KR"/>
         </w:rPr>
-        <w:t xml:space="preserve"> 통해 시장 지표 9개와 Nikkei 225 상위 20개 종목의 주가를 수집하였다. 최종적으로 48개 컬럼으로 구성된 통합 데이터셋을 구축하였다. 모델링 단계에서는 Linear Regression을 베이스라인으로, LSTM과 Transformer</w:t>
-      </w:r>
-      <w:proofErr w:type="spellStart"/>
-      <w:r>
-        <w:rPr>
-          <w:lang w:val="en-US" w:eastAsia="ko-KR"/>
-        </w:rPr>
-        <w:t>를</w:t>
-      </w:r>
-      <w:proofErr w:type="spellEnd"/>
-      <w:r>
-        <w:rPr>
-          <w:lang w:val="en-US" w:eastAsia="ko-KR"/>
-        </w:rPr>
-        <w:t xml:space="preserve"> 심층 학습 모델로 구현하여 비교 분석하였다. 모든 모델에 동일한 Dual Input Stream 구조를 적용하였으며, 90일 lookback 윈도우와 7일 예측 기간을 설정하였다. 실험 검증 단계에서는 Bias-Variance Tradeoff 분석을 통해 Linear Regression의 과적합을 증명하고 LSTM 64 units가 최적임을 확인하였다. 또한 Hyperparameter Tuning 실험을 통해 Grid Search 8개와 Random Search 6개, 총 14개 조합을 탐색하여 현재 설정이 거의 최적임을 검증하였다.</w:t>
-      </w:r>
-      <w:r>
-        <w:rPr>
-          <w:b/>
-          <w:bCs/>
-          <w:lang w:val="en-US" w:eastAsia="ko-KR"/>
-        </w:rPr>
-        <w:t xml:space="preserve"> </w:t>
+        <w:t xml:space="preserve"> 통해 시장 지표 9개와 Nikkei 225 상위 20개 종목의 주가를 수집하였다. 최종적으로 48개 컬럼으로 구성된 통합 데이터셋을 구축하였다. 모델링 단계에서는 Linear Regression을 베이스라인으로, LSTM과 Transformer를 심층 학습 모델로 구현하여 비교 분석하였다. 모든 모델에 동일한 Dual Input Stream 구조를 적용하였으며, 90일 lookback 윈도우와 7일 예측 기간을 설정하였다. </w:t>
+      </w:r>
+      <w:r>
+        <w:rPr>
+          <w:lang w:val="en-US" w:eastAsia="ko-KR"/>
+        </w:rPr>
+        <w:t>실험 검증 단계에서는 Bias-Variance Tradeoff 분석을 통해 Linear Regression의 과적합을 증명하고 LSTM 128 units가 최적임을 확인하였다. 또한 Hyperparameter Tuning 실험을 통해 Sensitivity Analysis 방식으로 8개 조합을 탐색하여 현재 Baseline 설정이 최적임을 검증하였다.</w:t>
       </w:r>
     </w:p>
     <w:p>
@@ -9305,35 +9631,14 @@
         <w:rPr>
           <w:lang w:val="en-US" w:eastAsia="ko-KR"/>
         </w:rPr>
-        <w:t>본 프로젝트는 Transformer</w:t>
-      </w:r>
-      <w:proofErr w:type="spellStart"/>
-      <w:r>
-        <w:rPr>
-          <w:lang w:val="en-US" w:eastAsia="ko-KR"/>
-        </w:rPr>
-        <w:t>를</w:t>
-      </w:r>
-      <w:proofErr w:type="spellEnd"/>
-      <w:r>
-        <w:rPr>
-          <w:lang w:val="en-US" w:eastAsia="ko-KR"/>
-        </w:rPr>
-        <w:t xml:space="preserve"> 메인 모델로 개발하였으나, 실험 결과 LSTM이 본 프로젝트 규모에서 가장 적합한 모델임을 확인하였다. LSTM은 94.01%의 평균 정확도를 기록하였으며, 20개 종목 중 19개가 90% 이상의 정확도를 달성하였다. 표준편차는 2.85로 종목 간 성능 편차가 작아 안정적인 예측을 보였다. Transformer는 91.36%의 평균 정확도로 LSTM보다 2.65%p 낮았으며, 표준편차 8.08로 종목별 성능 편차가 컸다. Linear Regression은 100%</w:t>
-      </w:r>
-      <w:proofErr w:type="spellStart"/>
-      <w:r>
-        <w:rPr>
-          <w:lang w:val="en-US" w:eastAsia="ko-KR"/>
-        </w:rPr>
-        <w:t>에</w:t>
-      </w:r>
-      <w:proofErr w:type="spellEnd"/>
-      <w:r>
-        <w:rPr>
-          <w:lang w:val="en-US" w:eastAsia="ko-KR"/>
-        </w:rPr>
-        <w:t xml:space="preserve"> 가까운 정확도를 보였으나, 이는 4,230개 피처가 훈련 데이터를 암기한 과적합의 결과였다. Bias-Variance 분석을 통해 이를 명확히 증명하였다. LSTM이 Transformer보다 우수한 성능을 보인 이유는 데이터 규모와 관련이 있다. 약 3,200개의 학습 샘플은 Transformer의 Self-Attention 메커니즘이 그 잠재력을 발휘하기에는 부족한 규모였다. 반면 LSTM의 게이트 메커니즘은 중소형 규모의 시계열 데이터에서 효과적으로 작동하였다. </w:t>
+        <w:t xml:space="preserve">본 프로젝트는 Transformer를 메인 모델로 개발하였으나, 실험 결과 LSTM이 본 프로젝트 규모에서 가장 적합한 모델임을 확인하였다. LSTM은 94.01%의 평균 정확도를 기록하였으며, 20개 종목 중 19개가 90% 이상의 정확도를 달성하였다. 표준편차는 2.85로 종목 간 성능 편차가 작아 안정적인 예측을 보였다. Transformer는 91.36%의 평균 정확도로 LSTM보다 2.65%p 낮았으며, 표준편차 8.08로 </w:t>
+      </w:r>
+      <w:r>
+        <w:rPr>
+          <w:lang w:val="en-US" w:eastAsia="ko-KR"/>
+        </w:rPr>
+        <w:lastRenderedPageBreak/>
+        <w:t xml:space="preserve">종목별 성능 편차가 컸다. Linear Regression은 100%에 가까운 정확도를 보였으나, 이는 4,230개 피처가 훈련 데이터를 암기한 과적합의 결과였다. Bias-Variance 분석을 통해 이를 명확히 증명하였다. LSTM이 Transformer보다 우수한 성능을 보인 이유는 데이터 규모와 관련이 있다. 약 3,200개의 학습 샘플은 Transformer의 Self-Attention 메커니즘이 그 잠재력을 발휘하기에는 부족한 규모였다. 반면 LSTM의 게이트 메커니즘은 중소형 규모의 시계열 데이터에서 효과적으로 작동하였다. </w:t>
       </w:r>
     </w:p>
     <w:p>
@@ -9459,22 +9764,7 @@
         <w:rPr>
           <w:lang w:val="en-US" w:eastAsia="ko-KR"/>
         </w:rPr>
-        <w:lastRenderedPageBreak/>
-        <w:t>처음 설정한 연구 목표를 모두 달성하였다. Nikkei 225 상위 20개 종목에 대해 1일에서 7일 후까지의 다중 시점 예측을 구현하였고, 27개 거시경제 지표를 활용한 Dual Input Stream 구조를 설계하였다. LSTM, Transformer, Linear Regression 세 모델을 비교 분석하여 최적 모델을 도출하였으며, 최종적으로 90% 이상의 평균 정확도(94.01%)</w:t>
-      </w:r>
-      <w:proofErr w:type="spellStart"/>
-      <w:r>
-        <w:rPr>
-          <w:lang w:val="en-US" w:eastAsia="ko-KR"/>
-        </w:rPr>
-        <w:t>를</w:t>
-      </w:r>
-      <w:proofErr w:type="spellEnd"/>
-      <w:r>
-        <w:rPr>
-          <w:lang w:val="en-US" w:eastAsia="ko-KR"/>
-        </w:rPr>
-        <w:t xml:space="preserve"> 달성하였다. </w:t>
+        <w:t xml:space="preserve">처음 설정한 연구 목표를 모두 달성하였다. Nikkei 225 상위 20개 종목에 대해 1일에서 7일 후까지의 다중 시점 예측을 구현하였고, 27개 거시경제 지표를 활용한 Dual Input Stream 구조를 설계하였다. LSTM, Transformer, Linear Regression 세 모델을 비교 분석하여 최적 모델을 도출하였으며, 최종적으로 90% 이상의 평균 정확도(94.01%)를 달성하였다. </w:t>
       </w:r>
     </w:p>
     <w:p>
@@ -9695,6 +9985,7 @@
           <w:bCs/>
           <w:lang w:val="en-US" w:eastAsia="ko-KR"/>
         </w:rPr>
+        <w:lastRenderedPageBreak/>
         <w:t xml:space="preserve">6-4. 향후 연구 방향 </w:t>
       </w:r>
     </w:p>
@@ -9811,21 +10102,7 @@
         <w:rPr>
           <w:lang w:val="en-US" w:eastAsia="ko-KR"/>
         </w:rPr>
-        <w:t>LSTM과 Transformer</w:t>
-      </w:r>
-      <w:proofErr w:type="spellStart"/>
-      <w:r>
-        <w:rPr>
-          <w:lang w:val="en-US" w:eastAsia="ko-KR"/>
-        </w:rPr>
-        <w:t>를</w:t>
-      </w:r>
-      <w:proofErr w:type="spellEnd"/>
-      <w:r>
-        <w:rPr>
-          <w:lang w:val="en-US" w:eastAsia="ko-KR"/>
-        </w:rPr>
-        <w:t xml:space="preserve"> 결합한 앙상블 모델을 구축하는 방안이 있다. 각 모델의 장점을 취하고 약점을 보완하여 단일 모델보다 안정적인 예측이 가능할 것이다. 특히 종목별로 최적 모델이 다를 수 있으므로 종목 특성에 따른 모델 선택 전략도 고려할 수 있다. </w:t>
+        <w:t xml:space="preserve">LSTM과 Transformer를 결합한 앙상블 모델을 구축하는 방안이 있다. 각 모델의 장점을 취하고 약점을 보완하여 단일 모델보다 안정적인 예측이 가능할 것이다. 특히 종목별로 최적 모델이 다를 수 있으므로 종목 특성에 따른 모델 선택 전략도 고려할 수 있다. </w:t>
       </w:r>
     </w:p>
     <w:p>
@@ -9909,7 +10186,6 @@
         <w:rPr>
           <w:lang w:val="en-US" w:eastAsia="ko-KR"/>
         </w:rPr>
-        <w:lastRenderedPageBreak/>
         <w:t>시장에서 검증된 방법론을 한국(KOSPI), 미국(S&amp;P 500), 유럽 등 다른 시장에 적용해볼 수 있다. 시장마다 특성이 다르므로 모델의 일반화 능력을 검증하는 기회가 될 것이다. 특히 한국 시장은 데이터 접근성이 좋고 투자자 관심이 높아 확장 가치가 있다.</w:t>
       </w:r>
     </w:p>
@@ -10082,21 +10358,14 @@
         <w:rPr>
           <w:lang w:val="en-US" w:eastAsia="ko-KR"/>
         </w:rPr>
-        <w:t>는 비동기 처리를 기본 지원하여 다수의 API 요청을 효율적으로 처리할 수 있으며, 자동으로 API 문서를 생성하는 기능이 개발 생산성을 높여주었다. 무엇보다 기존 예측 모델이 Python</w:t>
-      </w:r>
-      <w:proofErr w:type="spellStart"/>
-      <w:r>
-        <w:rPr>
-          <w:lang w:val="en-US" w:eastAsia="ko-KR"/>
-        </w:rPr>
-        <w:t>으로</w:t>
-      </w:r>
-      <w:proofErr w:type="spellEnd"/>
-      <w:r>
-        <w:rPr>
-          <w:lang w:val="en-US" w:eastAsia="ko-KR"/>
-        </w:rPr>
-        <w:t xml:space="preserve"> 개발되어 있어 데이터 처리 로직을 자연스럽게 통합할 수 있었다. </w:t>
+        <w:t xml:space="preserve">는 비동기 처리를 기본 지원하여 다수의 API 요청을 효율적으로 처리할 수 있으며, 자동으로 API 문서를 생성하는 기능이 개발 생산성을 높여주었다. 무엇보다 기존 예측 모델이 Python으로 개발되어 있어 데이터 처리 로직을 자연스럽게 </w:t>
+      </w:r>
+      <w:r>
+        <w:rPr>
+          <w:lang w:val="en-US" w:eastAsia="ko-KR"/>
+        </w:rPr>
+        <w:lastRenderedPageBreak/>
+        <w:t xml:space="preserve">통합할 수 있었다. </w:t>
       </w:r>
       <w:proofErr w:type="spellStart"/>
       <w:r>
@@ -10124,35 +10393,7 @@
         <w:rPr>
           <w:lang w:val="en-US" w:eastAsia="ko-KR"/>
         </w:rPr>
-        <w:t xml:space="preserve"> 사용하였다. Next.js의 App Router</w:t>
-      </w:r>
-      <w:proofErr w:type="spellStart"/>
-      <w:r>
-        <w:rPr>
-          <w:lang w:val="en-US" w:eastAsia="ko-KR"/>
-        </w:rPr>
-        <w:t>를</w:t>
-      </w:r>
-      <w:proofErr w:type="spellEnd"/>
-      <w:r>
-        <w:rPr>
-          <w:lang w:val="en-US" w:eastAsia="ko-KR"/>
-        </w:rPr>
-        <w:t xml:space="preserve"> 활용하여 페이지 기반 라우팅을 구현하였고, Tailwind CSS로 반응형 UI</w:t>
-      </w:r>
-      <w:proofErr w:type="spellStart"/>
-      <w:r>
-        <w:rPr>
-          <w:lang w:val="en-US" w:eastAsia="ko-KR"/>
-        </w:rPr>
-        <w:t>를</w:t>
-      </w:r>
-      <w:proofErr w:type="spellEnd"/>
-      <w:r>
-        <w:rPr>
-          <w:lang w:val="en-US" w:eastAsia="ko-KR"/>
-        </w:rPr>
-        <w:t xml:space="preserve"> 빠르게 구축하였다. 차트 시각화에는 Recharts 라이브러리를 활용하여 주가 추이, 예측 결과, 성능 비교 등을 직관적인 그래프로 표현하였다.</w:t>
+        <w:t xml:space="preserve"> 사용하였다. Next.js의 App Router를 활용하여 페이지 기반 라우팅을 구현하였고, Tailwind CSS로 반응형 UI를 빠르게 구축하였다. 차트 시각화에는 Recharts 라이브러리를 활용하여 주가 추이, 예측 결과, 성능 비교 등을 직관적인 그래프로 표현하였다.</w:t>
       </w:r>
       <w:r>
         <w:rPr>
@@ -10252,21 +10493,7 @@
         <w:rPr>
           <w:lang w:val="en-US" w:eastAsia="ko-KR"/>
         </w:rPr>
-        <w:t xml:space="preserve">, 정확도 정보를 반환한다. </w:t>
-      </w:r>
-      <w:proofErr w:type="spellStart"/>
-      <w:r>
-        <w:rPr>
-          <w:lang w:val="en-US" w:eastAsia="ko-KR"/>
-        </w:rPr>
-        <w:t>섹터별</w:t>
-      </w:r>
-      <w:proofErr w:type="spellEnd"/>
-      <w:r>
-        <w:rPr>
-          <w:lang w:val="en-US" w:eastAsia="ko-KR"/>
-        </w:rPr>
-        <w:t xml:space="preserve"> 필터링과 정확도순 정렬 기능을 지원하여 사용자가 원하는 조건으로 종목을 탐색할 수 있다. 개별 종목 상세 API는 특정 종목의 과거 주가 데이터, 7일간 예측 결과, </w:t>
+        <w:t xml:space="preserve">, 정확도 정보를 반환한다. 섹터별 필터링과 정확도순 정렬 기능을 지원하여 사용자가 원하는 조건으로 종목을 탐색할 수 있다. 개별 종목 상세 API는 특정 종목의 과거 주가 데이터, 7일간 예측 결과, </w:t>
       </w:r>
       <w:proofErr w:type="spellStart"/>
       <w:r>
@@ -10334,7 +10561,6 @@
         <w:rPr>
           <w:lang w:val="en-US" w:eastAsia="ko-KR"/>
         </w:rPr>
-        <w:lastRenderedPageBreak/>
         <w:t xml:space="preserve">서비스는 총 6개의 주요 화면으로 구성된다. 대시보드 화면은 서비스의 진입점으로서 핵심 요약 정보를 제공한다. 상단에는 총 종목 수(20개), 매수 추천 수, 매도 추천 수, 평균 정확도가 카드 형태로 배치되며, 우측의 모델 선택 버튼(Transformer, LSTM, Linear Regression)을 통해 분석 기준을 전환할 수 있다. 시장 현황 섹션에서는 </w:t>
       </w:r>
       <w:proofErr w:type="spellStart"/>
@@ -10477,7 +10703,14 @@
         <w:rPr>
           <w:lang w:val="en-US" w:eastAsia="ko-KR"/>
         </w:rPr>
-        <w:t xml:space="preserve">), 변동률, 추천, 정확도가 표시된다. 상승 예측 종목은 녹색, 하락 예측 종목은 적색으로 구분하여 직관적인 파악이 가능하다. 상단의 모델 선택, </w:t>
+        <w:t xml:space="preserve">), 변동률, 추천, 정확도가 표시된다. 상승 예측 종목은 녹색, 하락 예측 종목은 적색으로 구분하여 직관적인 </w:t>
+      </w:r>
+      <w:r>
+        <w:rPr>
+          <w:lang w:val="en-US" w:eastAsia="ko-KR"/>
+        </w:rPr>
+        <w:lastRenderedPageBreak/>
+        <w:t xml:space="preserve">파악이 가능하다. 상단의 모델 선택, </w:t>
       </w:r>
       <w:proofErr w:type="spellStart"/>
       <w:r>
@@ -10563,7 +10796,6 @@
         <w:rPr>
           <w:lang w:val="en-US" w:eastAsia="ko-KR"/>
         </w:rPr>
-        <w:lastRenderedPageBreak/>
         <w:t xml:space="preserve">종목 상세 화면은 개별 종목의 심층 분석 정보를 제공한다. 상단에는 현재가, </w:t>
       </w:r>
       <w:proofErr w:type="spellStart"/>
@@ -10747,7 +10979,14 @@
         <w:rPr>
           <w:lang w:val="en-US" w:eastAsia="ko-KR"/>
         </w:rPr>
-        <w:t xml:space="preserve">, 변동, 상승확률, 정확도, 추천을 나란히 비교할 수 있다. 최근 30일 가격 추이 차트는 선택한 종목들의 실제 가격을 동일 차트에 표시하며, 가격 추이(7일 전 - 현재 - 7일 후 예측) 차트는 과거 7일과 미래 7일 예측을 함께 </w:t>
+        <w:t xml:space="preserve">, 변동, 상승확률, 정확도, 추천을 나란히 비교할 수 있다. 최근 30일 가격 추이 차트는 선택한 종목들의 실제 가격을 동일 </w:t>
+      </w:r>
+      <w:r>
+        <w:rPr>
+          <w:lang w:val="en-US" w:eastAsia="ko-KR"/>
+        </w:rPr>
+        <w:lastRenderedPageBreak/>
+        <w:t xml:space="preserve">차트에 표시하며, 가격 추이(7일 전 - 현재 - 7일 후 예측) 차트는 과거 7일과 미래 7일 예측을 함께 </w:t>
       </w:r>
       <w:proofErr w:type="spellStart"/>
       <w:r>
@@ -10847,21 +11086,7 @@
         <w:rPr>
           <w:lang w:val="en-US" w:eastAsia="ko-KR"/>
         </w:rPr>
-        <w:t xml:space="preserve"> 성능 요약에서는 Transformer(91.73%), LSTM(94.12%), Linear Regression(99.99%)의 평균 정확도와 MAPE</w:t>
-      </w:r>
-      <w:proofErr w:type="spellStart"/>
-      <w:r>
-        <w:rPr>
-          <w:lang w:val="en-US" w:eastAsia="ko-KR"/>
-        </w:rPr>
-        <w:t>를</w:t>
-      </w:r>
-      <w:proofErr w:type="spellEnd"/>
-      <w:r>
-        <w:rPr>
-          <w:lang w:val="en-US" w:eastAsia="ko-KR"/>
-        </w:rPr>
-        <w:t xml:space="preserve"> 비교하며, LSTM에는 신뢰 가능 표시, Linear Regression에는 </w:t>
+        <w:t xml:space="preserve"> 성능 요약에서는 Transformer(91.73%), LSTM(94.12%), Linear Regression(99.99%)의 평균 정확도와 MAPE를 비교하며, LSTM에는 신뢰 가능 표시, Linear Regression에는 </w:t>
       </w:r>
       <w:proofErr w:type="spellStart"/>
       <w:r>
@@ -10875,14 +11100,7 @@
         <w:rPr>
           <w:lang w:val="en-US" w:eastAsia="ko-KR"/>
         </w:rPr>
-        <w:t xml:space="preserve"> 경고가 표시된다. 정확도 비교 막대 차트와 </w:t>
-      </w:r>
-      <w:r>
-        <w:rPr>
-          <w:lang w:val="en-US" w:eastAsia="ko-KR"/>
-        </w:rPr>
-        <w:lastRenderedPageBreak/>
-        <w:t xml:space="preserve">MAPE 비교 가로 막대 차트를 통해 시각적으로 성능을 비교할 수 있다. 종목별 모델 성능 비교 섹션에서는 특정 종목을 선택하여 세 모델의 예측 결과를 레이더 차트와 함께 확인할 수 있다. 추천 분포 분석에서는 각 모델의 STRONG BUY, BUY, SELL 비율을 도넛 차트로 </w:t>
+        <w:t xml:space="preserve"> 경고가 표시된다. 정확도 비교 막대 차트와 MAPE 비교 가로 막대 차트를 통해 시각적으로 성능을 비교할 수 있다. 종목별 모델 성능 비교 섹션에서는 특정 종목을 선택하여 세 모델의 예측 결과를 레이더 차트와 함께 확인할 수 있다. 추천 분포 분석에서는 각 모델의 STRONG BUY, BUY, SELL 비율을 도넛 차트로 </w:t>
       </w:r>
       <w:proofErr w:type="spellStart"/>
       <w:r>
@@ -10984,6 +11202,7 @@
           <w:noProof/>
           <w:lang w:val="en-US" w:eastAsia="ko-KR"/>
         </w:rPr>
+        <w:lastRenderedPageBreak/>
         <w:drawing>
           <wp:inline distT="0" distB="0" distL="0" distR="0" wp14:anchorId="257567C1" wp14:editId="12547D28">
             <wp:extent cx="5796280" cy="2195195"/>
@@ -11058,14 +11277,7 @@
         <w:rPr>
           <w:lang w:val="en-US" w:eastAsia="ko-KR"/>
         </w:rPr>
-        <w:t xml:space="preserve">웹 서비스 구현을 통해 몇 가지 의미 있는 효과를 기대할 수 있다. 우선 예측 결과의 접근성이 크게 향상되었다. 기존에는 개발 환경에서만 확인 가능했던 분석 결과를 누구나 웹 브라우저를 통해 조회할 수 있게 되었다. 또한 시각화를 통해 복잡한 수치 데이터를 직관적으로 이해할 수 있게 되어 투자 의사결정에 실질적인 도움을 줄 수 있다. 모델 성능을 투명하게 공개함으로써 예측 결과에 대한 신뢰성을 사용자가 스스로 판단할 수 있는 기반도 마련되었다. 향후 발전 계획으로는 크게 세 가지 </w:t>
-      </w:r>
-      <w:r>
-        <w:rPr>
-          <w:lang w:val="en-US" w:eastAsia="ko-KR"/>
-        </w:rPr>
-        <w:lastRenderedPageBreak/>
-        <w:t>방향을 고려하고 있다. 첫째, 실시간 데이터 수집 파이프라인을 구축하여 매일 자동으로 최신 주가와 경제 지표를 반영하는 것이다. 둘째, 사용자 맞춤 알림 기능을 추가하여 관심 종목의 예측 변동이 일정 수준을 넘을 때 통지를 받을 수 있도록 하는 것이다. 셋째, 클라우드 환경에 배포하여 외부에서도 접근 가능한 서비스로 확장하는 것이다. 이러한 개선을 통해 단순한 분석 도구를 넘어 실용적인 투자 보조 서비스로 발전시킬 수 있을 것이다.</w:t>
+        <w:t>웹 서비스 구현을 통해 몇 가지 의미 있는 효과를 기대할 수 있다. 우선 예측 결과의 접근성이 크게 향상되었다. 기존에는 개발 환경에서만 확인 가능했던 분석 결과를 누구나 웹 브라우저를 통해 조회할 수 있게 되었다. 또한 시각화를 통해 복잡한 수치 데이터를 직관적으로 이해할 수 있게 되어 투자 의사결정에 실질적인 도움을 줄 수 있다. 모델 성능을 투명하게 공개함으로써 예측 결과에 대한 신뢰성을 사용자가 스스로 판단할 수 있는 기반도 마련되었다. 향후 발전 계획으로는 크게 세 가지 방향을 고려하고 있다. 첫째, 실시간 데이터 수집 파이프라인을 구축하여 매일 자동으로 최신 주가와 경제 지표를 반영하는 것이다. 둘째, 사용자 맞춤 알림 기능을 추가하여 관심 종목의 예측 변동이 일정 수준을 넘을 때 통지를 받을 수 있도록 하는 것이다. 셋째, 클라우드 환경에 배포하여 외부에서도 접근 가능한 서비스로 확장하는 것이다. 이러한 개선을 통해 단순한 분석 도구를 넘어 실용적인 투자 보조 서비스로 발전시킬 수 있을 것이다.</w:t>
       </w:r>
     </w:p>
     <w:p>
@@ -18475,7 +18687,6 @@
   <w:style w:type="character" w:default="1" w:styleId="a0">
     <w:name w:val="Default Paragraph Font"/>
     <w:uiPriority w:val="1"/>
-    <w:semiHidden/>
     <w:unhideWhenUsed/>
   </w:style>
   <w:style w:type="table" w:default="1" w:styleId="a1">
